--- a/Phase01_Draft/Cert_EET_Benchmark_Phase1_v2_f.docx
+++ b/Phase01_Draft/Cert_EET_Benchmark_Phase1_v2_f.docx
@@ -5407,21 +5407,7 @@
             <w:rStyle w:val="Hyperlink"/>
             <w:lang w:val="fr-FR"/>
           </w:rPr>
-          <w:t>L</w:t>
-        </w:r>
-        <w:r>
-          <w:rPr>
-            <w:rStyle w:val="Hyperlink"/>
-            <w:lang w:val="fr-FR"/>
-          </w:rPr>
-          <w:t>M</w:t>
-        </w:r>
-        <w:r>
-          <w:rPr>
-            <w:rStyle w:val="Hyperlink"/>
-            <w:lang w:val="fr-FR"/>
-          </w:rPr>
-          <w:t>S</w:t>
+          <w:t>LMS</w:t>
         </w:r>
       </w:hyperlink>
       <w:r>
@@ -5437,14 +5423,7 @@
             <w:rStyle w:val="Hyperlink"/>
             <w:lang w:val="fr-FR"/>
           </w:rPr>
-          <w:t>LX</w:t>
-        </w:r>
-        <w:r>
-          <w:rPr>
-            <w:rStyle w:val="Hyperlink"/>
-            <w:lang w:val="fr-FR"/>
-          </w:rPr>
-          <w:t>P</w:t>
+          <w:t>LXP</w:t>
         </w:r>
       </w:hyperlink>
       <w:r>
@@ -7381,69 +7360,24 @@
               </w:rPr>
               <w:t xml:space="preserve">Trois rôles : Administrateur, Formateur, Apprenant — </w:t>
             </w:r>
-            <w:r>
-              <w:rPr>
-                <w:sz w:val="20"/>
-                <w:szCs w:val="20"/>
-                <w:lang w:val="fr-FR"/>
-              </w:rPr>
-              <w:fldChar w:fldCharType="begin"/>
-            </w:r>
-            <w:r>
-              <w:rPr>
-                <w:sz w:val="20"/>
-                <w:szCs w:val="20"/>
-                <w:lang w:val="fr-FR"/>
-              </w:rPr>
-              <w:instrText>HYPERLINK  \l "RBAC"</w:instrText>
-            </w:r>
-            <w:r>
-              <w:rPr>
-                <w:sz w:val="20"/>
-                <w:szCs w:val="20"/>
-                <w:lang w:val="fr-FR"/>
-              </w:rPr>
-            </w:r>
-            <w:r>
-              <w:rPr>
-                <w:sz w:val="20"/>
-                <w:szCs w:val="20"/>
-                <w:lang w:val="fr-FR"/>
-              </w:rPr>
-              <w:fldChar w:fldCharType="separate"/>
-            </w:r>
-            <w:r>
-              <w:rPr>
-                <w:rStyle w:val="Hyperlink"/>
-                <w:sz w:val="20"/>
-                <w:szCs w:val="20"/>
-                <w:lang w:val="fr-FR"/>
-              </w:rPr>
-              <w:t>RBAC</w:t>
-            </w:r>
-            <w:r>
-              <w:rPr>
-                <w:sz w:val="20"/>
-                <w:szCs w:val="20"/>
-                <w:lang w:val="fr-FR"/>
-              </w:rPr>
-              <w:fldChar w:fldCharType="end"/>
-            </w:r>
-            <w:r>
-              <w:rPr>
-                <w:sz w:val="20"/>
-                <w:szCs w:val="20"/>
-                <w:lang w:val="fr-FR"/>
-              </w:rPr>
-              <w:t xml:space="preserve"> </w:t>
-            </w:r>
-            <w:r>
-              <w:rPr>
-                <w:sz w:val="20"/>
-                <w:szCs w:val="20"/>
-                <w:lang w:val="fr-FR"/>
-              </w:rPr>
-              <w:t>granulaire</w:t>
+            <w:hyperlink w:anchor="RBAC" w:history="1">
+              <w:r>
+                <w:rPr>
+                  <w:rStyle w:val="Hyperlink"/>
+                  <w:sz w:val="20"/>
+                  <w:szCs w:val="20"/>
+                  <w:lang w:val="fr-FR"/>
+                </w:rPr>
+                <w:t>RBAC</w:t>
+              </w:r>
+            </w:hyperlink>
+            <w:r>
+              <w:rPr>
+                <w:sz w:val="20"/>
+                <w:szCs w:val="20"/>
+                <w:lang w:val="fr-FR"/>
+              </w:rPr>
+              <w:t xml:space="preserve"> granulaire</w:t>
             </w:r>
           </w:p>
         </w:tc>
@@ -8207,7 +8141,33 @@
           <w:color w:val="1F1F1F"/>
           <w:lang w:val="fr-FR"/>
         </w:rPr>
-        <w:t>Collecte des données — Analyse de la documentation officielle, des retours publiés (G2, Capterra, Gartner), des changelogs et tests ciblés</w:t>
+        <w:t>Collecte des données — Analyse de la documentation officielle, des retours publiés</w:t>
+      </w:r>
+      <w:commentRangeStart w:id="12"/>
+      <w:r>
+        <w:rPr>
+          <w:color w:val="1F1F1F"/>
+          <w:lang w:val="fr-FR"/>
+        </w:rPr>
+        <w:t xml:space="preserve"> (G2, Capterra, Gartner), </w:t>
+      </w:r>
+      <w:commentRangeEnd w:id="12"/>
+      <w:r>
+        <w:rPr>
+          <w:rStyle w:val="CommentReference"/>
+          <w:color w:val="1F1F1F"/>
+          <w:sz w:val="22"/>
+          <w:szCs w:val="22"/>
+          <w:lang w:val="fr-FR"/>
+        </w:rPr>
+        <w:commentReference w:id="12"/>
+      </w:r>
+      <w:r>
+        <w:rPr>
+          <w:color w:val="1F1F1F"/>
+          <w:lang w:val="fr-FR"/>
+        </w:rPr>
+        <w:t>des changelogs et tests ciblés</w:t>
       </w:r>
       <w:r>
         <w:rPr>
@@ -8259,14 +8219,14 @@
           <w:lang w:val="fr-FR"/>
         </w:rPr>
       </w:pPr>
-      <w:bookmarkStart w:id="12" w:name="_Toc228717405"/>
+      <w:bookmarkStart w:id="13" w:name="_Toc228717405"/>
       <w:r>
         <w:rPr>
           <w:lang w:val="fr-FR"/>
         </w:rPr>
         <w:t>3.2 Grille de Critères et Pondérations</w:t>
       </w:r>
-      <w:bookmarkEnd w:id="12"/>
+      <w:bookmarkEnd w:id="13"/>
     </w:p>
     <w:tbl>
       <w:tblPr>
@@ -9502,7 +9462,7 @@
                 <w:lang w:val="fr-FR"/>
               </w:rPr>
             </w:pPr>
-            <w:commentRangeStart w:id="13"/>
+            <w:commentRangeStart w:id="14"/>
             <w:r>
               <w:rPr>
                 <w:sz w:val="20"/>
@@ -9511,7 +9471,7 @@
               </w:rPr>
               <w:t>Chiffrement, MFA, RBAC, logs d'audit</w:t>
             </w:r>
-            <w:commentRangeEnd w:id="13"/>
+            <w:commentRangeEnd w:id="14"/>
             <w:r>
               <w:rPr>
                 <w:rStyle w:val="CommentReference"/>
@@ -9519,7 +9479,7 @@
                 <w:szCs w:val="22"/>
                 <w:lang w:val="fr-FR"/>
               </w:rPr>
-              <w:commentReference w:id="13"/>
+              <w:commentReference w:id="14"/>
             </w:r>
           </w:p>
         </w:tc>
@@ -9803,7 +9763,7 @@
                 <w:lang w:val="fr-FR"/>
               </w:rPr>
             </w:pPr>
-            <w:commentRangeStart w:id="14"/>
+            <w:commentRangeStart w:id="15"/>
             <w:r>
               <w:rPr>
                 <w:b/>
@@ -9814,7 +9774,7 @@
               </w:rPr>
               <w:t>Coût (TCO indicatif)</w:t>
             </w:r>
-            <w:commentRangeEnd w:id="14"/>
+            <w:commentRangeEnd w:id="15"/>
             <w:r>
               <w:rPr>
                 <w:rStyle w:val="CommentReference"/>
@@ -9822,7 +9782,7 @@
                 <w:szCs w:val="22"/>
                 <w:lang w:val="fr-FR"/>
               </w:rPr>
-              <w:commentReference w:id="14"/>
+              <w:commentReference w:id="15"/>
             </w:r>
           </w:p>
         </w:tc>
@@ -10301,7 +10261,7 @@
           <w:lang w:val="fr-FR"/>
         </w:rPr>
       </w:pPr>
-      <w:bookmarkStart w:id="15" w:name="_Toc228717460"/>
+      <w:bookmarkStart w:id="16" w:name="_Toc228717460"/>
       <w:r>
         <w:rPr>
           <w:sz w:val="20"/>
@@ -10356,7 +10316,7 @@
         </w:rPr>
         <w:t xml:space="preserve"> : Grille des Critères et Pondérations</w:t>
       </w:r>
-      <w:bookmarkEnd w:id="15"/>
+      <w:bookmarkEnd w:id="16"/>
     </w:p>
     <w:p>
       <w:pPr>
@@ -10373,7 +10333,7 @@
           <w:lang w:val="fr-FR"/>
         </w:rPr>
       </w:pPr>
-      <w:bookmarkStart w:id="16" w:name="_Toc228717406"/>
+      <w:bookmarkStart w:id="17" w:name="_Toc228717406"/>
       <w:r>
         <w:rPr>
           <w:lang w:val="fr-FR"/>
@@ -10381,7 +10341,7 @@
         <w:lastRenderedPageBreak/>
         <w:t>3.3 Justification des Pondérations</w:t>
       </w:r>
-      <w:bookmarkEnd w:id="16"/>
+      <w:bookmarkEnd w:id="17"/>
     </w:p>
     <w:p>
       <w:pPr>
@@ -12301,7 +12261,7 @@
           <w:lang w:val="fr-FR"/>
         </w:rPr>
       </w:pPr>
-      <w:bookmarkStart w:id="17" w:name="_Toc228717461"/>
+      <w:bookmarkStart w:id="18" w:name="_Toc228717461"/>
       <w:r>
         <w:rPr>
           <w:sz w:val="20"/>
@@ -12356,7 +12316,7 @@
         </w:rPr>
         <w:t xml:space="preserve"> : tableau choix des critères et leurs pondérations</w:t>
       </w:r>
-      <w:bookmarkEnd w:id="17"/>
+      <w:bookmarkEnd w:id="18"/>
     </w:p>
     <w:p>
       <w:pPr>
@@ -12365,14 +12325,14 @@
           <w:lang w:val="fr-FR"/>
         </w:rPr>
       </w:pPr>
-      <w:bookmarkStart w:id="18" w:name="_Toc228717407"/>
+      <w:bookmarkStart w:id="19" w:name="_Toc228717407"/>
       <w:r>
         <w:rPr>
           <w:lang w:val="fr-FR"/>
         </w:rPr>
         <w:t>3.4 Échelle de Notation</w:t>
       </w:r>
-      <w:bookmarkEnd w:id="18"/>
+      <w:bookmarkEnd w:id="19"/>
     </w:p>
     <w:tbl>
       <w:tblPr>
@@ -13062,7 +13022,7 @@
           <w:lang w:val="fr-FR"/>
         </w:rPr>
       </w:pPr>
-      <w:bookmarkStart w:id="19" w:name="_Toc228717462"/>
+      <w:bookmarkStart w:id="20" w:name="_Toc228717462"/>
       <w:r>
         <w:rPr>
           <w:sz w:val="20"/>
@@ -13117,7 +13077,7 @@
         </w:rPr>
         <w:t xml:space="preserve"> : Echelle de Notation</w:t>
       </w:r>
-      <w:bookmarkEnd w:id="19"/>
+      <w:bookmarkEnd w:id="20"/>
     </w:p>
     <w:p>
       <w:pPr>
@@ -13142,7 +13102,7 @@
           <w:lang w:val="fr-FR"/>
         </w:rPr>
       </w:pPr>
-      <w:bookmarkStart w:id="20" w:name="_Toc228717408"/>
+      <w:bookmarkStart w:id="21" w:name="_Toc228717408"/>
       <w:r>
         <w:rPr>
           <w:lang w:val="fr-FR"/>
@@ -13150,7 +13110,7 @@
         <w:lastRenderedPageBreak/>
         <w:t>4. Analyse Détaillée par Plateforme</w:t>
       </w:r>
-      <w:bookmarkEnd w:id="20"/>
+      <w:bookmarkEnd w:id="21"/>
     </w:p>
     <w:p>
       <w:pPr>
@@ -13159,14 +13119,14 @@
           <w:lang w:val="fr-FR"/>
         </w:rPr>
       </w:pPr>
-      <w:bookmarkStart w:id="21" w:name="_Toc228717409"/>
+      <w:bookmarkStart w:id="22" w:name="_Toc228717409"/>
       <w:r>
         <w:rPr>
           <w:lang w:val="fr-FR"/>
         </w:rPr>
         <w:t>4.1 Moodle 4.x — LMS Open Source</w:t>
       </w:r>
-      <w:bookmarkEnd w:id="21"/>
+      <w:bookmarkEnd w:id="22"/>
     </w:p>
     <w:tbl>
       <w:tblPr>
@@ -13556,7 +13516,7 @@
           <w:lang w:val="fr-FR"/>
         </w:rPr>
       </w:pPr>
-      <w:bookmarkStart w:id="22" w:name="_Toc228717463"/>
+      <w:bookmarkStart w:id="23" w:name="_Toc228717463"/>
       <w:r>
         <w:rPr>
           <w:sz w:val="20"/>
@@ -13614,7 +13574,7 @@
         </w:rPr>
         <w:t xml:space="preserve"> : 4.1 Moodle 4.3 LTS — Évaluation de la plateforme open source</w:t>
       </w:r>
-      <w:bookmarkEnd w:id="22"/>
+      <w:bookmarkEnd w:id="23"/>
     </w:p>
     <w:tbl>
       <w:tblPr>
@@ -14364,7 +14324,8 @@
           <w:lang w:val="fr-FR"/>
         </w:rPr>
       </w:pPr>
-      <w:bookmarkStart w:id="23" w:name="_Toc228717464"/>
+      <w:bookmarkStart w:id="24" w:name="_Toc228717464"/>
+      <w:commentRangeStart w:id="25"/>
       <w:r>
         <w:rPr>
           <w:sz w:val="20"/>
@@ -14422,7 +14383,17 @@
         </w:rPr>
         <w:t>: Évaluation des Critères – Notes de Moodle 4.3 LTS</w:t>
       </w:r>
-      <w:bookmarkEnd w:id="23"/>
+      <w:bookmarkEnd w:id="24"/>
+      <w:commentRangeEnd w:id="25"/>
+      <w:r>
+        <w:rPr>
+          <w:rStyle w:val="CommentReference"/>
+          <w:sz w:val="20"/>
+          <w:szCs w:val="20"/>
+          <w:lang w:val="fr-FR"/>
+        </w:rPr>
+        <w:commentReference w:id="25"/>
+      </w:r>
     </w:p>
     <w:p>
       <w:pPr>
@@ -14487,7 +14458,7 @@
         </w:rPr>
         <w:t>/</w:t>
       </w:r>
-      <w:bookmarkStart w:id="24" w:name="LTI_1_3"/>
+      <w:bookmarkStart w:id="26" w:name="LTI_1_3"/>
       <w:r>
         <w:rPr>
           <w:color w:val="1F1F1F"/>
@@ -14536,7 +14507,7 @@
         </w:rPr>
         <w:t>.</w:t>
       </w:r>
-      <w:bookmarkEnd w:id="24"/>
+      <w:bookmarkEnd w:id="26"/>
     </w:p>
     <w:p>
       <w:pPr>
@@ -14603,14 +14574,14 @@
           <w:lang w:val="fr-FR"/>
         </w:rPr>
       </w:pPr>
-      <w:bookmarkStart w:id="25" w:name="_Toc228717410"/>
+      <w:bookmarkStart w:id="27" w:name="_Toc228717410"/>
       <w:r>
         <w:rPr>
           <w:lang w:val="fr-FR"/>
         </w:rPr>
         <w:t>4.2 TalentLMS — SaaS Corporate</w:t>
       </w:r>
-      <w:bookmarkEnd w:id="25"/>
+      <w:bookmarkEnd w:id="27"/>
     </w:p>
     <w:tbl>
       <w:tblPr>
@@ -15000,7 +14971,7 @@
           <w:lang w:val="fr-FR"/>
         </w:rPr>
       </w:pPr>
-      <w:bookmarkStart w:id="26" w:name="_Toc228717465"/>
+      <w:bookmarkStart w:id="28" w:name="_Toc228717465"/>
       <w:r>
         <w:rPr>
           <w:sz w:val="20"/>
@@ -15051,7 +15022,7 @@
         </w:rPr>
         <w:t xml:space="preserve"> : Évaluation de TalentLMS</w:t>
       </w:r>
-      <w:bookmarkEnd w:id="26"/>
+      <w:bookmarkEnd w:id="28"/>
       <w:r>
         <w:rPr>
           <w:sz w:val="20"/>
@@ -15808,7 +15779,8 @@
           <w:lang w:val="fr-FR"/>
         </w:rPr>
       </w:pPr>
-      <w:bookmarkStart w:id="27" w:name="_Toc228717466"/>
+      <w:bookmarkStart w:id="29" w:name="_Toc228717466"/>
+      <w:commentRangeStart w:id="30"/>
       <w:r>
         <w:rPr>
           <w:sz w:val="20"/>
@@ -15863,7 +15835,17 @@
         </w:rPr>
         <w:t xml:space="preserve"> : Évaluation des Critères – Notes de TalentLMS</w:t>
       </w:r>
-      <w:bookmarkEnd w:id="27"/>
+      <w:bookmarkEnd w:id="29"/>
+      <w:commentRangeEnd w:id="30"/>
+      <w:r>
+        <w:rPr>
+          <w:rStyle w:val="CommentReference"/>
+          <w:sz w:val="20"/>
+          <w:szCs w:val="20"/>
+          <w:lang w:val="fr-FR"/>
+        </w:rPr>
+        <w:commentReference w:id="30"/>
+      </w:r>
     </w:p>
     <w:p>
       <w:pPr>
@@ -15886,7 +15868,21 @@
             <w:rStyle w:val="Hyperlink"/>
             <w:lang w:val="fr-FR"/>
           </w:rPr>
-          <w:t>SLA</w:t>
+          <w:t>S</w:t>
+        </w:r>
+        <w:r>
+          <w:rPr>
+            <w:rStyle w:val="Hyperlink"/>
+            <w:lang w:val="fr-FR"/>
+          </w:rPr>
+          <w:t>L</w:t>
+        </w:r>
+        <w:r>
+          <w:rPr>
+            <w:rStyle w:val="Hyperlink"/>
+            <w:lang w:val="fr-FR"/>
+          </w:rPr>
+          <w:t>A</w:t>
         </w:r>
       </w:hyperlink>
       <w:r>
@@ -15966,7 +15962,7 @@
           <w:lang w:val="fr-FR"/>
         </w:rPr>
       </w:pPr>
-      <w:bookmarkStart w:id="28" w:name="_Toc228717411"/>
+      <w:bookmarkStart w:id="31" w:name="_Toc228717411"/>
       <w:r>
         <w:rPr>
           <w:lang w:val="fr-FR"/>
@@ -15974,7 +15970,7 @@
         <w:lastRenderedPageBreak/>
         <w:t>4.3 360Learning — LXP Collaboratif</w:t>
       </w:r>
-      <w:bookmarkEnd w:id="28"/>
+      <w:bookmarkEnd w:id="31"/>
     </w:p>
     <w:tbl>
       <w:tblPr>
@@ -16364,7 +16360,7 @@
           <w:lang w:val="fr-FR"/>
         </w:rPr>
       </w:pPr>
-      <w:bookmarkStart w:id="29" w:name="_Toc228717467"/>
+      <w:bookmarkStart w:id="32" w:name="_Toc228717467"/>
       <w:r>
         <w:rPr>
           <w:sz w:val="20"/>
@@ -16418,1348 +16414,6 @@
           <w:lang w:val="fr-FR"/>
         </w:rPr>
         <w:t xml:space="preserve"> : 360Learning — Évaluation de la plateforme</w:t>
-      </w:r>
-      <w:bookmarkEnd w:id="29"/>
-    </w:p>
-    <w:tbl>
-      <w:tblPr>
-        <w:tblW w:w="9360" w:type="dxa"/>
-        <w:tblBorders>
-          <w:top w:val="single" w:sz="4" w:space="0" w:color="auto"/>
-          <w:left w:val="single" w:sz="4" w:space="0" w:color="auto"/>
-          <w:bottom w:val="single" w:sz="4" w:space="0" w:color="auto"/>
-          <w:right w:val="single" w:sz="4" w:space="0" w:color="auto"/>
-          <w:insideH w:val="single" w:sz="4" w:space="0" w:color="auto"/>
-          <w:insideV w:val="single" w:sz="4" w:space="0" w:color="auto"/>
-        </w:tblBorders>
-        <w:tblCellMar>
-          <w:left w:w="10" w:type="dxa"/>
-          <w:right w:w="10" w:type="dxa"/>
-        </w:tblCellMar>
-        <w:tblLook w:val="0000" w:firstRow="0" w:lastRow="0" w:firstColumn="0" w:lastColumn="0" w:noHBand="0" w:noVBand="0"/>
-      </w:tblPr>
-      <w:tblGrid>
-        <w:gridCol w:w="720"/>
-        <w:gridCol w:w="720"/>
-        <w:gridCol w:w="720"/>
-        <w:gridCol w:w="720"/>
-        <w:gridCol w:w="720"/>
-        <w:gridCol w:w="720"/>
-        <w:gridCol w:w="720"/>
-        <w:gridCol w:w="720"/>
-        <w:gridCol w:w="720"/>
-        <w:gridCol w:w="720"/>
-        <w:gridCol w:w="720"/>
-        <w:gridCol w:w="720"/>
-        <w:gridCol w:w="720"/>
-      </w:tblGrid>
-      <w:tr>
-        <w:tc>
-          <w:tcPr>
-            <w:tcW w:w="720" w:type="dxa"/>
-            <w:tcBorders>
-              <w:top w:val="single" w:sz="4" w:space="0" w:color="CCCCCC"/>
-              <w:left w:val="single" w:sz="4" w:space="0" w:color="CCCCCC"/>
-              <w:bottom w:val="single" w:sz="4" w:space="0" w:color="CCCCCC"/>
-              <w:right w:val="single" w:sz="4" w:space="0" w:color="CCCCCC"/>
-            </w:tcBorders>
-            <w:shd w:val="clear" w:color="auto" w:fill="FCE4D6"/>
-            <w:tcMar>
-              <w:top w:w="60" w:type="dxa"/>
-              <w:left w:w="40" w:type="dxa"/>
-              <w:bottom w:w="60" w:type="dxa"/>
-              <w:right w:w="40" w:type="dxa"/>
-            </w:tcMar>
-          </w:tcPr>
-          <w:p>
-            <w:pPr>
-              <w:jc w:val="center"/>
-              <w:rPr>
-                <w:lang w:val="fr-FR"/>
-              </w:rPr>
-            </w:pPr>
-            <w:r>
-              <w:rPr>
-                <w:b/>
-                <w:bCs/>
-                <w:color w:val="1F3864"/>
-                <w:sz w:val="16"/>
-                <w:szCs w:val="16"/>
-                <w:lang w:val="fr-FR"/>
-              </w:rPr>
-              <w:t>C1</w:t>
-            </w:r>
-          </w:p>
-          <w:p>
-            <w:pPr>
-              <w:jc w:val="center"/>
-              <w:rPr>
-                <w:lang w:val="fr-FR"/>
-              </w:rPr>
-            </w:pPr>
-            <w:r>
-              <w:rPr>
-                <w:b/>
-                <w:bCs/>
-                <w:color w:val="C00000"/>
-                <w:lang w:val="fr-FR"/>
-              </w:rPr>
-              <w:t>2</w:t>
-            </w:r>
-          </w:p>
-        </w:tc>
-        <w:tc>
-          <w:tcPr>
-            <w:tcW w:w="720" w:type="dxa"/>
-            <w:tcBorders>
-              <w:top w:val="single" w:sz="4" w:space="0" w:color="CCCCCC"/>
-              <w:left w:val="single" w:sz="4" w:space="0" w:color="CCCCCC"/>
-              <w:bottom w:val="single" w:sz="4" w:space="0" w:color="CCCCCC"/>
-              <w:right w:val="single" w:sz="4" w:space="0" w:color="CCCCCC"/>
-            </w:tcBorders>
-            <w:shd w:val="clear" w:color="auto" w:fill="FFF2CC"/>
-            <w:tcMar>
-              <w:top w:w="60" w:type="dxa"/>
-              <w:left w:w="40" w:type="dxa"/>
-              <w:bottom w:w="60" w:type="dxa"/>
-              <w:right w:w="40" w:type="dxa"/>
-            </w:tcMar>
-          </w:tcPr>
-          <w:p>
-            <w:pPr>
-              <w:jc w:val="center"/>
-              <w:rPr>
-                <w:lang w:val="fr-FR"/>
-              </w:rPr>
-            </w:pPr>
-            <w:r>
-              <w:rPr>
-                <w:b/>
-                <w:bCs/>
-                <w:color w:val="1F3864"/>
-                <w:sz w:val="16"/>
-                <w:szCs w:val="16"/>
-                <w:lang w:val="fr-FR"/>
-              </w:rPr>
-              <w:t>C2</w:t>
-            </w:r>
-          </w:p>
-          <w:p>
-            <w:pPr>
-              <w:jc w:val="center"/>
-              <w:rPr>
-                <w:lang w:val="fr-FR"/>
-              </w:rPr>
-            </w:pPr>
-            <w:r>
-              <w:rPr>
-                <w:b/>
-                <w:bCs/>
-                <w:color w:val="7F6000"/>
-                <w:lang w:val="fr-FR"/>
-              </w:rPr>
-              <w:t>3</w:t>
-            </w:r>
-          </w:p>
-        </w:tc>
-        <w:tc>
-          <w:tcPr>
-            <w:tcW w:w="720" w:type="dxa"/>
-            <w:tcBorders>
-              <w:top w:val="single" w:sz="4" w:space="0" w:color="CCCCCC"/>
-              <w:left w:val="single" w:sz="4" w:space="0" w:color="CCCCCC"/>
-              <w:bottom w:val="single" w:sz="4" w:space="0" w:color="CCCCCC"/>
-              <w:right w:val="single" w:sz="4" w:space="0" w:color="CCCCCC"/>
-            </w:tcBorders>
-            <w:shd w:val="clear" w:color="auto" w:fill="FCE4D6"/>
-            <w:tcMar>
-              <w:top w:w="60" w:type="dxa"/>
-              <w:left w:w="40" w:type="dxa"/>
-              <w:bottom w:w="60" w:type="dxa"/>
-              <w:right w:w="40" w:type="dxa"/>
-            </w:tcMar>
-          </w:tcPr>
-          <w:p>
-            <w:pPr>
-              <w:jc w:val="center"/>
-              <w:rPr>
-                <w:lang w:val="fr-FR"/>
-              </w:rPr>
-            </w:pPr>
-            <w:r>
-              <w:rPr>
-                <w:b/>
-                <w:bCs/>
-                <w:color w:val="1F3864"/>
-                <w:sz w:val="16"/>
-                <w:szCs w:val="16"/>
-                <w:lang w:val="fr-FR"/>
-              </w:rPr>
-              <w:t>C3</w:t>
-            </w:r>
-          </w:p>
-          <w:p>
-            <w:pPr>
-              <w:jc w:val="center"/>
-              <w:rPr>
-                <w:lang w:val="fr-FR"/>
-              </w:rPr>
-            </w:pPr>
-            <w:r>
-              <w:rPr>
-                <w:b/>
-                <w:bCs/>
-                <w:color w:val="C00000"/>
-                <w:lang w:val="fr-FR"/>
-              </w:rPr>
-              <w:t>1</w:t>
-            </w:r>
-          </w:p>
-        </w:tc>
-        <w:tc>
-          <w:tcPr>
-            <w:tcW w:w="720" w:type="dxa"/>
-            <w:tcBorders>
-              <w:top w:val="single" w:sz="4" w:space="0" w:color="CCCCCC"/>
-              <w:left w:val="single" w:sz="4" w:space="0" w:color="CCCCCC"/>
-              <w:bottom w:val="single" w:sz="4" w:space="0" w:color="CCCCCC"/>
-              <w:right w:val="single" w:sz="4" w:space="0" w:color="CCCCCC"/>
-            </w:tcBorders>
-            <w:shd w:val="clear" w:color="auto" w:fill="FCE4D6"/>
-            <w:tcMar>
-              <w:top w:w="60" w:type="dxa"/>
-              <w:left w:w="40" w:type="dxa"/>
-              <w:bottom w:w="60" w:type="dxa"/>
-              <w:right w:w="40" w:type="dxa"/>
-            </w:tcMar>
-          </w:tcPr>
-          <w:p>
-            <w:pPr>
-              <w:jc w:val="center"/>
-              <w:rPr>
-                <w:lang w:val="fr-FR"/>
-              </w:rPr>
-            </w:pPr>
-            <w:r>
-              <w:rPr>
-                <w:b/>
-                <w:bCs/>
-                <w:color w:val="1F3864"/>
-                <w:sz w:val="16"/>
-                <w:szCs w:val="16"/>
-                <w:lang w:val="fr-FR"/>
-              </w:rPr>
-              <w:t>C4</w:t>
-            </w:r>
-          </w:p>
-          <w:p>
-            <w:pPr>
-              <w:jc w:val="center"/>
-              <w:rPr>
-                <w:lang w:val="fr-FR"/>
-              </w:rPr>
-            </w:pPr>
-            <w:r>
-              <w:rPr>
-                <w:b/>
-                <w:bCs/>
-                <w:color w:val="C00000"/>
-                <w:lang w:val="fr-FR"/>
-              </w:rPr>
-              <w:t>2</w:t>
-            </w:r>
-          </w:p>
-        </w:tc>
-        <w:tc>
-          <w:tcPr>
-            <w:tcW w:w="720" w:type="dxa"/>
-            <w:tcBorders>
-              <w:top w:val="single" w:sz="4" w:space="0" w:color="CCCCCC"/>
-              <w:left w:val="single" w:sz="4" w:space="0" w:color="CCCCCC"/>
-              <w:bottom w:val="single" w:sz="4" w:space="0" w:color="CCCCCC"/>
-              <w:right w:val="single" w:sz="4" w:space="0" w:color="CCCCCC"/>
-            </w:tcBorders>
-            <w:shd w:val="clear" w:color="auto" w:fill="E2EFDA"/>
-            <w:tcMar>
-              <w:top w:w="60" w:type="dxa"/>
-              <w:left w:w="40" w:type="dxa"/>
-              <w:bottom w:w="60" w:type="dxa"/>
-              <w:right w:w="40" w:type="dxa"/>
-            </w:tcMar>
-          </w:tcPr>
-          <w:p>
-            <w:pPr>
-              <w:jc w:val="center"/>
-              <w:rPr>
-                <w:lang w:val="fr-FR"/>
-              </w:rPr>
-            </w:pPr>
-            <w:r>
-              <w:rPr>
-                <w:b/>
-                <w:bCs/>
-                <w:color w:val="1F3864"/>
-                <w:sz w:val="16"/>
-                <w:szCs w:val="16"/>
-                <w:lang w:val="fr-FR"/>
-              </w:rPr>
-              <w:t>C5</w:t>
-            </w:r>
-          </w:p>
-          <w:p>
-            <w:pPr>
-              <w:jc w:val="center"/>
-              <w:rPr>
-                <w:lang w:val="fr-FR"/>
-              </w:rPr>
-            </w:pPr>
-            <w:r>
-              <w:rPr>
-                <w:b/>
-                <w:bCs/>
-                <w:color w:val="375623"/>
-                <w:lang w:val="fr-FR"/>
-              </w:rPr>
-              <w:t>4</w:t>
-            </w:r>
-          </w:p>
-        </w:tc>
-        <w:tc>
-          <w:tcPr>
-            <w:tcW w:w="720" w:type="dxa"/>
-            <w:tcBorders>
-              <w:top w:val="single" w:sz="4" w:space="0" w:color="CCCCCC"/>
-              <w:left w:val="single" w:sz="4" w:space="0" w:color="CCCCCC"/>
-              <w:bottom w:val="single" w:sz="4" w:space="0" w:color="CCCCCC"/>
-              <w:right w:val="single" w:sz="4" w:space="0" w:color="CCCCCC"/>
-            </w:tcBorders>
-            <w:shd w:val="clear" w:color="auto" w:fill="FFF2CC"/>
-            <w:tcMar>
-              <w:top w:w="60" w:type="dxa"/>
-              <w:left w:w="40" w:type="dxa"/>
-              <w:bottom w:w="60" w:type="dxa"/>
-              <w:right w:w="40" w:type="dxa"/>
-            </w:tcMar>
-          </w:tcPr>
-          <w:p>
-            <w:pPr>
-              <w:jc w:val="center"/>
-              <w:rPr>
-                <w:lang w:val="fr-FR"/>
-              </w:rPr>
-            </w:pPr>
-            <w:r>
-              <w:rPr>
-                <w:b/>
-                <w:bCs/>
-                <w:color w:val="1F3864"/>
-                <w:sz w:val="16"/>
-                <w:szCs w:val="16"/>
-                <w:lang w:val="fr-FR"/>
-              </w:rPr>
-              <w:t>C6</w:t>
-            </w:r>
-          </w:p>
-          <w:p>
-            <w:pPr>
-              <w:jc w:val="center"/>
-              <w:rPr>
-                <w:lang w:val="fr-FR"/>
-              </w:rPr>
-            </w:pPr>
-            <w:r>
-              <w:rPr>
-                <w:b/>
-                <w:bCs/>
-                <w:color w:val="7F6000"/>
-                <w:lang w:val="fr-FR"/>
-              </w:rPr>
-              <w:t>3</w:t>
-            </w:r>
-          </w:p>
-        </w:tc>
-        <w:tc>
-          <w:tcPr>
-            <w:tcW w:w="720" w:type="dxa"/>
-            <w:tcBorders>
-              <w:top w:val="single" w:sz="4" w:space="0" w:color="CCCCCC"/>
-              <w:left w:val="single" w:sz="4" w:space="0" w:color="CCCCCC"/>
-              <w:bottom w:val="single" w:sz="4" w:space="0" w:color="CCCCCC"/>
-              <w:right w:val="single" w:sz="4" w:space="0" w:color="CCCCCC"/>
-            </w:tcBorders>
-            <w:shd w:val="clear" w:color="auto" w:fill="FCE4D6"/>
-            <w:tcMar>
-              <w:top w:w="60" w:type="dxa"/>
-              <w:left w:w="40" w:type="dxa"/>
-              <w:bottom w:w="60" w:type="dxa"/>
-              <w:right w:w="40" w:type="dxa"/>
-            </w:tcMar>
-          </w:tcPr>
-          <w:p>
-            <w:pPr>
-              <w:jc w:val="center"/>
-              <w:rPr>
-                <w:lang w:val="fr-FR"/>
-              </w:rPr>
-            </w:pPr>
-            <w:r>
-              <w:rPr>
-                <w:b/>
-                <w:bCs/>
-                <w:color w:val="1F3864"/>
-                <w:sz w:val="16"/>
-                <w:szCs w:val="16"/>
-                <w:lang w:val="fr-FR"/>
-              </w:rPr>
-              <w:t>C7</w:t>
-            </w:r>
-          </w:p>
-          <w:p>
-            <w:pPr>
-              <w:jc w:val="center"/>
-              <w:rPr>
-                <w:lang w:val="fr-FR"/>
-              </w:rPr>
-            </w:pPr>
-            <w:r>
-              <w:rPr>
-                <w:b/>
-                <w:bCs/>
-                <w:color w:val="C00000"/>
-                <w:lang w:val="fr-FR"/>
-              </w:rPr>
-              <w:t>2</w:t>
-            </w:r>
-          </w:p>
-        </w:tc>
-        <w:tc>
-          <w:tcPr>
-            <w:tcW w:w="720" w:type="dxa"/>
-            <w:tcBorders>
-              <w:top w:val="single" w:sz="4" w:space="0" w:color="CCCCCC"/>
-              <w:left w:val="single" w:sz="4" w:space="0" w:color="CCCCCC"/>
-              <w:bottom w:val="single" w:sz="4" w:space="0" w:color="CCCCCC"/>
-              <w:right w:val="single" w:sz="4" w:space="0" w:color="CCCCCC"/>
-            </w:tcBorders>
-            <w:shd w:val="clear" w:color="auto" w:fill="E2EFDA"/>
-            <w:tcMar>
-              <w:top w:w="60" w:type="dxa"/>
-              <w:left w:w="40" w:type="dxa"/>
-              <w:bottom w:w="60" w:type="dxa"/>
-              <w:right w:w="40" w:type="dxa"/>
-            </w:tcMar>
-          </w:tcPr>
-          <w:p>
-            <w:pPr>
-              <w:jc w:val="center"/>
-              <w:rPr>
-                <w:lang w:val="fr-FR"/>
-              </w:rPr>
-            </w:pPr>
-            <w:r>
-              <w:rPr>
-                <w:b/>
-                <w:bCs/>
-                <w:color w:val="1F3864"/>
-                <w:sz w:val="16"/>
-                <w:szCs w:val="16"/>
-                <w:lang w:val="fr-FR"/>
-              </w:rPr>
-              <w:t>C8</w:t>
-            </w:r>
-          </w:p>
-          <w:p>
-            <w:pPr>
-              <w:jc w:val="center"/>
-              <w:rPr>
-                <w:lang w:val="fr-FR"/>
-              </w:rPr>
-            </w:pPr>
-            <w:r>
-              <w:rPr>
-                <w:b/>
-                <w:bCs/>
-                <w:color w:val="375623"/>
-                <w:lang w:val="fr-FR"/>
-              </w:rPr>
-              <w:t>4</w:t>
-            </w:r>
-          </w:p>
-        </w:tc>
-        <w:tc>
-          <w:tcPr>
-            <w:tcW w:w="720" w:type="dxa"/>
-            <w:tcBorders>
-              <w:top w:val="single" w:sz="4" w:space="0" w:color="CCCCCC"/>
-              <w:left w:val="single" w:sz="4" w:space="0" w:color="CCCCCC"/>
-              <w:bottom w:val="single" w:sz="4" w:space="0" w:color="CCCCCC"/>
-              <w:right w:val="single" w:sz="4" w:space="0" w:color="CCCCCC"/>
-            </w:tcBorders>
-            <w:shd w:val="clear" w:color="auto" w:fill="E2EFDA"/>
-            <w:tcMar>
-              <w:top w:w="60" w:type="dxa"/>
-              <w:left w:w="40" w:type="dxa"/>
-              <w:bottom w:w="60" w:type="dxa"/>
-              <w:right w:w="40" w:type="dxa"/>
-            </w:tcMar>
-          </w:tcPr>
-          <w:p>
-            <w:pPr>
-              <w:jc w:val="center"/>
-              <w:rPr>
-                <w:lang w:val="fr-FR"/>
-              </w:rPr>
-            </w:pPr>
-            <w:r>
-              <w:rPr>
-                <w:b/>
-                <w:bCs/>
-                <w:color w:val="1F3864"/>
-                <w:sz w:val="16"/>
-                <w:szCs w:val="16"/>
-                <w:lang w:val="fr-FR"/>
-              </w:rPr>
-              <w:t>C9</w:t>
-            </w:r>
-          </w:p>
-          <w:p>
-            <w:pPr>
-              <w:jc w:val="center"/>
-              <w:rPr>
-                <w:lang w:val="fr-FR"/>
-              </w:rPr>
-            </w:pPr>
-            <w:r>
-              <w:rPr>
-                <w:b/>
-                <w:bCs/>
-                <w:color w:val="375623"/>
-                <w:lang w:val="fr-FR"/>
-              </w:rPr>
-              <w:t>4</w:t>
-            </w:r>
-          </w:p>
-        </w:tc>
-        <w:tc>
-          <w:tcPr>
-            <w:tcW w:w="720" w:type="dxa"/>
-            <w:tcBorders>
-              <w:top w:val="single" w:sz="4" w:space="0" w:color="CCCCCC"/>
-              <w:left w:val="single" w:sz="4" w:space="0" w:color="CCCCCC"/>
-              <w:bottom w:val="single" w:sz="4" w:space="0" w:color="CCCCCC"/>
-              <w:right w:val="single" w:sz="4" w:space="0" w:color="CCCCCC"/>
-            </w:tcBorders>
-            <w:shd w:val="clear" w:color="auto" w:fill="FCE4D6"/>
-            <w:tcMar>
-              <w:top w:w="60" w:type="dxa"/>
-              <w:left w:w="40" w:type="dxa"/>
-              <w:bottom w:w="60" w:type="dxa"/>
-              <w:right w:w="40" w:type="dxa"/>
-            </w:tcMar>
-          </w:tcPr>
-          <w:p>
-            <w:pPr>
-              <w:jc w:val="center"/>
-              <w:rPr>
-                <w:lang w:val="fr-FR"/>
-              </w:rPr>
-            </w:pPr>
-            <w:r>
-              <w:rPr>
-                <w:b/>
-                <w:bCs/>
-                <w:color w:val="1F3864"/>
-                <w:sz w:val="16"/>
-                <w:szCs w:val="16"/>
-                <w:lang w:val="fr-FR"/>
-              </w:rPr>
-              <w:t>C10</w:t>
-            </w:r>
-          </w:p>
-          <w:p>
-            <w:pPr>
-              <w:jc w:val="center"/>
-              <w:rPr>
-                <w:lang w:val="fr-FR"/>
-              </w:rPr>
-            </w:pPr>
-            <w:r>
-              <w:rPr>
-                <w:b/>
-                <w:bCs/>
-                <w:color w:val="C00000"/>
-                <w:lang w:val="fr-FR"/>
-              </w:rPr>
-              <w:t>1</w:t>
-            </w:r>
-          </w:p>
-        </w:tc>
-        <w:tc>
-          <w:tcPr>
-            <w:tcW w:w="720" w:type="dxa"/>
-            <w:tcBorders>
-              <w:top w:val="single" w:sz="4" w:space="0" w:color="CCCCCC"/>
-              <w:left w:val="single" w:sz="4" w:space="0" w:color="CCCCCC"/>
-              <w:bottom w:val="single" w:sz="4" w:space="0" w:color="CCCCCC"/>
-              <w:right w:val="single" w:sz="4" w:space="0" w:color="CCCCCC"/>
-            </w:tcBorders>
-            <w:shd w:val="clear" w:color="auto" w:fill="FFF2CC"/>
-            <w:tcMar>
-              <w:top w:w="60" w:type="dxa"/>
-              <w:left w:w="40" w:type="dxa"/>
-              <w:bottom w:w="60" w:type="dxa"/>
-              <w:right w:w="40" w:type="dxa"/>
-            </w:tcMar>
-          </w:tcPr>
-          <w:p>
-            <w:pPr>
-              <w:jc w:val="center"/>
-              <w:rPr>
-                <w:lang w:val="fr-FR"/>
-              </w:rPr>
-            </w:pPr>
-            <w:r>
-              <w:rPr>
-                <w:b/>
-                <w:bCs/>
-                <w:color w:val="1F3864"/>
-                <w:sz w:val="16"/>
-                <w:szCs w:val="16"/>
-                <w:lang w:val="fr-FR"/>
-              </w:rPr>
-              <w:t>C11</w:t>
-            </w:r>
-          </w:p>
-          <w:p>
-            <w:pPr>
-              <w:jc w:val="center"/>
-              <w:rPr>
-                <w:lang w:val="fr-FR"/>
-              </w:rPr>
-            </w:pPr>
-            <w:r>
-              <w:rPr>
-                <w:b/>
-                <w:bCs/>
-                <w:color w:val="7F6000"/>
-                <w:lang w:val="fr-FR"/>
-              </w:rPr>
-              <w:t>3</w:t>
-            </w:r>
-          </w:p>
-        </w:tc>
-        <w:tc>
-          <w:tcPr>
-            <w:tcW w:w="720" w:type="dxa"/>
-            <w:tcBorders>
-              <w:top w:val="single" w:sz="4" w:space="0" w:color="CCCCCC"/>
-              <w:left w:val="single" w:sz="4" w:space="0" w:color="CCCCCC"/>
-              <w:bottom w:val="single" w:sz="4" w:space="0" w:color="CCCCCC"/>
-              <w:right w:val="single" w:sz="4" w:space="0" w:color="CCCCCC"/>
-            </w:tcBorders>
-            <w:shd w:val="clear" w:color="auto" w:fill="E2EFDA"/>
-            <w:tcMar>
-              <w:top w:w="60" w:type="dxa"/>
-              <w:left w:w="40" w:type="dxa"/>
-              <w:bottom w:w="60" w:type="dxa"/>
-              <w:right w:w="40" w:type="dxa"/>
-            </w:tcMar>
-          </w:tcPr>
-          <w:p>
-            <w:pPr>
-              <w:jc w:val="center"/>
-              <w:rPr>
-                <w:lang w:val="fr-FR"/>
-              </w:rPr>
-            </w:pPr>
-            <w:r>
-              <w:rPr>
-                <w:b/>
-                <w:bCs/>
-                <w:color w:val="1F3864"/>
-                <w:sz w:val="16"/>
-                <w:szCs w:val="16"/>
-                <w:lang w:val="fr-FR"/>
-              </w:rPr>
-              <w:t>C12</w:t>
-            </w:r>
-          </w:p>
-          <w:p>
-            <w:pPr>
-              <w:jc w:val="center"/>
-              <w:rPr>
-                <w:lang w:val="fr-FR"/>
-              </w:rPr>
-            </w:pPr>
-            <w:r>
-              <w:rPr>
-                <w:b/>
-                <w:bCs/>
-                <w:color w:val="375623"/>
-                <w:lang w:val="fr-FR"/>
-              </w:rPr>
-              <w:t>4</w:t>
-            </w:r>
-          </w:p>
-        </w:tc>
-        <w:tc>
-          <w:tcPr>
-            <w:tcW w:w="720" w:type="dxa"/>
-            <w:tcBorders>
-              <w:top w:val="single" w:sz="4" w:space="0" w:color="CCCCCC"/>
-              <w:left w:val="single" w:sz="4" w:space="0" w:color="CCCCCC"/>
-              <w:bottom w:val="single" w:sz="4" w:space="0" w:color="CCCCCC"/>
-              <w:right w:val="single" w:sz="4" w:space="0" w:color="CCCCCC"/>
-            </w:tcBorders>
-            <w:shd w:val="clear" w:color="auto" w:fill="FFF2CC"/>
-            <w:tcMar>
-              <w:top w:w="60" w:type="dxa"/>
-              <w:left w:w="40" w:type="dxa"/>
-              <w:bottom w:w="60" w:type="dxa"/>
-              <w:right w:w="40" w:type="dxa"/>
-            </w:tcMar>
-          </w:tcPr>
-          <w:p>
-            <w:pPr>
-              <w:jc w:val="center"/>
-              <w:rPr>
-                <w:lang w:val="fr-FR"/>
-              </w:rPr>
-            </w:pPr>
-            <w:r>
-              <w:rPr>
-                <w:b/>
-                <w:bCs/>
-                <w:color w:val="1F3864"/>
-                <w:sz w:val="16"/>
-                <w:szCs w:val="16"/>
-                <w:lang w:val="fr-FR"/>
-              </w:rPr>
-              <w:t>C13</w:t>
-            </w:r>
-          </w:p>
-          <w:p>
-            <w:pPr>
-              <w:keepNext/>
-              <w:jc w:val="center"/>
-              <w:rPr>
-                <w:lang w:val="fr-FR"/>
-              </w:rPr>
-            </w:pPr>
-            <w:r>
-              <w:rPr>
-                <w:b/>
-                <w:bCs/>
-                <w:color w:val="7F6000"/>
-                <w:lang w:val="fr-FR"/>
-              </w:rPr>
-              <w:t>3</w:t>
-            </w:r>
-          </w:p>
-        </w:tc>
-      </w:tr>
-    </w:tbl>
-    <w:p>
-      <w:pPr>
-        <w:pStyle w:val="Caption"/>
-        <w:jc w:val="right"/>
-        <w:rPr>
-          <w:sz w:val="20"/>
-          <w:szCs w:val="20"/>
-          <w:lang w:val="fr-FR"/>
-        </w:rPr>
-      </w:pPr>
-      <w:bookmarkStart w:id="30" w:name="_Toc228717468"/>
-      <w:r>
-        <w:rPr>
-          <w:sz w:val="20"/>
-          <w:szCs w:val="20"/>
-          <w:lang w:val="fr-FR"/>
-        </w:rPr>
-        <w:t xml:space="preserve">Tableau </w:t>
-      </w:r>
-      <w:r>
-        <w:rPr>
-          <w:sz w:val="20"/>
-          <w:szCs w:val="20"/>
-        </w:rPr>
-        <w:fldChar w:fldCharType="begin"/>
-      </w:r>
-      <w:r>
-        <w:rPr>
-          <w:sz w:val="20"/>
-          <w:szCs w:val="20"/>
-          <w:lang w:val="fr-FR"/>
-        </w:rPr>
-        <w:instrText xml:space="preserve"> SEQ Tableau \* ARABIC </w:instrText>
-      </w:r>
-      <w:r>
-        <w:rPr>
-          <w:sz w:val="20"/>
-          <w:szCs w:val="20"/>
-        </w:rPr>
-        <w:fldChar w:fldCharType="separate"/>
-      </w:r>
-      <w:r>
-        <w:rPr>
-          <w:noProof/>
-          <w:sz w:val="20"/>
-          <w:szCs w:val="20"/>
-          <w:lang w:val="fr-FR"/>
-        </w:rPr>
-        <w:t>11</w:t>
-      </w:r>
-      <w:r>
-        <w:rPr>
-          <w:sz w:val="20"/>
-          <w:szCs w:val="20"/>
-        </w:rPr>
-        <w:fldChar w:fldCharType="end"/>
-      </w:r>
-      <w:r>
-        <w:rPr>
-          <w:sz w:val="20"/>
-          <w:szCs w:val="20"/>
-          <w:lang w:val="fr-FR"/>
-        </w:rPr>
-        <w:t xml:space="preserve"> : Évaluation des Critères – Notes de 360Learning</w:t>
-      </w:r>
-      <w:bookmarkEnd w:id="30"/>
-    </w:p>
-    <w:p>
-      <w:pPr>
-        <w:spacing w:before="80" w:after="80"/>
-        <w:jc w:val="both"/>
-        <w:rPr>
-          <w:lang w:val="fr-FR"/>
-        </w:rPr>
-      </w:pPr>
-      <w:r>
-        <w:rPr>
-          <w:color w:val="1F1F1F"/>
-          <w:lang w:val="fr-FR"/>
-        </w:rPr>
-        <w:t xml:space="preserve">Points forts : Apprentissage collaboratif unique (co-création de contenu), analytics avancés, UX soignée, ateliers collaboratifs bien supportés, API REST complète, conforme </w:t>
-      </w:r>
-      <w:hyperlink w:anchor="RGPD" w:history="1">
-        <w:r>
-          <w:rPr>
-            <w:rStyle w:val="Hyperlink"/>
-            <w:lang w:val="fr-FR"/>
-          </w:rPr>
-          <w:t>RG</w:t>
-        </w:r>
-        <w:r>
-          <w:rPr>
-            <w:rStyle w:val="Hyperlink"/>
-            <w:lang w:val="fr-FR"/>
-          </w:rPr>
-          <w:t>P</w:t>
-        </w:r>
-        <w:r>
-          <w:rPr>
-            <w:rStyle w:val="Hyperlink"/>
-            <w:lang w:val="fr-FR"/>
-          </w:rPr>
-          <w:t>D</w:t>
-        </w:r>
-      </w:hyperlink>
-      <w:r>
-        <w:rPr>
-          <w:color w:val="1F1F1F"/>
-          <w:lang w:val="fr-FR"/>
-        </w:rPr>
-        <w:t>.</w:t>
-      </w:r>
-    </w:p>
-    <w:p>
-      <w:pPr>
-        <w:spacing w:before="80" w:after="80"/>
-        <w:jc w:val="both"/>
-        <w:rPr>
-          <w:lang w:val="fr-FR"/>
-        </w:rPr>
-      </w:pPr>
-      <w:r>
-        <w:rPr>
-          <w:color w:val="1F1F1F"/>
-          <w:lang w:val="fr-FR"/>
-        </w:rPr>
-        <w:t xml:space="preserve">Limites critiques : Chatbot IA conversationnel absent — les fonctionnalités IA 2024-2025 portent sur la génération de contenu, pas sur un agent apprenant. Moteur QCM limité (pas de randomisation avancée, pas d'anti-fraude de niveau certification). Certification basique sans vérification cryptographique. </w:t>
-      </w:r>
-    </w:p>
-    <w:p>
-      <w:pPr>
-        <w:spacing w:before="80" w:after="80"/>
-        <w:jc w:val="both"/>
-        <w:rPr>
-          <w:b/>
-          <w:bCs/>
-          <w:lang w:val="fr-FR"/>
-        </w:rPr>
-      </w:pPr>
-      <w:r>
-        <w:rPr>
-          <w:b/>
-          <w:bCs/>
-          <w:color w:val="1F1F1F"/>
-          <w:lang w:val="fr-FR"/>
-        </w:rPr>
-        <w:t>Maturité IA : N2 — Recommandations ML proprietary et génération de contenu. Pas de chatbot conversationnel.</w:t>
-      </w:r>
-    </w:p>
-    <w:p>
-      <w:pPr>
-        <w:spacing w:before="40" w:after="40"/>
-        <w:rPr>
-          <w:lang w:val="fr-FR"/>
-        </w:rPr>
-      </w:pPr>
-    </w:p>
-    <w:p>
-      <w:pPr>
-        <w:pStyle w:val="Heading2"/>
-      </w:pPr>
-      <w:bookmarkStart w:id="31" w:name="_Toc228717412"/>
-      <w:r>
-        <w:t>4.4 Open edX (Redwood) — Plateforme MOOC</w:t>
-      </w:r>
-      <w:r>
-        <w:t xml:space="preserve"> (</w:t>
-      </w:r>
-      <w:r>
-        <w:t>Massive Open Online Course</w:t>
-      </w:r>
-      <w:r>
-        <w:t>)</w:t>
-      </w:r>
-      <w:bookmarkEnd w:id="31"/>
-      <w:r>
-        <w:t xml:space="preserve"> </w:t>
-      </w:r>
-    </w:p>
-    <w:tbl>
-      <w:tblPr>
-        <w:tblW w:w="9360" w:type="dxa"/>
-        <w:tblBorders>
-          <w:top w:val="single" w:sz="4" w:space="0" w:color="auto"/>
-          <w:left w:val="single" w:sz="4" w:space="0" w:color="auto"/>
-          <w:bottom w:val="single" w:sz="4" w:space="0" w:color="auto"/>
-          <w:right w:val="single" w:sz="4" w:space="0" w:color="auto"/>
-          <w:insideH w:val="single" w:sz="4" w:space="0" w:color="auto"/>
-          <w:insideV w:val="single" w:sz="4" w:space="0" w:color="auto"/>
-        </w:tblBorders>
-        <w:tblCellMar>
-          <w:left w:w="10" w:type="dxa"/>
-          <w:right w:w="10" w:type="dxa"/>
-        </w:tblCellMar>
-        <w:tblLook w:val="0000" w:firstRow="0" w:lastRow="0" w:firstColumn="0" w:lastColumn="0" w:noHBand="0" w:noVBand="0"/>
-      </w:tblPr>
-      <w:tblGrid>
-        <w:gridCol w:w="2400"/>
-        <w:gridCol w:w="6960"/>
-      </w:tblGrid>
-      <w:tr>
-        <w:tc>
-          <w:tcPr>
-            <w:tcW w:w="2400" w:type="dxa"/>
-            <w:tcBorders>
-              <w:top w:val="single" w:sz="4" w:space="0" w:color="CCCCCC"/>
-              <w:left w:val="single" w:sz="4" w:space="0" w:color="CCCCCC"/>
-              <w:bottom w:val="single" w:sz="4" w:space="0" w:color="CCCCCC"/>
-              <w:right w:val="single" w:sz="4" w:space="0" w:color="CCCCCC"/>
-            </w:tcBorders>
-            <w:shd w:val="clear" w:color="auto" w:fill="F2F2F2"/>
-            <w:tcMar>
-              <w:top w:w="60" w:type="dxa"/>
-              <w:left w:w="120" w:type="dxa"/>
-              <w:bottom w:w="60" w:type="dxa"/>
-              <w:right w:w="120" w:type="dxa"/>
-            </w:tcMar>
-          </w:tcPr>
-          <w:p>
-            <w:pPr>
-              <w:rPr>
-                <w:lang w:val="fr-FR"/>
-              </w:rPr>
-            </w:pPr>
-            <w:r>
-              <w:rPr>
-                <w:b/>
-                <w:bCs/>
-                <w:color w:val="1F3864"/>
-                <w:sz w:val="20"/>
-                <w:szCs w:val="20"/>
-                <w:lang w:val="fr-FR"/>
-              </w:rPr>
-              <w:t>Éditeur</w:t>
-            </w:r>
-          </w:p>
-        </w:tc>
-        <w:tc>
-          <w:tcPr>
-            <w:tcW w:w="6960" w:type="dxa"/>
-            <w:tcBorders>
-              <w:top w:val="single" w:sz="4" w:space="0" w:color="CCCCCC"/>
-              <w:left w:val="single" w:sz="4" w:space="0" w:color="CCCCCC"/>
-              <w:bottom w:val="single" w:sz="4" w:space="0" w:color="CCCCCC"/>
-              <w:right w:val="single" w:sz="4" w:space="0" w:color="CCCCCC"/>
-            </w:tcBorders>
-            <w:shd w:val="clear" w:color="auto" w:fill="FFFFFF"/>
-            <w:tcMar>
-              <w:top w:w="60" w:type="dxa"/>
-              <w:left w:w="120" w:type="dxa"/>
-              <w:bottom w:w="60" w:type="dxa"/>
-              <w:right w:w="120" w:type="dxa"/>
-            </w:tcMar>
-          </w:tcPr>
-          <w:p>
-            <w:pPr>
-              <w:rPr>
-                <w:lang w:val="fr-FR"/>
-              </w:rPr>
-            </w:pPr>
-            <w:r>
-              <w:rPr>
-                <w:sz w:val="20"/>
-                <w:szCs w:val="20"/>
-                <w:lang w:val="fr-FR"/>
-              </w:rPr>
-              <w:t>Axim Collaborative (USA)</w:t>
-            </w:r>
-          </w:p>
-        </w:tc>
-      </w:tr>
-      <w:tr>
-        <w:tc>
-          <w:tcPr>
-            <w:tcW w:w="2400" w:type="dxa"/>
-            <w:tcBorders>
-              <w:top w:val="single" w:sz="4" w:space="0" w:color="CCCCCC"/>
-              <w:left w:val="single" w:sz="4" w:space="0" w:color="CCCCCC"/>
-              <w:bottom w:val="single" w:sz="4" w:space="0" w:color="CCCCCC"/>
-              <w:right w:val="single" w:sz="4" w:space="0" w:color="CCCCCC"/>
-            </w:tcBorders>
-            <w:shd w:val="clear" w:color="auto" w:fill="EBF3FA"/>
-            <w:tcMar>
-              <w:top w:w="60" w:type="dxa"/>
-              <w:left w:w="120" w:type="dxa"/>
-              <w:bottom w:w="60" w:type="dxa"/>
-              <w:right w:w="120" w:type="dxa"/>
-            </w:tcMar>
-          </w:tcPr>
-          <w:p>
-            <w:pPr>
-              <w:rPr>
-                <w:lang w:val="fr-FR"/>
-              </w:rPr>
-            </w:pPr>
-            <w:r>
-              <w:rPr>
-                <w:b/>
-                <w:bCs/>
-                <w:color w:val="1F3864"/>
-                <w:sz w:val="20"/>
-                <w:szCs w:val="20"/>
-                <w:lang w:val="fr-FR"/>
-              </w:rPr>
-              <w:t>Version évaluée</w:t>
-            </w:r>
-          </w:p>
-        </w:tc>
-        <w:tc>
-          <w:tcPr>
-            <w:tcW w:w="6960" w:type="dxa"/>
-            <w:tcBorders>
-              <w:top w:val="single" w:sz="4" w:space="0" w:color="CCCCCC"/>
-              <w:left w:val="single" w:sz="4" w:space="0" w:color="CCCCCC"/>
-              <w:bottom w:val="single" w:sz="4" w:space="0" w:color="CCCCCC"/>
-              <w:right w:val="single" w:sz="4" w:space="0" w:color="CCCCCC"/>
-            </w:tcBorders>
-            <w:shd w:val="clear" w:color="auto" w:fill="EBF3FA"/>
-            <w:tcMar>
-              <w:top w:w="60" w:type="dxa"/>
-              <w:left w:w="120" w:type="dxa"/>
-              <w:bottom w:w="60" w:type="dxa"/>
-              <w:right w:w="120" w:type="dxa"/>
-            </w:tcMar>
-          </w:tcPr>
-          <w:p>
-            <w:pPr>
-              <w:rPr>
-                <w:lang w:val="fr-FR"/>
-              </w:rPr>
-            </w:pPr>
-            <w:r>
-              <w:rPr>
-                <w:sz w:val="20"/>
-                <w:szCs w:val="20"/>
-                <w:lang w:val="fr-FR"/>
-              </w:rPr>
-              <w:t>Redwood — Juin 2024</w:t>
-            </w:r>
-          </w:p>
-        </w:tc>
-      </w:tr>
-      <w:tr>
-        <w:tc>
-          <w:tcPr>
-            <w:tcW w:w="2400" w:type="dxa"/>
-            <w:tcBorders>
-              <w:top w:val="single" w:sz="4" w:space="0" w:color="CCCCCC"/>
-              <w:left w:val="single" w:sz="4" w:space="0" w:color="CCCCCC"/>
-              <w:bottom w:val="single" w:sz="4" w:space="0" w:color="CCCCCC"/>
-              <w:right w:val="single" w:sz="4" w:space="0" w:color="CCCCCC"/>
-            </w:tcBorders>
-            <w:shd w:val="clear" w:color="auto" w:fill="F2F2F2"/>
-            <w:tcMar>
-              <w:top w:w="60" w:type="dxa"/>
-              <w:left w:w="120" w:type="dxa"/>
-              <w:bottom w:w="60" w:type="dxa"/>
-              <w:right w:w="120" w:type="dxa"/>
-            </w:tcMar>
-          </w:tcPr>
-          <w:p>
-            <w:pPr>
-              <w:rPr>
-                <w:lang w:val="fr-FR"/>
-              </w:rPr>
-            </w:pPr>
-            <w:r>
-              <w:rPr>
-                <w:b/>
-                <w:bCs/>
-                <w:color w:val="1F3864"/>
-                <w:sz w:val="20"/>
-                <w:szCs w:val="20"/>
-                <w:lang w:val="fr-FR"/>
-              </w:rPr>
-              <w:t>Base utilisateurs</w:t>
-            </w:r>
-          </w:p>
-        </w:tc>
-        <w:tc>
-          <w:tcPr>
-            <w:tcW w:w="6960" w:type="dxa"/>
-            <w:tcBorders>
-              <w:top w:val="single" w:sz="4" w:space="0" w:color="CCCCCC"/>
-              <w:left w:val="single" w:sz="4" w:space="0" w:color="CCCCCC"/>
-              <w:bottom w:val="single" w:sz="4" w:space="0" w:color="CCCCCC"/>
-              <w:right w:val="single" w:sz="4" w:space="0" w:color="CCCCCC"/>
-            </w:tcBorders>
-            <w:shd w:val="clear" w:color="auto" w:fill="FFFFFF"/>
-            <w:tcMar>
-              <w:top w:w="60" w:type="dxa"/>
-              <w:left w:w="120" w:type="dxa"/>
-              <w:bottom w:w="60" w:type="dxa"/>
-              <w:right w:w="120" w:type="dxa"/>
-            </w:tcMar>
-          </w:tcPr>
-          <w:p>
-            <w:pPr>
-              <w:rPr>
-                <w:lang w:val="fr-FR"/>
-              </w:rPr>
-            </w:pPr>
-            <w:r>
-              <w:rPr>
-                <w:sz w:val="20"/>
-                <w:szCs w:val="20"/>
-                <w:lang w:val="fr-FR"/>
-              </w:rPr>
-              <w:t>35M+ apprenants, 160+ institutions</w:t>
-            </w:r>
-          </w:p>
-        </w:tc>
-      </w:tr>
-      <w:tr>
-        <w:tc>
-          <w:tcPr>
-            <w:tcW w:w="2400" w:type="dxa"/>
-            <w:tcBorders>
-              <w:top w:val="single" w:sz="4" w:space="0" w:color="CCCCCC"/>
-              <w:left w:val="single" w:sz="4" w:space="0" w:color="CCCCCC"/>
-              <w:bottom w:val="single" w:sz="4" w:space="0" w:color="CCCCCC"/>
-              <w:right w:val="single" w:sz="4" w:space="0" w:color="CCCCCC"/>
-            </w:tcBorders>
-            <w:shd w:val="clear" w:color="auto" w:fill="EBF3FA"/>
-            <w:tcMar>
-              <w:top w:w="60" w:type="dxa"/>
-              <w:left w:w="120" w:type="dxa"/>
-              <w:bottom w:w="60" w:type="dxa"/>
-              <w:right w:w="120" w:type="dxa"/>
-            </w:tcMar>
-          </w:tcPr>
-          <w:p>
-            <w:pPr>
-              <w:rPr>
-                <w:lang w:val="fr-FR"/>
-              </w:rPr>
-            </w:pPr>
-            <w:r>
-              <w:rPr>
-                <w:b/>
-                <w:bCs/>
-                <w:color w:val="1F3864"/>
-                <w:sz w:val="20"/>
-                <w:szCs w:val="20"/>
-                <w:lang w:val="fr-FR"/>
-              </w:rPr>
-              <w:t>Score global</w:t>
-            </w:r>
-          </w:p>
-        </w:tc>
-        <w:tc>
-          <w:tcPr>
-            <w:tcW w:w="6960" w:type="dxa"/>
-            <w:tcBorders>
-              <w:top w:val="single" w:sz="4" w:space="0" w:color="CCCCCC"/>
-              <w:left w:val="single" w:sz="4" w:space="0" w:color="CCCCCC"/>
-              <w:bottom w:val="single" w:sz="4" w:space="0" w:color="CCCCCC"/>
-              <w:right w:val="single" w:sz="4" w:space="0" w:color="CCCCCC"/>
-            </w:tcBorders>
-            <w:shd w:val="clear" w:color="auto" w:fill="EBF3FA"/>
-            <w:tcMar>
-              <w:top w:w="60" w:type="dxa"/>
-              <w:left w:w="120" w:type="dxa"/>
-              <w:bottom w:w="60" w:type="dxa"/>
-              <w:right w:w="120" w:type="dxa"/>
-            </w:tcMar>
-          </w:tcPr>
-          <w:p>
-            <w:pPr>
-              <w:rPr>
-                <w:lang w:val="fr-FR"/>
-              </w:rPr>
-            </w:pPr>
-            <w:r>
-              <w:rPr>
-                <w:sz w:val="20"/>
-                <w:szCs w:val="20"/>
-                <w:lang w:val="fr-FR"/>
-              </w:rPr>
-              <w:t>57,5 / 100</w:t>
-            </w:r>
-          </w:p>
-        </w:tc>
-      </w:tr>
-      <w:tr>
-        <w:tc>
-          <w:tcPr>
-            <w:tcW w:w="2400" w:type="dxa"/>
-            <w:tcBorders>
-              <w:top w:val="single" w:sz="4" w:space="0" w:color="CCCCCC"/>
-              <w:left w:val="single" w:sz="4" w:space="0" w:color="CCCCCC"/>
-              <w:bottom w:val="single" w:sz="4" w:space="0" w:color="CCCCCC"/>
-              <w:right w:val="single" w:sz="4" w:space="0" w:color="CCCCCC"/>
-            </w:tcBorders>
-            <w:shd w:val="clear" w:color="auto" w:fill="F2F2F2"/>
-            <w:tcMar>
-              <w:top w:w="60" w:type="dxa"/>
-              <w:left w:w="120" w:type="dxa"/>
-              <w:bottom w:w="60" w:type="dxa"/>
-              <w:right w:w="120" w:type="dxa"/>
-            </w:tcMar>
-          </w:tcPr>
-          <w:p>
-            <w:pPr>
-              <w:rPr>
-                <w:lang w:val="fr-FR"/>
-              </w:rPr>
-            </w:pPr>
-            <w:r>
-              <w:rPr>
-                <w:b/>
-                <w:bCs/>
-                <w:color w:val="1F3864"/>
-                <w:sz w:val="20"/>
-                <w:szCs w:val="20"/>
-                <w:lang w:val="fr-FR"/>
-              </w:rPr>
-              <w:t>Verdict</w:t>
-            </w:r>
-          </w:p>
-        </w:tc>
-        <w:tc>
-          <w:tcPr>
-            <w:tcW w:w="6960" w:type="dxa"/>
-            <w:tcBorders>
-              <w:top w:val="single" w:sz="4" w:space="0" w:color="CCCCCC"/>
-              <w:left w:val="single" w:sz="4" w:space="0" w:color="CCCCCC"/>
-              <w:bottom w:val="single" w:sz="4" w:space="0" w:color="CCCCCC"/>
-              <w:right w:val="single" w:sz="4" w:space="0" w:color="CCCCCC"/>
-            </w:tcBorders>
-            <w:shd w:val="clear" w:color="auto" w:fill="FFFFFF"/>
-            <w:tcMar>
-              <w:top w:w="60" w:type="dxa"/>
-              <w:left w:w="120" w:type="dxa"/>
-              <w:bottom w:w="60" w:type="dxa"/>
-              <w:right w:w="120" w:type="dxa"/>
-            </w:tcMar>
-          </w:tcPr>
-          <w:p>
-            <w:pPr>
-              <w:keepNext/>
-              <w:rPr>
-                <w:lang w:val="fr-FR"/>
-              </w:rPr>
-            </w:pPr>
-            <w:r>
-              <w:rPr>
-                <w:sz w:val="20"/>
-                <w:szCs w:val="20"/>
-                <w:lang w:val="fr-FR"/>
-              </w:rPr>
-              <w:t>Trop complexe — Non viable en solo</w:t>
-            </w:r>
-          </w:p>
-        </w:tc>
-      </w:tr>
-    </w:tbl>
-    <w:p>
-      <w:pPr>
-        <w:pStyle w:val="Caption"/>
-        <w:jc w:val="right"/>
-        <w:rPr>
-          <w:sz w:val="20"/>
-          <w:szCs w:val="20"/>
-          <w:lang w:val="fr-FR"/>
-        </w:rPr>
-      </w:pPr>
-      <w:bookmarkStart w:id="32" w:name="_Toc228717469"/>
-      <w:r>
-        <w:rPr>
-          <w:lang w:val="fr-FR"/>
-        </w:rPr>
-        <w:t xml:space="preserve">Tableau </w:t>
-      </w:r>
-      <w:r>
-        <w:fldChar w:fldCharType="begin"/>
-      </w:r>
-      <w:r>
-        <w:rPr>
-          <w:lang w:val="fr-FR"/>
-        </w:rPr>
-        <w:instrText xml:space="preserve"> SEQ Tableau \* ARABIC </w:instrText>
-      </w:r>
-      <w:r>
-        <w:fldChar w:fldCharType="separate"/>
-      </w:r>
-      <w:r>
-        <w:rPr>
-          <w:noProof/>
-          <w:lang w:val="fr-FR"/>
-        </w:rPr>
-        <w:t>12</w:t>
-      </w:r>
-      <w:r>
-        <w:fldChar w:fldCharType="end"/>
-      </w:r>
-      <w:r>
-        <w:rPr>
-          <w:lang w:val="fr-FR"/>
-        </w:rPr>
-        <w:t xml:space="preserve"> : Open edX — Évaluation de la plateforme</w:t>
       </w:r>
       <w:bookmarkEnd w:id="32"/>
     </w:p>
@@ -17805,7 +16459,7 @@
               <w:bottom w:val="single" w:sz="4" w:space="0" w:color="CCCCCC"/>
               <w:right w:val="single" w:sz="4" w:space="0" w:color="CCCCCC"/>
             </w:tcBorders>
-            <w:shd w:val="clear" w:color="auto" w:fill="E2EFDA"/>
+            <w:shd w:val="clear" w:color="auto" w:fill="FCE4D6"/>
             <w:tcMar>
               <w:top w:w="60" w:type="dxa"/>
               <w:left w:w="40" w:type="dxa"/>
@@ -17843,10 +16497,10 @@
               <w:rPr>
                 <w:b/>
                 <w:bCs/>
-                <w:color w:val="375623"/>
-                <w:lang w:val="fr-FR"/>
-              </w:rPr>
-              <w:t>5</w:t>
+                <w:color w:val="C00000"/>
+                <w:lang w:val="fr-FR"/>
+              </w:rPr>
+              <w:t>2</w:t>
             </w:r>
           </w:p>
         </w:tc>
@@ -17859,7 +16513,7 @@
               <w:bottom w:val="single" w:sz="4" w:space="0" w:color="CCCCCC"/>
               <w:right w:val="single" w:sz="4" w:space="0" w:color="CCCCCC"/>
             </w:tcBorders>
-            <w:shd w:val="clear" w:color="auto" w:fill="FCE4D6"/>
+            <w:shd w:val="clear" w:color="auto" w:fill="FFF2CC"/>
             <w:tcMar>
               <w:top w:w="60" w:type="dxa"/>
               <w:left w:w="40" w:type="dxa"/>
@@ -17897,10 +16551,10 @@
               <w:rPr>
                 <w:b/>
                 <w:bCs/>
-                <w:color w:val="C00000"/>
-                <w:lang w:val="fr-FR"/>
-              </w:rPr>
-              <w:t>2</w:t>
+                <w:color w:val="7F6000"/>
+                <w:lang w:val="fr-FR"/>
+              </w:rPr>
+              <w:t>3</w:t>
             </w:r>
           </w:p>
         </w:tc>
@@ -17967,7 +16621,7 @@
               <w:bottom w:val="single" w:sz="4" w:space="0" w:color="CCCCCC"/>
               <w:right w:val="single" w:sz="4" w:space="0" w:color="CCCCCC"/>
             </w:tcBorders>
-            <w:shd w:val="clear" w:color="auto" w:fill="E2EFDA"/>
+            <w:shd w:val="clear" w:color="auto" w:fill="FCE4D6"/>
             <w:tcMar>
               <w:top w:w="60" w:type="dxa"/>
               <w:left w:w="40" w:type="dxa"/>
@@ -18005,10 +16659,10 @@
               <w:rPr>
                 <w:b/>
                 <w:bCs/>
-                <w:color w:val="375623"/>
-                <w:lang w:val="fr-FR"/>
-              </w:rPr>
-              <w:t>5</w:t>
+                <w:color w:val="C00000"/>
+                <w:lang w:val="fr-FR"/>
+              </w:rPr>
+              <w:t>2</w:t>
             </w:r>
           </w:p>
         </w:tc>
@@ -18075,7 +16729,7 @@
               <w:bottom w:val="single" w:sz="4" w:space="0" w:color="CCCCCC"/>
               <w:right w:val="single" w:sz="4" w:space="0" w:color="CCCCCC"/>
             </w:tcBorders>
-            <w:shd w:val="clear" w:color="auto" w:fill="E2EFDA"/>
+            <w:shd w:val="clear" w:color="auto" w:fill="FFF2CC"/>
             <w:tcMar>
               <w:top w:w="60" w:type="dxa"/>
               <w:left w:w="40" w:type="dxa"/>
@@ -18113,10 +16767,10 @@
               <w:rPr>
                 <w:b/>
                 <w:bCs/>
-                <w:color w:val="375623"/>
-                <w:lang w:val="fr-FR"/>
-              </w:rPr>
-              <w:t>5</w:t>
+                <w:color w:val="7F6000"/>
+                <w:lang w:val="fr-FR"/>
+              </w:rPr>
+              <w:t>3</w:t>
             </w:r>
           </w:p>
         </w:tc>
@@ -18237,7 +16891,7 @@
               <w:bottom w:val="single" w:sz="4" w:space="0" w:color="CCCCCC"/>
               <w:right w:val="single" w:sz="4" w:space="0" w:color="CCCCCC"/>
             </w:tcBorders>
-            <w:shd w:val="clear" w:color="auto" w:fill="FFF2CC"/>
+            <w:shd w:val="clear" w:color="auto" w:fill="E2EFDA"/>
             <w:tcMar>
               <w:top w:w="60" w:type="dxa"/>
               <w:left w:w="40" w:type="dxa"/>
@@ -18275,10 +16929,10 @@
               <w:rPr>
                 <w:b/>
                 <w:bCs/>
-                <w:color w:val="7F6000"/>
-                <w:lang w:val="fr-FR"/>
-              </w:rPr>
-              <w:t>3</w:t>
+                <w:color w:val="375623"/>
+                <w:lang w:val="fr-FR"/>
+              </w:rPr>
+              <w:t>4</w:t>
             </w:r>
           </w:p>
         </w:tc>
@@ -18332,7 +16986,7 @@
                 <w:color w:val="C00000"/>
                 <w:lang w:val="fr-FR"/>
               </w:rPr>
-              <w:t>2</w:t>
+              <w:t>1</w:t>
             </w:r>
           </w:p>
         </w:tc>
@@ -18345,7 +16999,7 @@
               <w:bottom w:val="single" w:sz="4" w:space="0" w:color="CCCCCC"/>
               <w:right w:val="single" w:sz="4" w:space="0" w:color="CCCCCC"/>
             </w:tcBorders>
-            <w:shd w:val="clear" w:color="auto" w:fill="E2EFDA"/>
+            <w:shd w:val="clear" w:color="auto" w:fill="FFF2CC"/>
             <w:tcMar>
               <w:top w:w="60" w:type="dxa"/>
               <w:left w:w="40" w:type="dxa"/>
@@ -18383,10 +17037,10 @@
               <w:rPr>
                 <w:b/>
                 <w:bCs/>
-                <w:color w:val="375623"/>
-                <w:lang w:val="fr-FR"/>
-              </w:rPr>
-              <w:t>5</w:t>
+                <w:color w:val="7F6000"/>
+                <w:lang w:val="fr-FR"/>
+              </w:rPr>
+              <w:t>3</w:t>
             </w:r>
           </w:p>
         </w:tc>
@@ -18453,7 +17107,7 @@
               <w:bottom w:val="single" w:sz="4" w:space="0" w:color="CCCCCC"/>
               <w:right w:val="single" w:sz="4" w:space="0" w:color="CCCCCC"/>
             </w:tcBorders>
-            <w:shd w:val="clear" w:color="auto" w:fill="FCE4D6"/>
+            <w:shd w:val="clear" w:color="auto" w:fill="FFF2CC"/>
             <w:tcMar>
               <w:top w:w="60" w:type="dxa"/>
               <w:left w:w="40" w:type="dxa"/>
@@ -18492,10 +17146,10 @@
               <w:rPr>
                 <w:b/>
                 <w:bCs/>
-                <w:color w:val="C00000"/>
-                <w:lang w:val="fr-FR"/>
-              </w:rPr>
-              <w:t>1</w:t>
+                <w:color w:val="7F6000"/>
+                <w:lang w:val="fr-FR"/>
+              </w:rPr>
+              <w:t>3</w:t>
             </w:r>
           </w:p>
         </w:tc>
@@ -18511,7 +17165,8 @@
           <w:lang w:val="fr-FR"/>
         </w:rPr>
       </w:pPr>
-      <w:bookmarkStart w:id="33" w:name="_Toc228717470"/>
+      <w:bookmarkStart w:id="33" w:name="_Toc228717468"/>
+      <w:commentRangeStart w:id="34"/>
       <w:r>
         <w:rPr>
           <w:sz w:val="20"/>
@@ -18549,7 +17204,7 @@
           <w:szCs w:val="20"/>
           <w:lang w:val="fr-FR"/>
         </w:rPr>
-        <w:t>13</w:t>
+        <w:t>11</w:t>
       </w:r>
       <w:r>
         <w:rPr>
@@ -18564,9 +17219,19 @@
           <w:szCs w:val="20"/>
           <w:lang w:val="fr-FR"/>
         </w:rPr>
-        <w:t xml:space="preserve"> : Évaluation des Critères – Notes de Open edX</w:t>
+        <w:t xml:space="preserve"> : Évaluation des Critères – Notes de 360Learning</w:t>
       </w:r>
       <w:bookmarkEnd w:id="33"/>
+      <w:commentRangeEnd w:id="34"/>
+      <w:r>
+        <w:rPr>
+          <w:rStyle w:val="CommentReference"/>
+          <w:sz w:val="20"/>
+          <w:szCs w:val="20"/>
+          <w:lang w:val="fr-FR"/>
+        </w:rPr>
+        <w:commentReference w:id="34"/>
+      </w:r>
     </w:p>
     <w:p>
       <w:pPr>
@@ -18581,7 +17246,23 @@
           <w:color w:val="1F1F1F"/>
           <w:lang w:val="fr-FR"/>
         </w:rPr>
-        <w:t>Points forts : Meilleur score technique — QCM très avancé, certification Open Badges 2.0 avec vérification cryptographique, architecture XBlocks extensible, API REST très complète, Apache 2.0 open source, utilisé par Harvard et MIT.</w:t>
+        <w:t xml:space="preserve">Points forts : Apprentissage collaboratif unique (co-création de contenu), analytics avancés, UX soignée, ateliers collaboratifs bien supportés, API REST complète, conforme </w:t>
+      </w:r>
+      <w:hyperlink w:anchor="RGPD" w:history="1">
+        <w:r>
+          <w:rPr>
+            <w:rStyle w:val="Hyperlink"/>
+            <w:lang w:val="fr-FR"/>
+          </w:rPr>
+          <w:t>RGPD</w:t>
+        </w:r>
+      </w:hyperlink>
+      <w:r>
+        <w:rPr>
+          <w:color w:val="1F1F1F"/>
+          <w:lang w:val="fr-FR"/>
+        </w:rPr>
+        <w:t>.</w:t>
       </w:r>
     </w:p>
     <w:p>
@@ -18597,7 +17278,7 @@
           <w:color w:val="1F1F1F"/>
           <w:lang w:val="fr-FR"/>
         </w:rPr>
-        <w:t>Limites critiques : Complexité opérationnelle extrême — déploiement Kubernetes, outil tutor officiel, requiert une équipe DevOps dédiée. Aucun chatbot IA natif (le module AI Mentor est en bêta fermée sur edX.org SaaS uniquement). Ateliers pratiques limités aux labs XBlock et à l'évaluation par les pairs. Infrastructure très coûteuse en ressources. Mises à jour semi-annuelles avec breaking changes fréquents.</w:t>
+        <w:t xml:space="preserve">Limites critiques : Chatbot IA conversationnel absent — les fonctionnalités IA 2024-2025 portent sur la génération de contenu, pas sur un agent apprenant. Moteur QCM limité (pas de randomisation avancée, pas d'anti-fraude de niveau certification). Certification basique sans vérification cryptographique. </w:t>
       </w:r>
     </w:p>
     <w:p>
@@ -18605,6 +17286,8 @@
         <w:spacing w:before="80" w:after="80"/>
         <w:jc w:val="both"/>
         <w:rPr>
+          <w:b/>
+          <w:bCs/>
           <w:lang w:val="fr-FR"/>
         </w:rPr>
       </w:pPr>
@@ -18615,47 +17298,38 @@
           <w:color w:val="1F1F1F"/>
           <w:lang w:val="fr-FR"/>
         </w:rPr>
-        <w:t>Maturité IA (open source) : N1. La version SaaS commerciale est N3 mais inaccessible. Le chatbot open source est prévu pour mi-2026</w:t>
-      </w:r>
-      <w:r>
-        <w:rPr>
-          <w:i/>
-          <w:iCs/>
-          <w:color w:val="1F1F1F"/>
-          <w:lang w:val="fr-FR"/>
-        </w:rPr>
-        <w:t>.</w:t>
+        <w:t>Maturité IA : N2 — Recommandations ML proprietary et génération de contenu. Pas de chatbot conversationnel.</w:t>
       </w:r>
     </w:p>
     <w:p>
       <w:pPr>
-        <w:rPr>
-          <w:lang w:val="fr-FR"/>
-        </w:rPr>
-      </w:pPr>
-      <w:r>
-        <w:rPr>
-          <w:lang w:val="fr-FR"/>
-        </w:rPr>
-        <w:br w:type="page"/>
-      </w:r>
+        <w:spacing w:before="40" w:after="40"/>
+        <w:rPr>
+          <w:lang w:val="fr-FR"/>
+        </w:rPr>
+      </w:pPr>
     </w:p>
     <w:p>
       <w:pPr>
         <w:pStyle w:val="Heading2"/>
-        <w:rPr>
-          <w:lang w:val="fr-FR"/>
-        </w:rPr>
-      </w:pPr>
-      <w:bookmarkStart w:id="34" w:name="_Toc228717413"/>
-      <w:r>
-        <w:rPr>
-          <w:lang w:val="fr-FR"/>
-        </w:rPr>
-        <w:lastRenderedPageBreak/>
-        <w:t>4.5 Docebo Learn — LMS Enterprise IA</w:t>
-      </w:r>
-      <w:bookmarkEnd w:id="34"/>
+      </w:pPr>
+      <w:bookmarkStart w:id="35" w:name="_Toc228717412"/>
+      <w:r>
+        <w:t>4.4 Open edX (Redwood) — Plateforme MOOC</w:t>
+      </w:r>
+      <w:r>
+        <w:t xml:space="preserve"> (</w:t>
+      </w:r>
+      <w:r>
+        <w:t>Massive Open Online Course</w:t>
+      </w:r>
+      <w:r>
+        <w:t>)</w:t>
+      </w:r>
+      <w:bookmarkEnd w:id="35"/>
+      <w:r>
+        <w:t xml:space="preserve"> </w:t>
+      </w:r>
     </w:p>
     <w:tbl>
       <w:tblPr>
@@ -18733,12 +17407,18 @@
             </w:tcMar>
           </w:tcPr>
           <w:p>
-            <w:r>
-              <w:rPr>
-                <w:sz w:val="20"/>
-                <w:szCs w:val="20"/>
-              </w:rPr>
-              <w:t>Docebo Inc. (Canada, Nasdaq: DCBO)</w:t>
+            <w:pPr>
+              <w:rPr>
+                <w:lang w:val="fr-FR"/>
+              </w:rPr>
+            </w:pPr>
+            <w:r>
+              <w:rPr>
+                <w:sz w:val="20"/>
+                <w:szCs w:val="20"/>
+                <w:lang w:val="fr-FR"/>
+              </w:rPr>
+              <w:t>Axim Collaborative (USA)</w:t>
             </w:r>
           </w:p>
         </w:tc>
@@ -18809,7 +17489,7 @@
                 <w:szCs w:val="20"/>
                 <w:lang w:val="fr-FR"/>
               </w:rPr>
-              <w:t>Cloud 2025</w:t>
+              <w:t>Redwood — Juin 2024</w:t>
             </w:r>
           </w:p>
         </w:tc>
@@ -18880,7 +17560,7 @@
                 <w:szCs w:val="20"/>
                 <w:lang w:val="fr-FR"/>
               </w:rPr>
-              <w:t>3 500+ entreprises, 2,5M+ apprenants</w:t>
+              <w:t>35M+ apprenants, 160+ institutions</w:t>
             </w:r>
           </w:p>
         </w:tc>
@@ -18951,7 +17631,7 @@
                 <w:szCs w:val="20"/>
                 <w:lang w:val="fr-FR"/>
               </w:rPr>
-              <w:t>52,8 / 100</w:t>
+              <w:t>57,5 / 100</w:t>
             </w:r>
           </w:p>
         </w:tc>
@@ -19023,7 +17703,7 @@
                 <w:szCs w:val="20"/>
                 <w:lang w:val="fr-FR"/>
               </w:rPr>
-              <w:t>Hors Scope — Tarification enterprise inaccessible</w:t>
+              <w:t>Trop complexe — Non viable en solo</w:t>
             </w:r>
           </w:p>
         </w:tc>
@@ -19039,94 +17719,42 @@
           <w:lang w:val="fr-FR"/>
         </w:rPr>
       </w:pPr>
-      <w:bookmarkStart w:id="35" w:name="_Toc228717471"/>
-      <w:r>
-        <w:rPr>
-          <w:sz w:val="20"/>
-          <w:szCs w:val="20"/>
+      <w:bookmarkStart w:id="36" w:name="_Toc228717469"/>
+      <w:r>
+        <w:rPr>
           <w:lang w:val="fr-FR"/>
         </w:rPr>
         <w:t xml:space="preserve">Tableau </w:t>
       </w:r>
       <w:r>
-        <w:rPr>
-          <w:sz w:val="20"/>
-          <w:szCs w:val="20"/>
-        </w:rPr>
         <w:fldChar w:fldCharType="begin"/>
       </w:r>
       <w:r>
         <w:rPr>
-          <w:sz w:val="20"/>
-          <w:szCs w:val="20"/>
           <w:lang w:val="fr-FR"/>
         </w:rPr>
         <w:instrText xml:space="preserve"> SEQ Tableau \* ARABIC </w:instrText>
       </w:r>
       <w:r>
-        <w:rPr>
-          <w:sz w:val="20"/>
-          <w:szCs w:val="20"/>
-        </w:rPr>
         <w:fldChar w:fldCharType="separate"/>
       </w:r>
       <w:r>
         <w:rPr>
           <w:noProof/>
-          <w:sz w:val="20"/>
-          <w:szCs w:val="20"/>
-          <w:lang w:val="fr-FR"/>
-        </w:rPr>
-        <w:t>14</w:t>
-      </w:r>
-      <w:r>
-        <w:rPr>
-          <w:sz w:val="20"/>
-          <w:szCs w:val="20"/>
-        </w:rPr>
+          <w:lang w:val="fr-FR"/>
+        </w:rPr>
+        <w:t>12</w:t>
+      </w:r>
+      <w:r>
         <w:fldChar w:fldCharType="end"/>
       </w:r>
       <w:r>
         <w:rPr>
-          <w:sz w:val="20"/>
-          <w:szCs w:val="20"/>
-          <w:lang w:val="fr-FR"/>
-        </w:rPr>
-        <w:t xml:space="preserve"> </w:t>
-      </w:r>
-      <w:r>
-        <w:rPr>
-          <w:sz w:val="20"/>
-          <w:szCs w:val="20"/>
-          <w:lang w:val="fr-FR"/>
-        </w:rPr>
-        <w:t>Docebo Learn</w:t>
-      </w:r>
-      <w:r>
-        <w:rPr>
-          <w:sz w:val="20"/>
-          <w:szCs w:val="20"/>
-          <w:lang w:val="fr-FR"/>
-        </w:rPr>
-        <w:t xml:space="preserve"> </w:t>
-      </w:r>
-      <w:r>
-        <w:rPr>
-          <w:sz w:val="20"/>
-          <w:szCs w:val="20"/>
-          <w:lang w:val="fr-FR"/>
-        </w:rPr>
-        <w:t>— Évaluation de la plateforme</w:t>
-      </w:r>
-      <w:bookmarkEnd w:id="35"/>
-      <w:r>
-        <w:rPr>
-          <w:sz w:val="20"/>
-          <w:szCs w:val="20"/>
-          <w:lang w:val="fr-FR"/>
-        </w:rPr>
-        <w:t xml:space="preserve"> </w:t>
-      </w:r>
+          <w:lang w:val="fr-FR"/>
+        </w:rPr>
+        <w:t xml:space="preserve"> : Open edX — Évaluation de la plateforme</w:t>
+      </w:r>
+      <w:bookmarkEnd w:id="36"/>
     </w:p>
     <w:tbl>
       <w:tblPr>
@@ -19211,7 +17839,7 @@
                 <w:color w:val="375623"/>
                 <w:lang w:val="fr-FR"/>
               </w:rPr>
-              <w:t>4</w:t>
+              <w:t>5</w:t>
             </w:r>
           </w:p>
         </w:tc>
@@ -19278,7 +17906,7 @@
               <w:bottom w:val="single" w:sz="4" w:space="0" w:color="CCCCCC"/>
               <w:right w:val="single" w:sz="4" w:space="0" w:color="CCCCCC"/>
             </w:tcBorders>
-            <w:shd w:val="clear" w:color="auto" w:fill="FFF2CC"/>
+            <w:shd w:val="clear" w:color="auto" w:fill="FCE4D6"/>
             <w:tcMar>
               <w:top w:w="60" w:type="dxa"/>
               <w:left w:w="40" w:type="dxa"/>
@@ -19316,10 +17944,10 @@
               <w:rPr>
                 <w:b/>
                 <w:bCs/>
-                <w:color w:val="7F6000"/>
-                <w:lang w:val="fr-FR"/>
-              </w:rPr>
-              <w:t>3</w:t>
+                <w:color w:val="C00000"/>
+                <w:lang w:val="fr-FR"/>
+              </w:rPr>
+              <w:t>1</w:t>
             </w:r>
           </w:p>
         </w:tc>
@@ -19332,7 +17960,7 @@
               <w:bottom w:val="single" w:sz="4" w:space="0" w:color="CCCCCC"/>
               <w:right w:val="single" w:sz="4" w:space="0" w:color="CCCCCC"/>
             </w:tcBorders>
-            <w:shd w:val="clear" w:color="auto" w:fill="FFF2CC"/>
+            <w:shd w:val="clear" w:color="auto" w:fill="E2EFDA"/>
             <w:tcMar>
               <w:top w:w="60" w:type="dxa"/>
               <w:left w:w="40" w:type="dxa"/>
@@ -19370,10 +17998,10 @@
               <w:rPr>
                 <w:b/>
                 <w:bCs/>
-                <w:color w:val="7F6000"/>
-                <w:lang w:val="fr-FR"/>
-              </w:rPr>
-              <w:t>3</w:t>
+                <w:color w:val="375623"/>
+                <w:lang w:val="fr-FR"/>
+              </w:rPr>
+              <w:t>5</w:t>
             </w:r>
           </w:p>
         </w:tc>
@@ -19481,7 +18109,7 @@
                 <w:color w:val="375623"/>
                 <w:lang w:val="fr-FR"/>
               </w:rPr>
-              <w:t>4</w:t>
+              <w:t>5</w:t>
             </w:r>
           </w:p>
         </w:tc>
@@ -19494,7 +18122,7 @@
               <w:bottom w:val="single" w:sz="4" w:space="0" w:color="CCCCCC"/>
               <w:right w:val="single" w:sz="4" w:space="0" w:color="CCCCCC"/>
             </w:tcBorders>
-            <w:shd w:val="clear" w:color="auto" w:fill="E2EFDA"/>
+            <w:shd w:val="clear" w:color="auto" w:fill="FCE4D6"/>
             <w:tcMar>
               <w:top w:w="60" w:type="dxa"/>
               <w:left w:w="40" w:type="dxa"/>
@@ -19532,10 +18160,10 @@
               <w:rPr>
                 <w:b/>
                 <w:bCs/>
-                <w:color w:val="375623"/>
-                <w:lang w:val="fr-FR"/>
-              </w:rPr>
-              <w:t>4</w:t>
+                <w:color w:val="C00000"/>
+                <w:lang w:val="fr-FR"/>
+              </w:rPr>
+              <w:t>2</w:t>
             </w:r>
           </w:p>
         </w:tc>
@@ -19602,7 +18230,7 @@
               <w:bottom w:val="single" w:sz="4" w:space="0" w:color="CCCCCC"/>
               <w:right w:val="single" w:sz="4" w:space="0" w:color="CCCCCC"/>
             </w:tcBorders>
-            <w:shd w:val="clear" w:color="auto" w:fill="E2EFDA"/>
+            <w:shd w:val="clear" w:color="auto" w:fill="FFF2CC"/>
             <w:tcMar>
               <w:top w:w="60" w:type="dxa"/>
               <w:left w:w="40" w:type="dxa"/>
@@ -19640,10 +18268,10 @@
               <w:rPr>
                 <w:b/>
                 <w:bCs/>
-                <w:color w:val="375623"/>
-                <w:lang w:val="fr-FR"/>
-              </w:rPr>
-              <w:t>5</w:t>
+                <w:color w:val="7F6000"/>
+                <w:lang w:val="fr-FR"/>
+              </w:rPr>
+              <w:t>3</w:t>
             </w:r>
           </w:p>
         </w:tc>
@@ -19697,7 +18325,7 @@
                 <w:color w:val="C00000"/>
                 <w:lang w:val="fr-FR"/>
               </w:rPr>
-              <w:t>1</w:t>
+              <w:t>2</w:t>
             </w:r>
           </w:p>
         </w:tc>
@@ -19710,7 +18338,7 @@
               <w:bottom w:val="single" w:sz="4" w:space="0" w:color="CCCCCC"/>
               <w:right w:val="single" w:sz="4" w:space="0" w:color="CCCCCC"/>
             </w:tcBorders>
-            <w:shd w:val="clear" w:color="auto" w:fill="FCE4D6"/>
+            <w:shd w:val="clear" w:color="auto" w:fill="E2EFDA"/>
             <w:tcMar>
               <w:top w:w="60" w:type="dxa"/>
               <w:left w:w="40" w:type="dxa"/>
@@ -19748,10 +18376,10 @@
               <w:rPr>
                 <w:b/>
                 <w:bCs/>
-                <w:color w:val="C00000"/>
-                <w:lang w:val="fr-FR"/>
-              </w:rPr>
-              <w:t>1</w:t>
+                <w:color w:val="375623"/>
+                <w:lang w:val="fr-FR"/>
+              </w:rPr>
+              <w:t>5</w:t>
             </w:r>
           </w:p>
         </w:tc>
@@ -19818,7 +18446,7 @@
               <w:bottom w:val="single" w:sz="4" w:space="0" w:color="CCCCCC"/>
               <w:right w:val="single" w:sz="4" w:space="0" w:color="CCCCCC"/>
             </w:tcBorders>
-            <w:shd w:val="clear" w:color="auto" w:fill="E2EFDA"/>
+            <w:shd w:val="clear" w:color="auto" w:fill="FCE4D6"/>
             <w:tcMar>
               <w:top w:w="60" w:type="dxa"/>
               <w:left w:w="40" w:type="dxa"/>
@@ -19857,10 +18485,10 @@
               <w:rPr>
                 <w:b/>
                 <w:bCs/>
-                <w:color w:val="375623"/>
-                <w:lang w:val="fr-FR"/>
-              </w:rPr>
-              <w:t>4</w:t>
+                <w:color w:val="C00000"/>
+                <w:lang w:val="fr-FR"/>
+              </w:rPr>
+              <w:t>1</w:t>
             </w:r>
           </w:p>
         </w:tc>
@@ -19876,7 +18504,8 @@
           <w:lang w:val="fr-FR"/>
         </w:rPr>
       </w:pPr>
-      <w:bookmarkStart w:id="36" w:name="_Toc228717472"/>
+      <w:bookmarkStart w:id="37" w:name="_Toc228717470"/>
+      <w:commentRangeStart w:id="38"/>
       <w:r>
         <w:rPr>
           <w:sz w:val="20"/>
@@ -19914,7 +18543,7 @@
           <w:szCs w:val="20"/>
           <w:lang w:val="fr-FR"/>
         </w:rPr>
-        <w:t>15</w:t>
+        <w:t>13</w:t>
       </w:r>
       <w:r>
         <w:rPr>
@@ -19929,25 +18558,19 @@
           <w:szCs w:val="20"/>
           <w:lang w:val="fr-FR"/>
         </w:rPr>
-        <w:t xml:space="preserve">  : Évaluation des Critères – Notes de Docebo </w:t>
-      </w:r>
-      <w:r>
-        <w:rPr>
+        <w:t xml:space="preserve"> : Évaluation des Critères – Notes de Open edX</w:t>
+      </w:r>
+      <w:bookmarkEnd w:id="37"/>
+      <w:commentRangeEnd w:id="38"/>
+      <w:r>
+        <w:rPr>
+          <w:rStyle w:val="CommentReference"/>
           <w:sz w:val="20"/>
           <w:szCs w:val="20"/>
           <w:lang w:val="fr-FR"/>
         </w:rPr>
-        <w:t>L</w:t>
-      </w:r>
-      <w:r>
-        <w:rPr>
-          <w:sz w:val="20"/>
-          <w:szCs w:val="20"/>
-          <w:lang w:val="fr-FR"/>
-        </w:rPr>
-        <w:t>earn</w:t>
-      </w:r>
-      <w:bookmarkEnd w:id="36"/>
+        <w:commentReference w:id="38"/>
+      </w:r>
     </w:p>
     <w:p>
       <w:pPr>
@@ -19962,7 +18585,7 @@
           <w:color w:val="1F1F1F"/>
           <w:lang w:val="fr-FR"/>
         </w:rPr>
-        <w:t>Points forts : Plateforme IA la plus avancée du marché LMS — moteur ML de recommandation, Docebo Shape (génération micro-contenus), API riche, interface apprenant très soignée, analytics avancés.</w:t>
+        <w:t>Points forts : Meilleur score technique — QCM très avancé, certification Open Badges 2.0 avec vérification cryptographique, architecture XBlocks extensible, API REST très complète, Apache 2.0 open source, utilisé par Harvard et MIT.</w:t>
       </w:r>
     </w:p>
     <w:p>
@@ -19978,7 +18601,7 @@
           <w:color w:val="1F1F1F"/>
           <w:lang w:val="fr-FR"/>
         </w:rPr>
-        <w:t>Limites critiques : Tarification sur devis estimée à 1 500–5 000 USD/mois — hors de tout périmètre PFE. "Docebo Coach" (chatbot conversationnel) toujours en bêta privée en avril 2026, indisponible en production. Code source fermé, SaaS pur, aucune souveraineté des données possible.</w:t>
+        <w:t>Limites critiques : Complexité opérationnelle extrême — déploiement Kubernetes, outil tutor officiel, requiert une équipe DevOps dédiée. Aucun chatbot IA natif (le module AI Mentor est en bêta fermée sur edX.org SaaS uniquement). Ateliers pratiques limités aux labs XBlock et à l'évaluation par les pairs. Infrastructure très coûteuse en ressources. Mises à jour semi-annuelles avec breaking changes fréquents.</w:t>
       </w:r>
     </w:p>
     <w:p>
@@ -19986,8 +18609,6 @@
         <w:spacing w:before="80" w:after="80"/>
         <w:jc w:val="both"/>
         <w:rPr>
-          <w:b/>
-          <w:bCs/>
           <w:lang w:val="fr-FR"/>
         </w:rPr>
       </w:pPr>
@@ -19998,16 +18619,30 @@
           <w:color w:val="1F1F1F"/>
           <w:lang w:val="fr-FR"/>
         </w:rPr>
-        <w:t>Maturité IA : N2-N3 — Plateforme la plus proche du besoin Cert_EET mais structurellement inaccessible.</w:t>
+        <w:t>Maturité IA (open source) : N1. La version SaaS commerciale est N3 mais inaccessible. Le chatbot open source est prévu pour mi-2026</w:t>
+      </w:r>
+      <w:r>
+        <w:rPr>
+          <w:i/>
+          <w:iCs/>
+          <w:color w:val="1F1F1F"/>
+          <w:lang w:val="fr-FR"/>
+        </w:rPr>
+        <w:t>.</w:t>
       </w:r>
     </w:p>
     <w:p>
       <w:pPr>
-        <w:spacing w:before="40" w:after="40"/>
-        <w:rPr>
-          <w:lang w:val="fr-FR"/>
-        </w:rPr>
-      </w:pPr>
+        <w:rPr>
+          <w:lang w:val="fr-FR"/>
+        </w:rPr>
+      </w:pPr>
+      <w:r>
+        <w:rPr>
+          <w:lang w:val="fr-FR"/>
+        </w:rPr>
+        <w:br w:type="page"/>
+      </w:r>
     </w:p>
     <w:p>
       <w:pPr>
@@ -20016,14 +18651,15 @@
           <w:lang w:val="fr-FR"/>
         </w:rPr>
       </w:pPr>
-      <w:bookmarkStart w:id="37" w:name="_Toc228717414"/>
-      <w:r>
-        <w:rPr>
-          <w:lang w:val="fr-FR"/>
-        </w:rPr>
-        <w:t>4.6 Canvas LMS — LMS Académique</w:t>
-      </w:r>
-      <w:bookmarkEnd w:id="37"/>
+      <w:bookmarkStart w:id="39" w:name="_Toc228717413"/>
+      <w:r>
+        <w:rPr>
+          <w:lang w:val="fr-FR"/>
+        </w:rPr>
+        <w:lastRenderedPageBreak/>
+        <w:t>4.5 Docebo Learn — LMS Enterprise IA</w:t>
+      </w:r>
+      <w:bookmarkEnd w:id="39"/>
     </w:p>
     <w:tbl>
       <w:tblPr>
@@ -20101,18 +18737,12 @@
             </w:tcMar>
           </w:tcPr>
           <w:p>
-            <w:pPr>
-              <w:rPr>
-                <w:lang w:val="fr-FR"/>
-              </w:rPr>
-            </w:pPr>
-            <w:r>
-              <w:rPr>
-                <w:sz w:val="20"/>
-                <w:szCs w:val="20"/>
-                <w:lang w:val="fr-FR"/>
-              </w:rPr>
-              <w:t>Instructure Inc. (USA, Nasdaq: INST)</w:t>
+            <w:r>
+              <w:rPr>
+                <w:sz w:val="20"/>
+                <w:szCs w:val="20"/>
+              </w:rPr>
+              <w:t>Docebo Inc. (Canada, Nasdaq: DCBO)</w:t>
             </w:r>
           </w:p>
         </w:tc>
@@ -20183,7 +18813,7 @@
                 <w:szCs w:val="20"/>
                 <w:lang w:val="fr-FR"/>
               </w:rPr>
-              <w:t>Cloud + Self-hosted 2025</w:t>
+              <w:t>Cloud 2025</w:t>
             </w:r>
           </w:p>
         </w:tc>
@@ -20254,7 +18884,7 @@
                 <w:szCs w:val="20"/>
                 <w:lang w:val="fr-FR"/>
               </w:rPr>
-              <w:t>30M+ utilisateurs, 6 000+ institutions</w:t>
+              <w:t>3 500+ entreprises, 2,5M+ apprenants</w:t>
             </w:r>
           </w:p>
         </w:tc>
@@ -20325,7 +18955,7 @@
                 <w:szCs w:val="20"/>
                 <w:lang w:val="fr-FR"/>
               </w:rPr>
-              <w:t>51,9 / 100</w:t>
+              <w:t>52,8 / 100</w:t>
             </w:r>
           </w:p>
         </w:tc>
@@ -20397,7 +19027,7 @@
                 <w:szCs w:val="20"/>
                 <w:lang w:val="fr-FR"/>
               </w:rPr>
-              <w:t>Complexe — Architecture ouverte mais IA absente</w:t>
+              <w:t>Hors Scope — Tarification enterprise inaccessible</w:t>
             </w:r>
           </w:p>
         </w:tc>
@@ -20413,7 +19043,8 @@
           <w:lang w:val="fr-FR"/>
         </w:rPr>
       </w:pPr>
-      <w:bookmarkStart w:id="38" w:name="_Toc228717473"/>
+      <w:bookmarkStart w:id="40" w:name="_Toc228717471"/>
+      <w:commentRangeStart w:id="41"/>
       <w:r>
         <w:rPr>
           <w:sz w:val="20"/>
@@ -20451,7 +19082,7 @@
           <w:szCs w:val="20"/>
           <w:lang w:val="fr-FR"/>
         </w:rPr>
-        <w:t>16</w:t>
+        <w:t>14</w:t>
       </w:r>
       <w:r>
         <w:rPr>
@@ -20466,9 +19097,43 @@
           <w:szCs w:val="20"/>
           <w:lang w:val="fr-FR"/>
         </w:rPr>
-        <w:t xml:space="preserve"> : Canvas LMS — Évaluation de la plateforme</w:t>
-      </w:r>
-      <w:bookmarkEnd w:id="38"/>
+        <w:t xml:space="preserve"> </w:t>
+      </w:r>
+      <w:r>
+        <w:rPr>
+          <w:sz w:val="20"/>
+          <w:szCs w:val="20"/>
+          <w:lang w:val="fr-FR"/>
+        </w:rPr>
+        <w:t>Docebo Learn</w:t>
+      </w:r>
+      <w:r>
+        <w:rPr>
+          <w:sz w:val="20"/>
+          <w:szCs w:val="20"/>
+          <w:lang w:val="fr-FR"/>
+        </w:rPr>
+        <w:t xml:space="preserve"> — Évaluation de la plateforme</w:t>
+      </w:r>
+      <w:bookmarkEnd w:id="40"/>
+      <w:r>
+        <w:rPr>
+          <w:sz w:val="20"/>
+          <w:szCs w:val="20"/>
+          <w:lang w:val="fr-FR"/>
+        </w:rPr>
+        <w:t xml:space="preserve"> </w:t>
+      </w:r>
+      <w:commentRangeEnd w:id="41"/>
+      <w:r>
+        <w:rPr>
+          <w:rStyle w:val="CommentReference"/>
+          <w:sz w:val="20"/>
+          <w:szCs w:val="20"/>
+          <w:lang w:val="fr-FR"/>
+        </w:rPr>
+        <w:commentReference w:id="41"/>
+      </w:r>
     </w:p>
     <w:tbl>
       <w:tblPr>
@@ -20566,7 +19231,7 @@
               <w:bottom w:val="single" w:sz="4" w:space="0" w:color="CCCCCC"/>
               <w:right w:val="single" w:sz="4" w:space="0" w:color="CCCCCC"/>
             </w:tcBorders>
-            <w:shd w:val="clear" w:color="auto" w:fill="FFF2CC"/>
+            <w:shd w:val="clear" w:color="auto" w:fill="FCE4D6"/>
             <w:tcMar>
               <w:top w:w="60" w:type="dxa"/>
               <w:left w:w="40" w:type="dxa"/>
@@ -20604,10 +19269,10 @@
               <w:rPr>
                 <w:b/>
                 <w:bCs/>
-                <w:color w:val="7F6000"/>
-                <w:lang w:val="fr-FR"/>
-              </w:rPr>
-              <w:t>3</w:t>
+                <w:color w:val="C00000"/>
+                <w:lang w:val="fr-FR"/>
+              </w:rPr>
+              <w:t>2</w:t>
             </w:r>
           </w:p>
         </w:tc>
@@ -20620,7 +19285,7 @@
               <w:bottom w:val="single" w:sz="4" w:space="0" w:color="CCCCCC"/>
               <w:right w:val="single" w:sz="4" w:space="0" w:color="CCCCCC"/>
             </w:tcBorders>
-            <w:shd w:val="clear" w:color="auto" w:fill="FCE4D6"/>
+            <w:shd w:val="clear" w:color="auto" w:fill="FFF2CC"/>
             <w:tcMar>
               <w:top w:w="60" w:type="dxa"/>
               <w:left w:w="40" w:type="dxa"/>
@@ -20658,10 +19323,10 @@
               <w:rPr>
                 <w:b/>
                 <w:bCs/>
-                <w:color w:val="C00000"/>
-                <w:lang w:val="fr-FR"/>
-              </w:rPr>
-              <w:t>1</w:t>
+                <w:color w:val="7F6000"/>
+                <w:lang w:val="fr-FR"/>
+              </w:rPr>
+              <w:t>3</w:t>
             </w:r>
           </w:p>
         </w:tc>
@@ -20836,7 +19501,7 @@
               <w:bottom w:val="single" w:sz="4" w:space="0" w:color="CCCCCC"/>
               <w:right w:val="single" w:sz="4" w:space="0" w:color="CCCCCC"/>
             </w:tcBorders>
-            <w:shd w:val="clear" w:color="auto" w:fill="FCE4D6"/>
+            <w:shd w:val="clear" w:color="auto" w:fill="E2EFDA"/>
             <w:tcMar>
               <w:top w:w="60" w:type="dxa"/>
               <w:left w:w="40" w:type="dxa"/>
@@ -20874,10 +19539,10 @@
               <w:rPr>
                 <w:b/>
                 <w:bCs/>
-                <w:color w:val="C00000"/>
-                <w:lang w:val="fr-FR"/>
-              </w:rPr>
-              <w:t>2</w:t>
+                <w:color w:val="375623"/>
+                <w:lang w:val="fr-FR"/>
+              </w:rPr>
+              <w:t>4</w:t>
             </w:r>
           </w:p>
         </w:tc>
@@ -20985,7 +19650,7 @@
                 <w:color w:val="375623"/>
                 <w:lang w:val="fr-FR"/>
               </w:rPr>
-              <w:t>4</w:t>
+              <w:t>5</w:t>
             </w:r>
           </w:p>
         </w:tc>
@@ -21039,7 +19704,7 @@
                 <w:color w:val="C00000"/>
                 <w:lang w:val="fr-FR"/>
               </w:rPr>
-              <w:t>2</w:t>
+              <w:t>1</w:t>
             </w:r>
           </w:p>
         </w:tc>
@@ -21052,7 +19717,7 @@
               <w:bottom w:val="single" w:sz="4" w:space="0" w:color="CCCCCC"/>
               <w:right w:val="single" w:sz="4" w:space="0" w:color="CCCCCC"/>
             </w:tcBorders>
-            <w:shd w:val="clear" w:color="auto" w:fill="FFF2CC"/>
+            <w:shd w:val="clear" w:color="auto" w:fill="FCE4D6"/>
             <w:tcMar>
               <w:top w:w="60" w:type="dxa"/>
               <w:left w:w="40" w:type="dxa"/>
@@ -21090,10 +19755,10 @@
               <w:rPr>
                 <w:b/>
                 <w:bCs/>
-                <w:color w:val="7F6000"/>
-                <w:lang w:val="fr-FR"/>
-              </w:rPr>
-              <w:t>3</w:t>
+                <w:color w:val="C00000"/>
+                <w:lang w:val="fr-FR"/>
+              </w:rPr>
+              <w:t>1</w:t>
             </w:r>
           </w:p>
         </w:tc>
@@ -21147,7 +19812,7 @@
                 <w:color w:val="375623"/>
                 <w:lang w:val="fr-FR"/>
               </w:rPr>
-              <w:t>5</w:t>
+              <w:t>4</w:t>
             </w:r>
           </w:p>
         </w:tc>
@@ -21160,7 +19825,7 @@
               <w:bottom w:val="single" w:sz="4" w:space="0" w:color="CCCCCC"/>
               <w:right w:val="single" w:sz="4" w:space="0" w:color="CCCCCC"/>
             </w:tcBorders>
-            <w:shd w:val="clear" w:color="auto" w:fill="FCE4D6"/>
+            <w:shd w:val="clear" w:color="auto" w:fill="E2EFDA"/>
             <w:tcMar>
               <w:top w:w="60" w:type="dxa"/>
               <w:left w:w="40" w:type="dxa"/>
@@ -21199,10 +19864,10 @@
               <w:rPr>
                 <w:b/>
                 <w:bCs/>
-                <w:color w:val="C00000"/>
-                <w:lang w:val="fr-FR"/>
-              </w:rPr>
-              <w:t>2</w:t>
+                <w:color w:val="375623"/>
+                <w:lang w:val="fr-FR"/>
+              </w:rPr>
+              <w:t>4</w:t>
             </w:r>
           </w:p>
         </w:tc>
@@ -21213,12 +19878,12 @@
         <w:pStyle w:val="Caption"/>
         <w:jc w:val="right"/>
         <w:rPr>
-          <w:sz w:val="22"/>
-          <w:szCs w:val="22"/>
-          <w:lang w:val="fr-FR"/>
-        </w:rPr>
-      </w:pPr>
-      <w:bookmarkStart w:id="39" w:name="_Toc228717474"/>
+          <w:sz w:val="20"/>
+          <w:szCs w:val="20"/>
+          <w:lang w:val="fr-FR"/>
+        </w:rPr>
+      </w:pPr>
+      <w:bookmarkStart w:id="42" w:name="_Toc228717472"/>
       <w:r>
         <w:rPr>
           <w:sz w:val="20"/>
@@ -21256,7 +19921,7 @@
           <w:szCs w:val="20"/>
           <w:lang w:val="fr-FR"/>
         </w:rPr>
-        <w:t>17</w:t>
+        <w:t>15</w:t>
       </w:r>
       <w:r>
         <w:rPr>
@@ -21271,9 +19936,1351 @@
           <w:szCs w:val="20"/>
           <w:lang w:val="fr-FR"/>
         </w:rPr>
+        <w:t xml:space="preserve">  : Évaluation des Critères – Notes de Docebo </w:t>
+      </w:r>
+      <w:r>
+        <w:rPr>
+          <w:sz w:val="20"/>
+          <w:szCs w:val="20"/>
+          <w:lang w:val="fr-FR"/>
+        </w:rPr>
+        <w:t>L</w:t>
+      </w:r>
+      <w:r>
+        <w:rPr>
+          <w:sz w:val="20"/>
+          <w:szCs w:val="20"/>
+          <w:lang w:val="fr-FR"/>
+        </w:rPr>
+        <w:t>earn</w:t>
+      </w:r>
+      <w:bookmarkEnd w:id="42"/>
+    </w:p>
+    <w:p>
+      <w:pPr>
+        <w:spacing w:before="80" w:after="80"/>
+        <w:jc w:val="both"/>
+        <w:rPr>
+          <w:lang w:val="fr-FR"/>
+        </w:rPr>
+      </w:pPr>
+      <w:r>
+        <w:rPr>
+          <w:color w:val="1F1F1F"/>
+          <w:lang w:val="fr-FR"/>
+        </w:rPr>
+        <w:t>Points forts : Plateforme IA la plus avancée du marché LMS — moteur ML de recommandation, Docebo Shape (génération micro-contenus), API riche, interface apprenant très soignée, analytics avancés.</w:t>
+      </w:r>
+    </w:p>
+    <w:p>
+      <w:pPr>
+        <w:spacing w:before="80" w:after="80"/>
+        <w:jc w:val="both"/>
+        <w:rPr>
+          <w:lang w:val="fr-FR"/>
+        </w:rPr>
+      </w:pPr>
+      <w:r>
+        <w:rPr>
+          <w:color w:val="1F1F1F"/>
+          <w:lang w:val="fr-FR"/>
+        </w:rPr>
+        <w:t>Limites critiques : Tarification sur devis estimée à 1 500–5 000 USD/mois — hors de tout périmètre PFE. "Docebo Coach" (chatbot conversationnel) toujours en bêta privée en avril 2026, indisponible en production. Code source fermé, SaaS pur, aucune souveraineté des données possible.</w:t>
+      </w:r>
+    </w:p>
+    <w:p>
+      <w:pPr>
+        <w:spacing w:before="80" w:after="80"/>
+        <w:jc w:val="both"/>
+        <w:rPr>
+          <w:b/>
+          <w:bCs/>
+          <w:lang w:val="fr-FR"/>
+        </w:rPr>
+      </w:pPr>
+      <w:r>
+        <w:rPr>
+          <w:b/>
+          <w:bCs/>
+          <w:color w:val="1F1F1F"/>
+          <w:lang w:val="fr-FR"/>
+        </w:rPr>
+        <w:t>Maturité IA : N2-N3 — Plateforme la plus proche du besoin Cert_EET mais structurellement inaccessible.</w:t>
+      </w:r>
+    </w:p>
+    <w:p>
+      <w:pPr>
+        <w:spacing w:before="40" w:after="40"/>
+        <w:rPr>
+          <w:lang w:val="fr-FR"/>
+        </w:rPr>
+      </w:pPr>
+    </w:p>
+    <w:p>
+      <w:pPr>
+        <w:pStyle w:val="Heading2"/>
+        <w:rPr>
+          <w:lang w:val="fr-FR"/>
+        </w:rPr>
+      </w:pPr>
+      <w:bookmarkStart w:id="43" w:name="_Toc228717414"/>
+      <w:r>
+        <w:rPr>
+          <w:lang w:val="fr-FR"/>
+        </w:rPr>
+        <w:t>4.6 Canvas LMS — LMS Académique</w:t>
+      </w:r>
+      <w:bookmarkEnd w:id="43"/>
+    </w:p>
+    <w:tbl>
+      <w:tblPr>
+        <w:tblW w:w="9360" w:type="dxa"/>
+        <w:tblBorders>
+          <w:top w:val="single" w:sz="4" w:space="0" w:color="auto"/>
+          <w:left w:val="single" w:sz="4" w:space="0" w:color="auto"/>
+          <w:bottom w:val="single" w:sz="4" w:space="0" w:color="auto"/>
+          <w:right w:val="single" w:sz="4" w:space="0" w:color="auto"/>
+          <w:insideH w:val="single" w:sz="4" w:space="0" w:color="auto"/>
+          <w:insideV w:val="single" w:sz="4" w:space="0" w:color="auto"/>
+        </w:tblBorders>
+        <w:tblCellMar>
+          <w:left w:w="10" w:type="dxa"/>
+          <w:right w:w="10" w:type="dxa"/>
+        </w:tblCellMar>
+        <w:tblLook w:val="0000" w:firstRow="0" w:lastRow="0" w:firstColumn="0" w:lastColumn="0" w:noHBand="0" w:noVBand="0"/>
+      </w:tblPr>
+      <w:tblGrid>
+        <w:gridCol w:w="2400"/>
+        <w:gridCol w:w="6960"/>
+      </w:tblGrid>
+      <w:tr>
+        <w:tc>
+          <w:tcPr>
+            <w:tcW w:w="2400" w:type="dxa"/>
+            <w:tcBorders>
+              <w:top w:val="single" w:sz="4" w:space="0" w:color="CCCCCC"/>
+              <w:left w:val="single" w:sz="4" w:space="0" w:color="CCCCCC"/>
+              <w:bottom w:val="single" w:sz="4" w:space="0" w:color="CCCCCC"/>
+              <w:right w:val="single" w:sz="4" w:space="0" w:color="CCCCCC"/>
+            </w:tcBorders>
+            <w:shd w:val="clear" w:color="auto" w:fill="F2F2F2"/>
+            <w:tcMar>
+              <w:top w:w="60" w:type="dxa"/>
+              <w:left w:w="120" w:type="dxa"/>
+              <w:bottom w:w="60" w:type="dxa"/>
+              <w:right w:w="120" w:type="dxa"/>
+            </w:tcMar>
+          </w:tcPr>
+          <w:p>
+            <w:pPr>
+              <w:rPr>
+                <w:lang w:val="fr-FR"/>
+              </w:rPr>
+            </w:pPr>
+            <w:r>
+              <w:rPr>
+                <w:b/>
+                <w:bCs/>
+                <w:color w:val="1F3864"/>
+                <w:sz w:val="20"/>
+                <w:szCs w:val="20"/>
+                <w:lang w:val="fr-FR"/>
+              </w:rPr>
+              <w:t>Éditeur</w:t>
+            </w:r>
+          </w:p>
+        </w:tc>
+        <w:tc>
+          <w:tcPr>
+            <w:tcW w:w="6960" w:type="dxa"/>
+            <w:tcBorders>
+              <w:top w:val="single" w:sz="4" w:space="0" w:color="CCCCCC"/>
+              <w:left w:val="single" w:sz="4" w:space="0" w:color="CCCCCC"/>
+              <w:bottom w:val="single" w:sz="4" w:space="0" w:color="CCCCCC"/>
+              <w:right w:val="single" w:sz="4" w:space="0" w:color="CCCCCC"/>
+            </w:tcBorders>
+            <w:shd w:val="clear" w:color="auto" w:fill="FFFFFF"/>
+            <w:tcMar>
+              <w:top w:w="60" w:type="dxa"/>
+              <w:left w:w="120" w:type="dxa"/>
+              <w:bottom w:w="60" w:type="dxa"/>
+              <w:right w:w="120" w:type="dxa"/>
+            </w:tcMar>
+          </w:tcPr>
+          <w:p>
+            <w:pPr>
+              <w:rPr>
+                <w:lang w:val="fr-FR"/>
+              </w:rPr>
+            </w:pPr>
+            <w:r>
+              <w:rPr>
+                <w:sz w:val="20"/>
+                <w:szCs w:val="20"/>
+                <w:lang w:val="fr-FR"/>
+              </w:rPr>
+              <w:t>Instructure Inc. (USA, Nasdaq: INST)</w:t>
+            </w:r>
+          </w:p>
+        </w:tc>
+      </w:tr>
+      <w:tr>
+        <w:tc>
+          <w:tcPr>
+            <w:tcW w:w="2400" w:type="dxa"/>
+            <w:tcBorders>
+              <w:top w:val="single" w:sz="4" w:space="0" w:color="CCCCCC"/>
+              <w:left w:val="single" w:sz="4" w:space="0" w:color="CCCCCC"/>
+              <w:bottom w:val="single" w:sz="4" w:space="0" w:color="CCCCCC"/>
+              <w:right w:val="single" w:sz="4" w:space="0" w:color="CCCCCC"/>
+            </w:tcBorders>
+            <w:shd w:val="clear" w:color="auto" w:fill="EBF3FA"/>
+            <w:tcMar>
+              <w:top w:w="60" w:type="dxa"/>
+              <w:left w:w="120" w:type="dxa"/>
+              <w:bottom w:w="60" w:type="dxa"/>
+              <w:right w:w="120" w:type="dxa"/>
+            </w:tcMar>
+          </w:tcPr>
+          <w:p>
+            <w:pPr>
+              <w:rPr>
+                <w:lang w:val="fr-FR"/>
+              </w:rPr>
+            </w:pPr>
+            <w:r>
+              <w:rPr>
+                <w:b/>
+                <w:bCs/>
+                <w:color w:val="1F3864"/>
+                <w:sz w:val="20"/>
+                <w:szCs w:val="20"/>
+                <w:lang w:val="fr-FR"/>
+              </w:rPr>
+              <w:t>Version évaluée</w:t>
+            </w:r>
+          </w:p>
+        </w:tc>
+        <w:tc>
+          <w:tcPr>
+            <w:tcW w:w="6960" w:type="dxa"/>
+            <w:tcBorders>
+              <w:top w:val="single" w:sz="4" w:space="0" w:color="CCCCCC"/>
+              <w:left w:val="single" w:sz="4" w:space="0" w:color="CCCCCC"/>
+              <w:bottom w:val="single" w:sz="4" w:space="0" w:color="CCCCCC"/>
+              <w:right w:val="single" w:sz="4" w:space="0" w:color="CCCCCC"/>
+            </w:tcBorders>
+            <w:shd w:val="clear" w:color="auto" w:fill="EBF3FA"/>
+            <w:tcMar>
+              <w:top w:w="60" w:type="dxa"/>
+              <w:left w:w="120" w:type="dxa"/>
+              <w:bottom w:w="60" w:type="dxa"/>
+              <w:right w:w="120" w:type="dxa"/>
+            </w:tcMar>
+          </w:tcPr>
+          <w:p>
+            <w:pPr>
+              <w:rPr>
+                <w:lang w:val="fr-FR"/>
+              </w:rPr>
+            </w:pPr>
+            <w:r>
+              <w:rPr>
+                <w:sz w:val="20"/>
+                <w:szCs w:val="20"/>
+                <w:lang w:val="fr-FR"/>
+              </w:rPr>
+              <w:t>Cloud + Self-hosted 2025</w:t>
+            </w:r>
+          </w:p>
+        </w:tc>
+      </w:tr>
+      <w:tr>
+        <w:tc>
+          <w:tcPr>
+            <w:tcW w:w="2400" w:type="dxa"/>
+            <w:tcBorders>
+              <w:top w:val="single" w:sz="4" w:space="0" w:color="CCCCCC"/>
+              <w:left w:val="single" w:sz="4" w:space="0" w:color="CCCCCC"/>
+              <w:bottom w:val="single" w:sz="4" w:space="0" w:color="CCCCCC"/>
+              <w:right w:val="single" w:sz="4" w:space="0" w:color="CCCCCC"/>
+            </w:tcBorders>
+            <w:shd w:val="clear" w:color="auto" w:fill="F2F2F2"/>
+            <w:tcMar>
+              <w:top w:w="60" w:type="dxa"/>
+              <w:left w:w="120" w:type="dxa"/>
+              <w:bottom w:w="60" w:type="dxa"/>
+              <w:right w:w="120" w:type="dxa"/>
+            </w:tcMar>
+          </w:tcPr>
+          <w:p>
+            <w:pPr>
+              <w:rPr>
+                <w:lang w:val="fr-FR"/>
+              </w:rPr>
+            </w:pPr>
+            <w:r>
+              <w:rPr>
+                <w:b/>
+                <w:bCs/>
+                <w:color w:val="1F3864"/>
+                <w:sz w:val="20"/>
+                <w:szCs w:val="20"/>
+                <w:lang w:val="fr-FR"/>
+              </w:rPr>
+              <w:t>Base utilisateurs</w:t>
+            </w:r>
+          </w:p>
+        </w:tc>
+        <w:tc>
+          <w:tcPr>
+            <w:tcW w:w="6960" w:type="dxa"/>
+            <w:tcBorders>
+              <w:top w:val="single" w:sz="4" w:space="0" w:color="CCCCCC"/>
+              <w:left w:val="single" w:sz="4" w:space="0" w:color="CCCCCC"/>
+              <w:bottom w:val="single" w:sz="4" w:space="0" w:color="CCCCCC"/>
+              <w:right w:val="single" w:sz="4" w:space="0" w:color="CCCCCC"/>
+            </w:tcBorders>
+            <w:shd w:val="clear" w:color="auto" w:fill="FFFFFF"/>
+            <w:tcMar>
+              <w:top w:w="60" w:type="dxa"/>
+              <w:left w:w="120" w:type="dxa"/>
+              <w:bottom w:w="60" w:type="dxa"/>
+              <w:right w:w="120" w:type="dxa"/>
+            </w:tcMar>
+          </w:tcPr>
+          <w:p>
+            <w:pPr>
+              <w:rPr>
+                <w:lang w:val="fr-FR"/>
+              </w:rPr>
+            </w:pPr>
+            <w:r>
+              <w:rPr>
+                <w:sz w:val="20"/>
+                <w:szCs w:val="20"/>
+                <w:lang w:val="fr-FR"/>
+              </w:rPr>
+              <w:t>30M+ utilisateurs, 6 000+ institutions</w:t>
+            </w:r>
+          </w:p>
+        </w:tc>
+      </w:tr>
+      <w:tr>
+        <w:tc>
+          <w:tcPr>
+            <w:tcW w:w="2400" w:type="dxa"/>
+            <w:tcBorders>
+              <w:top w:val="single" w:sz="4" w:space="0" w:color="CCCCCC"/>
+              <w:left w:val="single" w:sz="4" w:space="0" w:color="CCCCCC"/>
+              <w:bottom w:val="single" w:sz="4" w:space="0" w:color="CCCCCC"/>
+              <w:right w:val="single" w:sz="4" w:space="0" w:color="CCCCCC"/>
+            </w:tcBorders>
+            <w:shd w:val="clear" w:color="auto" w:fill="EBF3FA"/>
+            <w:tcMar>
+              <w:top w:w="60" w:type="dxa"/>
+              <w:left w:w="120" w:type="dxa"/>
+              <w:bottom w:w="60" w:type="dxa"/>
+              <w:right w:w="120" w:type="dxa"/>
+            </w:tcMar>
+          </w:tcPr>
+          <w:p>
+            <w:pPr>
+              <w:rPr>
+                <w:lang w:val="fr-FR"/>
+              </w:rPr>
+            </w:pPr>
+            <w:r>
+              <w:rPr>
+                <w:b/>
+                <w:bCs/>
+                <w:color w:val="1F3864"/>
+                <w:sz w:val="20"/>
+                <w:szCs w:val="20"/>
+                <w:lang w:val="fr-FR"/>
+              </w:rPr>
+              <w:t>Score global</w:t>
+            </w:r>
+          </w:p>
+        </w:tc>
+        <w:tc>
+          <w:tcPr>
+            <w:tcW w:w="6960" w:type="dxa"/>
+            <w:tcBorders>
+              <w:top w:val="single" w:sz="4" w:space="0" w:color="CCCCCC"/>
+              <w:left w:val="single" w:sz="4" w:space="0" w:color="CCCCCC"/>
+              <w:bottom w:val="single" w:sz="4" w:space="0" w:color="CCCCCC"/>
+              <w:right w:val="single" w:sz="4" w:space="0" w:color="CCCCCC"/>
+            </w:tcBorders>
+            <w:shd w:val="clear" w:color="auto" w:fill="EBF3FA"/>
+            <w:tcMar>
+              <w:top w:w="60" w:type="dxa"/>
+              <w:left w:w="120" w:type="dxa"/>
+              <w:bottom w:w="60" w:type="dxa"/>
+              <w:right w:w="120" w:type="dxa"/>
+            </w:tcMar>
+          </w:tcPr>
+          <w:p>
+            <w:pPr>
+              <w:rPr>
+                <w:lang w:val="fr-FR"/>
+              </w:rPr>
+            </w:pPr>
+            <w:r>
+              <w:rPr>
+                <w:sz w:val="20"/>
+                <w:szCs w:val="20"/>
+                <w:lang w:val="fr-FR"/>
+              </w:rPr>
+              <w:t>51,9 / 100</w:t>
+            </w:r>
+          </w:p>
+        </w:tc>
+      </w:tr>
+      <w:tr>
+        <w:tc>
+          <w:tcPr>
+            <w:tcW w:w="2400" w:type="dxa"/>
+            <w:tcBorders>
+              <w:top w:val="single" w:sz="4" w:space="0" w:color="CCCCCC"/>
+              <w:left w:val="single" w:sz="4" w:space="0" w:color="CCCCCC"/>
+              <w:bottom w:val="single" w:sz="4" w:space="0" w:color="CCCCCC"/>
+              <w:right w:val="single" w:sz="4" w:space="0" w:color="CCCCCC"/>
+            </w:tcBorders>
+            <w:shd w:val="clear" w:color="auto" w:fill="F2F2F2"/>
+            <w:tcMar>
+              <w:top w:w="60" w:type="dxa"/>
+              <w:left w:w="120" w:type="dxa"/>
+              <w:bottom w:w="60" w:type="dxa"/>
+              <w:right w:w="120" w:type="dxa"/>
+            </w:tcMar>
+          </w:tcPr>
+          <w:p>
+            <w:pPr>
+              <w:rPr>
+                <w:lang w:val="fr-FR"/>
+              </w:rPr>
+            </w:pPr>
+            <w:r>
+              <w:rPr>
+                <w:b/>
+                <w:bCs/>
+                <w:color w:val="1F3864"/>
+                <w:sz w:val="20"/>
+                <w:szCs w:val="20"/>
+                <w:lang w:val="fr-FR"/>
+              </w:rPr>
+              <w:t>Verdict</w:t>
+            </w:r>
+          </w:p>
+        </w:tc>
+        <w:tc>
+          <w:tcPr>
+            <w:tcW w:w="6960" w:type="dxa"/>
+            <w:tcBorders>
+              <w:top w:val="single" w:sz="4" w:space="0" w:color="CCCCCC"/>
+              <w:left w:val="single" w:sz="4" w:space="0" w:color="CCCCCC"/>
+              <w:bottom w:val="single" w:sz="4" w:space="0" w:color="CCCCCC"/>
+              <w:right w:val="single" w:sz="4" w:space="0" w:color="CCCCCC"/>
+            </w:tcBorders>
+            <w:shd w:val="clear" w:color="auto" w:fill="FFFFFF"/>
+            <w:tcMar>
+              <w:top w:w="60" w:type="dxa"/>
+              <w:left w:w="120" w:type="dxa"/>
+              <w:bottom w:w="60" w:type="dxa"/>
+              <w:right w:w="120" w:type="dxa"/>
+            </w:tcMar>
+          </w:tcPr>
+          <w:p>
+            <w:pPr>
+              <w:keepNext/>
+              <w:rPr>
+                <w:lang w:val="fr-FR"/>
+              </w:rPr>
+            </w:pPr>
+            <w:r>
+              <w:rPr>
+                <w:sz w:val="20"/>
+                <w:szCs w:val="20"/>
+                <w:lang w:val="fr-FR"/>
+              </w:rPr>
+              <w:t>Complexe — Architecture ouverte mais IA absente</w:t>
+            </w:r>
+          </w:p>
+        </w:tc>
+      </w:tr>
+    </w:tbl>
+    <w:p>
+      <w:pPr>
+        <w:pStyle w:val="Caption"/>
+        <w:jc w:val="right"/>
+        <w:rPr>
+          <w:sz w:val="20"/>
+          <w:szCs w:val="20"/>
+          <w:lang w:val="fr-FR"/>
+        </w:rPr>
+      </w:pPr>
+      <w:bookmarkStart w:id="44" w:name="_Toc228717473"/>
+      <w:r>
+        <w:rPr>
+          <w:sz w:val="20"/>
+          <w:szCs w:val="20"/>
+          <w:lang w:val="fr-FR"/>
+        </w:rPr>
+        <w:t xml:space="preserve">Tableau </w:t>
+      </w:r>
+      <w:r>
+        <w:rPr>
+          <w:sz w:val="20"/>
+          <w:szCs w:val="20"/>
+        </w:rPr>
+        <w:fldChar w:fldCharType="begin"/>
+      </w:r>
+      <w:r>
+        <w:rPr>
+          <w:sz w:val="20"/>
+          <w:szCs w:val="20"/>
+          <w:lang w:val="fr-FR"/>
+        </w:rPr>
+        <w:instrText xml:space="preserve"> SEQ Tableau \* ARABIC </w:instrText>
+      </w:r>
+      <w:r>
+        <w:rPr>
+          <w:sz w:val="20"/>
+          <w:szCs w:val="20"/>
+        </w:rPr>
+        <w:fldChar w:fldCharType="separate"/>
+      </w:r>
+      <w:r>
+        <w:rPr>
+          <w:noProof/>
+          <w:sz w:val="20"/>
+          <w:szCs w:val="20"/>
+          <w:lang w:val="fr-FR"/>
+        </w:rPr>
+        <w:t>16</w:t>
+      </w:r>
+      <w:r>
+        <w:rPr>
+          <w:sz w:val="20"/>
+          <w:szCs w:val="20"/>
+        </w:rPr>
+        <w:fldChar w:fldCharType="end"/>
+      </w:r>
+      <w:r>
+        <w:rPr>
+          <w:sz w:val="20"/>
+          <w:szCs w:val="20"/>
+          <w:lang w:val="fr-FR"/>
+        </w:rPr>
+        <w:t xml:space="preserve"> : Canvas LMS — Évaluation de la plateforme</w:t>
+      </w:r>
+      <w:bookmarkEnd w:id="44"/>
+    </w:p>
+    <w:tbl>
+      <w:tblPr>
+        <w:tblW w:w="9360" w:type="dxa"/>
+        <w:tblBorders>
+          <w:top w:val="single" w:sz="4" w:space="0" w:color="auto"/>
+          <w:left w:val="single" w:sz="4" w:space="0" w:color="auto"/>
+          <w:bottom w:val="single" w:sz="4" w:space="0" w:color="auto"/>
+          <w:right w:val="single" w:sz="4" w:space="0" w:color="auto"/>
+          <w:insideH w:val="single" w:sz="4" w:space="0" w:color="auto"/>
+          <w:insideV w:val="single" w:sz="4" w:space="0" w:color="auto"/>
+        </w:tblBorders>
+        <w:tblCellMar>
+          <w:left w:w="10" w:type="dxa"/>
+          <w:right w:w="10" w:type="dxa"/>
+        </w:tblCellMar>
+        <w:tblLook w:val="0000" w:firstRow="0" w:lastRow="0" w:firstColumn="0" w:lastColumn="0" w:noHBand="0" w:noVBand="0"/>
+      </w:tblPr>
+      <w:tblGrid>
+        <w:gridCol w:w="720"/>
+        <w:gridCol w:w="720"/>
+        <w:gridCol w:w="720"/>
+        <w:gridCol w:w="720"/>
+        <w:gridCol w:w="720"/>
+        <w:gridCol w:w="720"/>
+        <w:gridCol w:w="720"/>
+        <w:gridCol w:w="720"/>
+        <w:gridCol w:w="720"/>
+        <w:gridCol w:w="720"/>
+        <w:gridCol w:w="720"/>
+        <w:gridCol w:w="720"/>
+        <w:gridCol w:w="720"/>
+      </w:tblGrid>
+      <w:tr>
+        <w:tc>
+          <w:tcPr>
+            <w:tcW w:w="720" w:type="dxa"/>
+            <w:tcBorders>
+              <w:top w:val="single" w:sz="4" w:space="0" w:color="CCCCCC"/>
+              <w:left w:val="single" w:sz="4" w:space="0" w:color="CCCCCC"/>
+              <w:bottom w:val="single" w:sz="4" w:space="0" w:color="CCCCCC"/>
+              <w:right w:val="single" w:sz="4" w:space="0" w:color="CCCCCC"/>
+            </w:tcBorders>
+            <w:shd w:val="clear" w:color="auto" w:fill="E2EFDA"/>
+            <w:tcMar>
+              <w:top w:w="60" w:type="dxa"/>
+              <w:left w:w="40" w:type="dxa"/>
+              <w:bottom w:w="60" w:type="dxa"/>
+              <w:right w:w="40" w:type="dxa"/>
+            </w:tcMar>
+          </w:tcPr>
+          <w:p>
+            <w:pPr>
+              <w:jc w:val="center"/>
+              <w:rPr>
+                <w:lang w:val="fr-FR"/>
+              </w:rPr>
+            </w:pPr>
+            <w:r>
+              <w:rPr>
+                <w:b/>
+                <w:bCs/>
+                <w:color w:val="1F3864"/>
+                <w:sz w:val="16"/>
+                <w:szCs w:val="16"/>
+                <w:lang w:val="fr-FR"/>
+              </w:rPr>
+              <w:t>C1</w:t>
+            </w:r>
+          </w:p>
+          <w:p>
+            <w:pPr>
+              <w:jc w:val="center"/>
+              <w:rPr>
+                <w:lang w:val="fr-FR"/>
+              </w:rPr>
+            </w:pPr>
+            <w:r>
+              <w:rPr>
+                <w:b/>
+                <w:bCs/>
+                <w:color w:val="375623"/>
+                <w:lang w:val="fr-FR"/>
+              </w:rPr>
+              <w:t>4</w:t>
+            </w:r>
+          </w:p>
+        </w:tc>
+        <w:tc>
+          <w:tcPr>
+            <w:tcW w:w="720" w:type="dxa"/>
+            <w:tcBorders>
+              <w:top w:val="single" w:sz="4" w:space="0" w:color="CCCCCC"/>
+              <w:left w:val="single" w:sz="4" w:space="0" w:color="CCCCCC"/>
+              <w:bottom w:val="single" w:sz="4" w:space="0" w:color="CCCCCC"/>
+              <w:right w:val="single" w:sz="4" w:space="0" w:color="CCCCCC"/>
+            </w:tcBorders>
+            <w:shd w:val="clear" w:color="auto" w:fill="FFF2CC"/>
+            <w:tcMar>
+              <w:top w:w="60" w:type="dxa"/>
+              <w:left w:w="40" w:type="dxa"/>
+              <w:bottom w:w="60" w:type="dxa"/>
+              <w:right w:w="40" w:type="dxa"/>
+            </w:tcMar>
+          </w:tcPr>
+          <w:p>
+            <w:pPr>
+              <w:jc w:val="center"/>
+              <w:rPr>
+                <w:lang w:val="fr-FR"/>
+              </w:rPr>
+            </w:pPr>
+            <w:r>
+              <w:rPr>
+                <w:b/>
+                <w:bCs/>
+                <w:color w:val="1F3864"/>
+                <w:sz w:val="16"/>
+                <w:szCs w:val="16"/>
+                <w:lang w:val="fr-FR"/>
+              </w:rPr>
+              <w:t>C2</w:t>
+            </w:r>
+          </w:p>
+          <w:p>
+            <w:pPr>
+              <w:jc w:val="center"/>
+              <w:rPr>
+                <w:lang w:val="fr-FR"/>
+              </w:rPr>
+            </w:pPr>
+            <w:r>
+              <w:rPr>
+                <w:b/>
+                <w:bCs/>
+                <w:color w:val="7F6000"/>
+                <w:lang w:val="fr-FR"/>
+              </w:rPr>
+              <w:t>3</w:t>
+            </w:r>
+          </w:p>
+        </w:tc>
+        <w:tc>
+          <w:tcPr>
+            <w:tcW w:w="720" w:type="dxa"/>
+            <w:tcBorders>
+              <w:top w:val="single" w:sz="4" w:space="0" w:color="CCCCCC"/>
+              <w:left w:val="single" w:sz="4" w:space="0" w:color="CCCCCC"/>
+              <w:bottom w:val="single" w:sz="4" w:space="0" w:color="CCCCCC"/>
+              <w:right w:val="single" w:sz="4" w:space="0" w:color="CCCCCC"/>
+            </w:tcBorders>
+            <w:shd w:val="clear" w:color="auto" w:fill="FCE4D6"/>
+            <w:tcMar>
+              <w:top w:w="60" w:type="dxa"/>
+              <w:left w:w="40" w:type="dxa"/>
+              <w:bottom w:w="60" w:type="dxa"/>
+              <w:right w:w="40" w:type="dxa"/>
+            </w:tcMar>
+          </w:tcPr>
+          <w:p>
+            <w:pPr>
+              <w:jc w:val="center"/>
+              <w:rPr>
+                <w:lang w:val="fr-FR"/>
+              </w:rPr>
+            </w:pPr>
+            <w:r>
+              <w:rPr>
+                <w:b/>
+                <w:bCs/>
+                <w:color w:val="1F3864"/>
+                <w:sz w:val="16"/>
+                <w:szCs w:val="16"/>
+                <w:lang w:val="fr-FR"/>
+              </w:rPr>
+              <w:t>C3</w:t>
+            </w:r>
+          </w:p>
+          <w:p>
+            <w:pPr>
+              <w:jc w:val="center"/>
+              <w:rPr>
+                <w:lang w:val="fr-FR"/>
+              </w:rPr>
+            </w:pPr>
+            <w:r>
+              <w:rPr>
+                <w:b/>
+                <w:bCs/>
+                <w:color w:val="C00000"/>
+                <w:lang w:val="fr-FR"/>
+              </w:rPr>
+              <w:t>1</w:t>
+            </w:r>
+          </w:p>
+        </w:tc>
+        <w:tc>
+          <w:tcPr>
+            <w:tcW w:w="720" w:type="dxa"/>
+            <w:tcBorders>
+              <w:top w:val="single" w:sz="4" w:space="0" w:color="CCCCCC"/>
+              <w:left w:val="single" w:sz="4" w:space="0" w:color="CCCCCC"/>
+              <w:bottom w:val="single" w:sz="4" w:space="0" w:color="CCCCCC"/>
+              <w:right w:val="single" w:sz="4" w:space="0" w:color="CCCCCC"/>
+            </w:tcBorders>
+            <w:shd w:val="clear" w:color="auto" w:fill="FFF2CC"/>
+            <w:tcMar>
+              <w:top w:w="60" w:type="dxa"/>
+              <w:left w:w="40" w:type="dxa"/>
+              <w:bottom w:w="60" w:type="dxa"/>
+              <w:right w:w="40" w:type="dxa"/>
+            </w:tcMar>
+          </w:tcPr>
+          <w:p>
+            <w:pPr>
+              <w:jc w:val="center"/>
+              <w:rPr>
+                <w:lang w:val="fr-FR"/>
+              </w:rPr>
+            </w:pPr>
+            <w:r>
+              <w:rPr>
+                <w:b/>
+                <w:bCs/>
+                <w:color w:val="1F3864"/>
+                <w:sz w:val="16"/>
+                <w:szCs w:val="16"/>
+                <w:lang w:val="fr-FR"/>
+              </w:rPr>
+              <w:t>C4</w:t>
+            </w:r>
+          </w:p>
+          <w:p>
+            <w:pPr>
+              <w:jc w:val="center"/>
+              <w:rPr>
+                <w:lang w:val="fr-FR"/>
+              </w:rPr>
+            </w:pPr>
+            <w:r>
+              <w:rPr>
+                <w:b/>
+                <w:bCs/>
+                <w:color w:val="7F6000"/>
+                <w:lang w:val="fr-FR"/>
+              </w:rPr>
+              <w:t>3</w:t>
+            </w:r>
+          </w:p>
+        </w:tc>
+        <w:tc>
+          <w:tcPr>
+            <w:tcW w:w="720" w:type="dxa"/>
+            <w:tcBorders>
+              <w:top w:val="single" w:sz="4" w:space="0" w:color="CCCCCC"/>
+              <w:left w:val="single" w:sz="4" w:space="0" w:color="CCCCCC"/>
+              <w:bottom w:val="single" w:sz="4" w:space="0" w:color="CCCCCC"/>
+              <w:right w:val="single" w:sz="4" w:space="0" w:color="CCCCCC"/>
+            </w:tcBorders>
+            <w:shd w:val="clear" w:color="auto" w:fill="E2EFDA"/>
+            <w:tcMar>
+              <w:top w:w="60" w:type="dxa"/>
+              <w:left w:w="40" w:type="dxa"/>
+              <w:bottom w:w="60" w:type="dxa"/>
+              <w:right w:w="40" w:type="dxa"/>
+            </w:tcMar>
+          </w:tcPr>
+          <w:p>
+            <w:pPr>
+              <w:jc w:val="center"/>
+              <w:rPr>
+                <w:lang w:val="fr-FR"/>
+              </w:rPr>
+            </w:pPr>
+            <w:r>
+              <w:rPr>
+                <w:b/>
+                <w:bCs/>
+                <w:color w:val="1F3864"/>
+                <w:sz w:val="16"/>
+                <w:szCs w:val="16"/>
+                <w:lang w:val="fr-FR"/>
+              </w:rPr>
+              <w:t>C5</w:t>
+            </w:r>
+          </w:p>
+          <w:p>
+            <w:pPr>
+              <w:jc w:val="center"/>
+              <w:rPr>
+                <w:lang w:val="fr-FR"/>
+              </w:rPr>
+            </w:pPr>
+            <w:r>
+              <w:rPr>
+                <w:b/>
+                <w:bCs/>
+                <w:color w:val="375623"/>
+                <w:lang w:val="fr-FR"/>
+              </w:rPr>
+              <w:t>4</w:t>
+            </w:r>
+          </w:p>
+        </w:tc>
+        <w:tc>
+          <w:tcPr>
+            <w:tcW w:w="720" w:type="dxa"/>
+            <w:tcBorders>
+              <w:top w:val="single" w:sz="4" w:space="0" w:color="CCCCCC"/>
+              <w:left w:val="single" w:sz="4" w:space="0" w:color="CCCCCC"/>
+              <w:bottom w:val="single" w:sz="4" w:space="0" w:color="CCCCCC"/>
+              <w:right w:val="single" w:sz="4" w:space="0" w:color="CCCCCC"/>
+            </w:tcBorders>
+            <w:shd w:val="clear" w:color="auto" w:fill="E2EFDA"/>
+            <w:tcMar>
+              <w:top w:w="60" w:type="dxa"/>
+              <w:left w:w="40" w:type="dxa"/>
+              <w:bottom w:w="60" w:type="dxa"/>
+              <w:right w:w="40" w:type="dxa"/>
+            </w:tcMar>
+          </w:tcPr>
+          <w:p>
+            <w:pPr>
+              <w:jc w:val="center"/>
+              <w:rPr>
+                <w:lang w:val="fr-FR"/>
+              </w:rPr>
+            </w:pPr>
+            <w:r>
+              <w:rPr>
+                <w:b/>
+                <w:bCs/>
+                <w:color w:val="1F3864"/>
+                <w:sz w:val="16"/>
+                <w:szCs w:val="16"/>
+                <w:lang w:val="fr-FR"/>
+              </w:rPr>
+              <w:t>C6</w:t>
+            </w:r>
+          </w:p>
+          <w:p>
+            <w:pPr>
+              <w:jc w:val="center"/>
+              <w:rPr>
+                <w:lang w:val="fr-FR"/>
+              </w:rPr>
+            </w:pPr>
+            <w:r>
+              <w:rPr>
+                <w:b/>
+                <w:bCs/>
+                <w:color w:val="375623"/>
+                <w:lang w:val="fr-FR"/>
+              </w:rPr>
+              <w:t>4</w:t>
+            </w:r>
+          </w:p>
+        </w:tc>
+        <w:tc>
+          <w:tcPr>
+            <w:tcW w:w="720" w:type="dxa"/>
+            <w:tcBorders>
+              <w:top w:val="single" w:sz="4" w:space="0" w:color="CCCCCC"/>
+              <w:left w:val="single" w:sz="4" w:space="0" w:color="CCCCCC"/>
+              <w:bottom w:val="single" w:sz="4" w:space="0" w:color="CCCCCC"/>
+              <w:right w:val="single" w:sz="4" w:space="0" w:color="CCCCCC"/>
+            </w:tcBorders>
+            <w:shd w:val="clear" w:color="auto" w:fill="FCE4D6"/>
+            <w:tcMar>
+              <w:top w:w="60" w:type="dxa"/>
+              <w:left w:w="40" w:type="dxa"/>
+              <w:bottom w:w="60" w:type="dxa"/>
+              <w:right w:w="40" w:type="dxa"/>
+            </w:tcMar>
+          </w:tcPr>
+          <w:p>
+            <w:pPr>
+              <w:jc w:val="center"/>
+              <w:rPr>
+                <w:lang w:val="fr-FR"/>
+              </w:rPr>
+            </w:pPr>
+            <w:r>
+              <w:rPr>
+                <w:b/>
+                <w:bCs/>
+                <w:color w:val="1F3864"/>
+                <w:sz w:val="16"/>
+                <w:szCs w:val="16"/>
+                <w:lang w:val="fr-FR"/>
+              </w:rPr>
+              <w:t>C7</w:t>
+            </w:r>
+          </w:p>
+          <w:p>
+            <w:pPr>
+              <w:jc w:val="center"/>
+              <w:rPr>
+                <w:lang w:val="fr-FR"/>
+              </w:rPr>
+            </w:pPr>
+            <w:r>
+              <w:rPr>
+                <w:b/>
+                <w:bCs/>
+                <w:color w:val="C00000"/>
+                <w:lang w:val="fr-FR"/>
+              </w:rPr>
+              <w:t>2</w:t>
+            </w:r>
+          </w:p>
+        </w:tc>
+        <w:tc>
+          <w:tcPr>
+            <w:tcW w:w="720" w:type="dxa"/>
+            <w:tcBorders>
+              <w:top w:val="single" w:sz="4" w:space="0" w:color="CCCCCC"/>
+              <w:left w:val="single" w:sz="4" w:space="0" w:color="CCCCCC"/>
+              <w:bottom w:val="single" w:sz="4" w:space="0" w:color="CCCCCC"/>
+              <w:right w:val="single" w:sz="4" w:space="0" w:color="CCCCCC"/>
+            </w:tcBorders>
+            <w:shd w:val="clear" w:color="auto" w:fill="E2EFDA"/>
+            <w:tcMar>
+              <w:top w:w="60" w:type="dxa"/>
+              <w:left w:w="40" w:type="dxa"/>
+              <w:bottom w:w="60" w:type="dxa"/>
+              <w:right w:w="40" w:type="dxa"/>
+            </w:tcMar>
+          </w:tcPr>
+          <w:p>
+            <w:pPr>
+              <w:jc w:val="center"/>
+              <w:rPr>
+                <w:lang w:val="fr-FR"/>
+              </w:rPr>
+            </w:pPr>
+            <w:r>
+              <w:rPr>
+                <w:b/>
+                <w:bCs/>
+                <w:color w:val="1F3864"/>
+                <w:sz w:val="16"/>
+                <w:szCs w:val="16"/>
+                <w:lang w:val="fr-FR"/>
+              </w:rPr>
+              <w:t>C8</w:t>
+            </w:r>
+          </w:p>
+          <w:p>
+            <w:pPr>
+              <w:jc w:val="center"/>
+              <w:rPr>
+                <w:lang w:val="fr-FR"/>
+              </w:rPr>
+            </w:pPr>
+            <w:r>
+              <w:rPr>
+                <w:b/>
+                <w:bCs/>
+                <w:color w:val="375623"/>
+                <w:lang w:val="fr-FR"/>
+              </w:rPr>
+              <w:t>4</w:t>
+            </w:r>
+          </w:p>
+        </w:tc>
+        <w:tc>
+          <w:tcPr>
+            <w:tcW w:w="720" w:type="dxa"/>
+            <w:tcBorders>
+              <w:top w:val="single" w:sz="4" w:space="0" w:color="CCCCCC"/>
+              <w:left w:val="single" w:sz="4" w:space="0" w:color="CCCCCC"/>
+              <w:bottom w:val="single" w:sz="4" w:space="0" w:color="CCCCCC"/>
+              <w:right w:val="single" w:sz="4" w:space="0" w:color="CCCCCC"/>
+            </w:tcBorders>
+            <w:shd w:val="clear" w:color="auto" w:fill="E2EFDA"/>
+            <w:tcMar>
+              <w:top w:w="60" w:type="dxa"/>
+              <w:left w:w="40" w:type="dxa"/>
+              <w:bottom w:w="60" w:type="dxa"/>
+              <w:right w:w="40" w:type="dxa"/>
+            </w:tcMar>
+          </w:tcPr>
+          <w:p>
+            <w:pPr>
+              <w:jc w:val="center"/>
+              <w:rPr>
+                <w:lang w:val="fr-FR"/>
+              </w:rPr>
+            </w:pPr>
+            <w:r>
+              <w:rPr>
+                <w:b/>
+                <w:bCs/>
+                <w:color w:val="1F3864"/>
+                <w:sz w:val="16"/>
+                <w:szCs w:val="16"/>
+                <w:lang w:val="fr-FR"/>
+              </w:rPr>
+              <w:t>C9</w:t>
+            </w:r>
+          </w:p>
+          <w:p>
+            <w:pPr>
+              <w:jc w:val="center"/>
+              <w:rPr>
+                <w:lang w:val="fr-FR"/>
+              </w:rPr>
+            </w:pPr>
+            <w:r>
+              <w:rPr>
+                <w:b/>
+                <w:bCs/>
+                <w:color w:val="375623"/>
+                <w:lang w:val="fr-FR"/>
+              </w:rPr>
+              <w:t>4</w:t>
+            </w:r>
+          </w:p>
+        </w:tc>
+        <w:tc>
+          <w:tcPr>
+            <w:tcW w:w="720" w:type="dxa"/>
+            <w:tcBorders>
+              <w:top w:val="single" w:sz="4" w:space="0" w:color="CCCCCC"/>
+              <w:left w:val="single" w:sz="4" w:space="0" w:color="CCCCCC"/>
+              <w:bottom w:val="single" w:sz="4" w:space="0" w:color="CCCCCC"/>
+              <w:right w:val="single" w:sz="4" w:space="0" w:color="CCCCCC"/>
+            </w:tcBorders>
+            <w:shd w:val="clear" w:color="auto" w:fill="FCE4D6"/>
+            <w:tcMar>
+              <w:top w:w="60" w:type="dxa"/>
+              <w:left w:w="40" w:type="dxa"/>
+              <w:bottom w:w="60" w:type="dxa"/>
+              <w:right w:w="40" w:type="dxa"/>
+            </w:tcMar>
+          </w:tcPr>
+          <w:p>
+            <w:pPr>
+              <w:jc w:val="center"/>
+              <w:rPr>
+                <w:lang w:val="fr-FR"/>
+              </w:rPr>
+            </w:pPr>
+            <w:r>
+              <w:rPr>
+                <w:b/>
+                <w:bCs/>
+                <w:color w:val="1F3864"/>
+                <w:sz w:val="16"/>
+                <w:szCs w:val="16"/>
+                <w:lang w:val="fr-FR"/>
+              </w:rPr>
+              <w:t>C10</w:t>
+            </w:r>
+          </w:p>
+          <w:p>
+            <w:pPr>
+              <w:jc w:val="center"/>
+              <w:rPr>
+                <w:lang w:val="fr-FR"/>
+              </w:rPr>
+            </w:pPr>
+            <w:r>
+              <w:rPr>
+                <w:b/>
+                <w:bCs/>
+                <w:color w:val="C00000"/>
+                <w:lang w:val="fr-FR"/>
+              </w:rPr>
+              <w:t>2</w:t>
+            </w:r>
+          </w:p>
+        </w:tc>
+        <w:tc>
+          <w:tcPr>
+            <w:tcW w:w="720" w:type="dxa"/>
+            <w:tcBorders>
+              <w:top w:val="single" w:sz="4" w:space="0" w:color="CCCCCC"/>
+              <w:left w:val="single" w:sz="4" w:space="0" w:color="CCCCCC"/>
+              <w:bottom w:val="single" w:sz="4" w:space="0" w:color="CCCCCC"/>
+              <w:right w:val="single" w:sz="4" w:space="0" w:color="CCCCCC"/>
+            </w:tcBorders>
+            <w:shd w:val="clear" w:color="auto" w:fill="FFF2CC"/>
+            <w:tcMar>
+              <w:top w:w="60" w:type="dxa"/>
+              <w:left w:w="40" w:type="dxa"/>
+              <w:bottom w:w="60" w:type="dxa"/>
+              <w:right w:w="40" w:type="dxa"/>
+            </w:tcMar>
+          </w:tcPr>
+          <w:p>
+            <w:pPr>
+              <w:jc w:val="center"/>
+              <w:rPr>
+                <w:lang w:val="fr-FR"/>
+              </w:rPr>
+            </w:pPr>
+            <w:r>
+              <w:rPr>
+                <w:b/>
+                <w:bCs/>
+                <w:color w:val="1F3864"/>
+                <w:sz w:val="16"/>
+                <w:szCs w:val="16"/>
+                <w:lang w:val="fr-FR"/>
+              </w:rPr>
+              <w:t>C11</w:t>
+            </w:r>
+          </w:p>
+          <w:p>
+            <w:pPr>
+              <w:jc w:val="center"/>
+              <w:rPr>
+                <w:lang w:val="fr-FR"/>
+              </w:rPr>
+            </w:pPr>
+            <w:r>
+              <w:rPr>
+                <w:b/>
+                <w:bCs/>
+                <w:color w:val="7F6000"/>
+                <w:lang w:val="fr-FR"/>
+              </w:rPr>
+              <w:t>3</w:t>
+            </w:r>
+          </w:p>
+        </w:tc>
+        <w:tc>
+          <w:tcPr>
+            <w:tcW w:w="720" w:type="dxa"/>
+            <w:tcBorders>
+              <w:top w:val="single" w:sz="4" w:space="0" w:color="CCCCCC"/>
+              <w:left w:val="single" w:sz="4" w:space="0" w:color="CCCCCC"/>
+              <w:bottom w:val="single" w:sz="4" w:space="0" w:color="CCCCCC"/>
+              <w:right w:val="single" w:sz="4" w:space="0" w:color="CCCCCC"/>
+            </w:tcBorders>
+            <w:shd w:val="clear" w:color="auto" w:fill="E2EFDA"/>
+            <w:tcMar>
+              <w:top w:w="60" w:type="dxa"/>
+              <w:left w:w="40" w:type="dxa"/>
+              <w:bottom w:w="60" w:type="dxa"/>
+              <w:right w:w="40" w:type="dxa"/>
+            </w:tcMar>
+          </w:tcPr>
+          <w:p>
+            <w:pPr>
+              <w:jc w:val="center"/>
+              <w:rPr>
+                <w:lang w:val="fr-FR"/>
+              </w:rPr>
+            </w:pPr>
+            <w:r>
+              <w:rPr>
+                <w:b/>
+                <w:bCs/>
+                <w:color w:val="1F3864"/>
+                <w:sz w:val="16"/>
+                <w:szCs w:val="16"/>
+                <w:lang w:val="fr-FR"/>
+              </w:rPr>
+              <w:t>C12</w:t>
+            </w:r>
+          </w:p>
+          <w:p>
+            <w:pPr>
+              <w:jc w:val="center"/>
+              <w:rPr>
+                <w:lang w:val="fr-FR"/>
+              </w:rPr>
+            </w:pPr>
+            <w:r>
+              <w:rPr>
+                <w:b/>
+                <w:bCs/>
+                <w:color w:val="375623"/>
+                <w:lang w:val="fr-FR"/>
+              </w:rPr>
+              <w:t>5</w:t>
+            </w:r>
+          </w:p>
+        </w:tc>
+        <w:tc>
+          <w:tcPr>
+            <w:tcW w:w="720" w:type="dxa"/>
+            <w:tcBorders>
+              <w:top w:val="single" w:sz="4" w:space="0" w:color="CCCCCC"/>
+              <w:left w:val="single" w:sz="4" w:space="0" w:color="CCCCCC"/>
+              <w:bottom w:val="single" w:sz="4" w:space="0" w:color="CCCCCC"/>
+              <w:right w:val="single" w:sz="4" w:space="0" w:color="CCCCCC"/>
+            </w:tcBorders>
+            <w:shd w:val="clear" w:color="auto" w:fill="FCE4D6"/>
+            <w:tcMar>
+              <w:top w:w="60" w:type="dxa"/>
+              <w:left w:w="40" w:type="dxa"/>
+              <w:bottom w:w="60" w:type="dxa"/>
+              <w:right w:w="40" w:type="dxa"/>
+            </w:tcMar>
+          </w:tcPr>
+          <w:p>
+            <w:pPr>
+              <w:jc w:val="center"/>
+              <w:rPr>
+                <w:lang w:val="fr-FR"/>
+              </w:rPr>
+            </w:pPr>
+            <w:r>
+              <w:rPr>
+                <w:b/>
+                <w:bCs/>
+                <w:color w:val="1F3864"/>
+                <w:sz w:val="16"/>
+                <w:szCs w:val="16"/>
+                <w:lang w:val="fr-FR"/>
+              </w:rPr>
+              <w:t>C13</w:t>
+            </w:r>
+          </w:p>
+          <w:p>
+            <w:pPr>
+              <w:keepNext/>
+              <w:jc w:val="center"/>
+              <w:rPr>
+                <w:lang w:val="fr-FR"/>
+              </w:rPr>
+            </w:pPr>
+            <w:r>
+              <w:rPr>
+                <w:b/>
+                <w:bCs/>
+                <w:color w:val="C00000"/>
+                <w:lang w:val="fr-FR"/>
+              </w:rPr>
+              <w:t>2</w:t>
+            </w:r>
+          </w:p>
+        </w:tc>
+      </w:tr>
+    </w:tbl>
+    <w:p>
+      <w:pPr>
+        <w:pStyle w:val="Caption"/>
+        <w:jc w:val="right"/>
+        <w:rPr>
+          <w:sz w:val="22"/>
+          <w:szCs w:val="22"/>
+          <w:lang w:val="fr-FR"/>
+        </w:rPr>
+      </w:pPr>
+      <w:bookmarkStart w:id="45" w:name="_Toc228717474"/>
+      <w:r>
+        <w:rPr>
+          <w:sz w:val="20"/>
+          <w:szCs w:val="20"/>
+          <w:lang w:val="fr-FR"/>
+        </w:rPr>
+        <w:t xml:space="preserve">Tableau </w:t>
+      </w:r>
+      <w:r>
+        <w:rPr>
+          <w:sz w:val="20"/>
+          <w:szCs w:val="20"/>
+        </w:rPr>
+        <w:fldChar w:fldCharType="begin"/>
+      </w:r>
+      <w:r>
+        <w:rPr>
+          <w:sz w:val="20"/>
+          <w:szCs w:val="20"/>
+          <w:lang w:val="fr-FR"/>
+        </w:rPr>
+        <w:instrText xml:space="preserve"> SEQ Tableau \* ARABIC </w:instrText>
+      </w:r>
+      <w:r>
+        <w:rPr>
+          <w:sz w:val="20"/>
+          <w:szCs w:val="20"/>
+        </w:rPr>
+        <w:fldChar w:fldCharType="separate"/>
+      </w:r>
+      <w:r>
+        <w:rPr>
+          <w:noProof/>
+          <w:sz w:val="20"/>
+          <w:szCs w:val="20"/>
+          <w:lang w:val="fr-FR"/>
+        </w:rPr>
+        <w:t>17</w:t>
+      </w:r>
+      <w:r>
+        <w:rPr>
+          <w:sz w:val="20"/>
+          <w:szCs w:val="20"/>
+        </w:rPr>
+        <w:fldChar w:fldCharType="end"/>
+      </w:r>
+      <w:r>
+        <w:rPr>
+          <w:sz w:val="20"/>
+          <w:szCs w:val="20"/>
+          <w:lang w:val="fr-FR"/>
+        </w:rPr>
         <w:t>: Tableau 13 : Évaluation des Critères – Notes de Canvas LMS</w:t>
       </w:r>
-      <w:bookmarkEnd w:id="39"/>
+      <w:bookmarkEnd w:id="45"/>
     </w:p>
     <w:p>
       <w:pPr>
@@ -21296,7 +21303,21 @@
             <w:rStyle w:val="Hyperlink"/>
             <w:lang w:val="fr-FR"/>
           </w:rPr>
-          <w:t>AGPL</w:t>
+          <w:t>A</w:t>
+        </w:r>
+        <w:r>
+          <w:rPr>
+            <w:rStyle w:val="Hyperlink"/>
+            <w:lang w:val="fr-FR"/>
+          </w:rPr>
+          <w:t>G</w:t>
+        </w:r>
+        <w:r>
+          <w:rPr>
+            <w:rStyle w:val="Hyperlink"/>
+            <w:lang w:val="fr-FR"/>
+          </w:rPr>
+          <w:t>PL</w:t>
         </w:r>
       </w:hyperlink>
       <w:r>
@@ -21382,7 +21403,7 @@
           <w:lang w:val="fr-FR"/>
         </w:rPr>
       </w:pPr>
-      <w:bookmarkStart w:id="40" w:name="_Toc228717415"/>
+      <w:bookmarkStart w:id="46" w:name="_Toc228717415"/>
       <w:r>
         <w:rPr>
           <w:lang w:val="fr-FR"/>
@@ -21390,7 +21411,7 @@
         <w:lastRenderedPageBreak/>
         <w:t>5. Analyse des Capacités IA</w:t>
       </w:r>
-      <w:bookmarkEnd w:id="40"/>
+      <w:bookmarkEnd w:id="46"/>
     </w:p>
     <w:p>
       <w:pPr>
@@ -21399,14 +21420,14 @@
           <w:lang w:val="fr-FR"/>
         </w:rPr>
       </w:pPr>
-      <w:bookmarkStart w:id="41" w:name="_Toc228717416"/>
+      <w:bookmarkStart w:id="47" w:name="_Toc228717416"/>
       <w:r>
         <w:rPr>
           <w:lang w:val="fr-FR"/>
         </w:rPr>
         <w:t>5.1 Référentiel de Maturité IA</w:t>
       </w:r>
-      <w:bookmarkEnd w:id="41"/>
+      <w:bookmarkEnd w:id="47"/>
     </w:p>
     <w:p>
       <w:pPr>
@@ -22138,7 +22159,31 @@
                 <w:szCs w:val="20"/>
                 <w:lang w:val="fr-FR"/>
               </w:rPr>
-              <w:t>Agent LLM pleinement contextualisé : profil complet, progression, lacunes. Suivi proactif. Requis par Cert_EET.</w:t>
+              <w:t xml:space="preserve">Agent LLM pleinement contextualisé : profil complet, progression, lacunes. Suivi proactif. </w:t>
+            </w:r>
+            <w:r>
+              <w:rPr>
+                <w:sz w:val="20"/>
+                <w:szCs w:val="20"/>
+                <w:lang w:val="fr-FR"/>
+              </w:rPr>
+              <w:t xml:space="preserve">( </w:t>
+            </w:r>
+            <w:r>
+              <w:rPr>
+                <w:sz w:val="20"/>
+                <w:szCs w:val="20"/>
+                <w:lang w:val="fr-FR"/>
+              </w:rPr>
+              <w:t>Requis par Cert_EET.</w:t>
+            </w:r>
+            <w:r>
+              <w:rPr>
+                <w:sz w:val="20"/>
+                <w:szCs w:val="20"/>
+                <w:lang w:val="fr-FR"/>
+              </w:rPr>
+              <w:t>)</w:t>
             </w:r>
           </w:p>
         </w:tc>
@@ -22192,7 +22237,7 @@
           <w:lang w:val="fr-FR"/>
         </w:rPr>
       </w:pPr>
-      <w:bookmarkStart w:id="42" w:name="_Toc228717475"/>
+      <w:bookmarkStart w:id="48" w:name="_Toc228717475"/>
       <w:r>
         <w:rPr>
           <w:sz w:val="20"/>
@@ -22247,7 +22292,7 @@
         </w:rPr>
         <w:t xml:space="preserve"> : Niveaux d’intégration de l’IA dans les plateformes d’apprentissage et impact</w:t>
       </w:r>
-      <w:bookmarkEnd w:id="42"/>
+      <w:bookmarkEnd w:id="48"/>
     </w:p>
     <w:p>
       <w:pPr>
@@ -22256,14 +22301,14 @@
           <w:lang w:val="fr-FR"/>
         </w:rPr>
       </w:pPr>
-      <w:bookmarkStart w:id="43" w:name="_Toc228717417"/>
+      <w:bookmarkStart w:id="49" w:name="_Toc228717417"/>
       <w:r>
         <w:rPr>
           <w:lang w:val="fr-FR"/>
         </w:rPr>
         <w:t>5.2 Positionnement IA des Plateformes</w:t>
       </w:r>
-      <w:bookmarkEnd w:id="43"/>
+      <w:bookmarkEnd w:id="49"/>
     </w:p>
     <w:tbl>
       <w:tblPr>
@@ -23674,7 +23719,7 @@
           <w:lang w:val="fr-FR"/>
         </w:rPr>
       </w:pPr>
-      <w:bookmarkStart w:id="44" w:name="_Toc228717476"/>
+      <w:bookmarkStart w:id="50" w:name="_Toc228717476"/>
       <w:r>
         <w:rPr>
           <w:sz w:val="20"/>
@@ -23729,7 +23774,7 @@
         </w:rPr>
         <w:t xml:space="preserve"> : Comparatif des plateformes LMS</w:t>
       </w:r>
-      <w:bookmarkEnd w:id="44"/>
+      <w:bookmarkEnd w:id="50"/>
     </w:p>
     <w:p>
       <w:pPr>
@@ -23738,14 +23783,14 @@
           <w:lang w:val="fr-FR"/>
         </w:rPr>
       </w:pPr>
-      <w:bookmarkStart w:id="45" w:name="_Toc228717418"/>
+      <w:bookmarkStart w:id="51" w:name="_Toc228717418"/>
       <w:r>
         <w:rPr>
           <w:lang w:val="fr-FR"/>
         </w:rPr>
         <w:t>5.3 Conclusion de l'Analyse IA</w:t>
       </w:r>
-      <w:bookmarkEnd w:id="45"/>
+      <w:bookmarkEnd w:id="51"/>
     </w:p>
     <w:p>
       <w:pPr>
@@ -23829,7 +23874,7 @@
           <w:lang w:val="fr-FR"/>
         </w:rPr>
       </w:pPr>
-      <w:bookmarkStart w:id="46" w:name="_Toc228717419"/>
+      <w:bookmarkStart w:id="52" w:name="_Toc228717419"/>
       <w:r>
         <w:rPr>
           <w:lang w:val="fr-FR"/>
@@ -23837,7 +23882,7 @@
         <w:lastRenderedPageBreak/>
         <w:t>6. Matrice Comparative et Scoring</w:t>
       </w:r>
-      <w:bookmarkEnd w:id="46"/>
+      <w:bookmarkEnd w:id="52"/>
     </w:p>
     <w:p>
       <w:pPr>
@@ -23846,14 +23891,14 @@
           <w:lang w:val="fr-FR"/>
         </w:rPr>
       </w:pPr>
-      <w:bookmarkStart w:id="47" w:name="_Toc228717420"/>
+      <w:bookmarkStart w:id="53" w:name="_Toc228717420"/>
       <w:r>
         <w:rPr>
           <w:lang w:val="fr-FR"/>
         </w:rPr>
         <w:t>6.1 Tableau de Synthèse</w:t>
       </w:r>
-      <w:bookmarkEnd w:id="47"/>
+      <w:bookmarkEnd w:id="53"/>
     </w:p>
     <w:p>
       <w:pPr>
@@ -24515,6 +24560,7 @@
                 <w:lang w:val="fr-FR"/>
               </w:rPr>
             </w:pPr>
+            <w:commentRangeStart w:id="54"/>
             <w:r>
               <w:rPr>
                 <w:b/>
@@ -24525,6 +24571,16 @@
                 <w:lang w:val="fr-FR"/>
               </w:rPr>
               <w:t>Verdict</w:t>
+            </w:r>
+            <w:commentRangeEnd w:id="54"/>
+            <w:r>
+              <w:rPr>
+                <w:rStyle w:val="CommentReference"/>
+                <w:sz w:val="22"/>
+                <w:szCs w:val="22"/>
+                <w:lang w:val="fr-FR"/>
+              </w:rPr>
+              <w:commentReference w:id="54"/>
             </w:r>
           </w:p>
         </w:tc>
@@ -28219,7 +28275,7 @@
           <w:lang w:val="fr-FR"/>
         </w:rPr>
       </w:pPr>
-      <w:bookmarkStart w:id="48" w:name="_Toc228717477"/>
+      <w:bookmarkStart w:id="55" w:name="_Toc228717477"/>
       <w:r>
         <w:rPr>
           <w:sz w:val="20"/>
@@ -28274,7 +28330,7 @@
         </w:rPr>
         <w:t xml:space="preserve"> : Tableau des scores globaux et verdicts d’adéquation</w:t>
       </w:r>
-      <w:bookmarkEnd w:id="48"/>
+      <w:bookmarkEnd w:id="55"/>
     </w:p>
     <w:p>
       <w:pPr>
@@ -28283,14 +28339,14 @@
           <w:lang w:val="fr-FR"/>
         </w:rPr>
       </w:pPr>
-      <w:bookmarkStart w:id="49" w:name="_Toc228717421"/>
+      <w:bookmarkStart w:id="56" w:name="_Toc228717421"/>
       <w:r>
         <w:rPr>
           <w:lang w:val="fr-FR"/>
         </w:rPr>
         <w:t>6.2 Classement et Analyse</w:t>
       </w:r>
-      <w:bookmarkEnd w:id="49"/>
+      <w:bookmarkEnd w:id="56"/>
     </w:p>
     <w:tbl>
       <w:tblPr>
@@ -29359,7 +29415,7 @@
           <w:szCs w:val="20"/>
         </w:rPr>
       </w:pPr>
-      <w:bookmarkStart w:id="50" w:name="_Toc228717478"/>
+      <w:bookmarkStart w:id="57" w:name="_Toc228717478"/>
       <w:r>
         <w:rPr>
           <w:sz w:val="20"/>
@@ -29410,7 +29466,7 @@
         </w:rPr>
         <w:t xml:space="preserve"> : Classement des plateformes LMS</w:t>
       </w:r>
-      <w:bookmarkEnd w:id="50"/>
+      <w:bookmarkEnd w:id="57"/>
     </w:p>
     <w:p>
       <w:pPr>
@@ -29435,7 +29491,7 @@
           <w:lang w:val="fr-FR"/>
         </w:rPr>
       </w:pPr>
-      <w:bookmarkStart w:id="51" w:name="_Toc228717422"/>
+      <w:bookmarkStart w:id="58" w:name="_Toc228717422"/>
       <w:r>
         <w:rPr>
           <w:lang w:val="fr-FR"/>
@@ -29443,7 +29499,7 @@
         <w:lastRenderedPageBreak/>
         <w:t>7. Analyse des Lacunes Fonctionnelles</w:t>
       </w:r>
-      <w:bookmarkEnd w:id="51"/>
+      <w:bookmarkEnd w:id="58"/>
     </w:p>
     <w:p>
       <w:pPr>
@@ -30325,7 +30381,7 @@
           <w:lang w:val="fr-FR"/>
         </w:rPr>
       </w:pPr>
-      <w:bookmarkStart w:id="52" w:name="_Toc228717479"/>
+      <w:bookmarkStart w:id="59" w:name="_Toc228717479"/>
       <w:r>
         <w:rPr>
           <w:sz w:val="20"/>
@@ -30380,7 +30436,7 @@
         </w:rPr>
         <w:t xml:space="preserve"> : Analyse des lacunes critiques des LMS</w:t>
       </w:r>
-      <w:bookmarkEnd w:id="52"/>
+      <w:bookmarkEnd w:id="59"/>
     </w:p>
     <w:p>
       <w:pPr>
@@ -30389,14 +30445,14 @@
           <w:lang w:val="fr-FR"/>
         </w:rPr>
       </w:pPr>
-      <w:bookmarkStart w:id="53" w:name="_Toc228717423"/>
+      <w:bookmarkStart w:id="60" w:name="_Toc228717423"/>
       <w:r>
         <w:rPr>
           <w:lang w:val="fr-FR"/>
         </w:rPr>
         <w:t>7.1 Détail des Lacunes Critiques</w:t>
       </w:r>
-      <w:bookmarkEnd w:id="53"/>
+      <w:bookmarkEnd w:id="60"/>
     </w:p>
     <w:p>
       <w:pPr>
@@ -30405,14 +30461,14 @@
           <w:lang w:val="fr-FR"/>
         </w:rPr>
       </w:pPr>
-      <w:bookmarkStart w:id="54" w:name="_Toc228717424"/>
+      <w:bookmarkStart w:id="61" w:name="_Toc228717424"/>
       <w:r>
         <w:rPr>
           <w:lang w:val="fr-FR"/>
         </w:rPr>
         <w:t>G1 — Chatbot IA Contextualisé (Lacune Structurelle Universelle)</w:t>
       </w:r>
-      <w:bookmarkEnd w:id="54"/>
+      <w:bookmarkEnd w:id="61"/>
     </w:p>
     <w:p>
       <w:pPr>
@@ -30453,14 +30509,26 @@
           <w:lang w:val="fr-FR"/>
         </w:rPr>
       </w:pPr>
-      <w:bookmarkStart w:id="55" w:name="_Toc228717425"/>
-      <w:r>
-        <w:rPr>
-          <w:lang w:val="fr-FR"/>
-        </w:rPr>
-        <w:t>G2 — Ateliers Pratiques avec Workflow Formateur (Lacune Quasi-Universelle)</w:t>
-      </w:r>
-      <w:bookmarkEnd w:id="55"/>
+      <w:bookmarkStart w:id="62" w:name="_Toc228717425"/>
+      <w:r>
+        <w:rPr>
+          <w:lang w:val="fr-FR"/>
+        </w:rPr>
+        <w:t>G2 — Ateliers Pratique</w:t>
+      </w:r>
+      <w:r>
+        <w:rPr>
+          <w:lang w:val="fr-FR"/>
+        </w:rPr>
+        <w:tab/>
+      </w:r>
+      <w:r>
+        <w:rPr>
+          <w:lang w:val="fr-FR"/>
+        </w:rPr>
+        <w:t>s avec Workflow Formateur (Lacune Quasi-Universelle)</w:t>
+      </w:r>
+      <w:bookmarkEnd w:id="62"/>
     </w:p>
     <w:p>
       <w:pPr>
@@ -30485,14 +30553,14 @@
           <w:lang w:val="fr-FR"/>
         </w:rPr>
       </w:pPr>
-      <w:bookmarkStart w:id="56" w:name="_Toc228717426"/>
+      <w:bookmarkStart w:id="63" w:name="_Toc228717426"/>
       <w:r>
         <w:rPr>
           <w:lang w:val="fr-FR"/>
         </w:rPr>
         <w:t>G3 — Certification Numérique Vérifiable</w:t>
       </w:r>
-      <w:bookmarkEnd w:id="56"/>
+      <w:bookmarkEnd w:id="63"/>
     </w:p>
     <w:p>
       <w:pPr>
@@ -30533,7 +30601,7 @@
           <w:lang w:val="fr-FR"/>
         </w:rPr>
       </w:pPr>
-      <w:bookmarkStart w:id="57" w:name="_Toc228717427"/>
+      <w:bookmarkStart w:id="64" w:name="_Toc228717427"/>
       <w:r>
         <w:rPr>
           <w:lang w:val="fr-FR"/>
@@ -30541,7 +30609,7 @@
         <w:lastRenderedPageBreak/>
         <w:t>8. Recommandation Stratégique</w:t>
       </w:r>
-      <w:bookmarkEnd w:id="57"/>
+      <w:bookmarkEnd w:id="64"/>
     </w:p>
     <w:p>
       <w:pPr>
@@ -30550,14 +30618,14 @@
           <w:lang w:val="fr-FR"/>
         </w:rPr>
       </w:pPr>
-      <w:bookmarkStart w:id="58" w:name="_Toc228717428"/>
+      <w:bookmarkStart w:id="65" w:name="_Toc228717428"/>
       <w:r>
         <w:rPr>
           <w:lang w:val="fr-FR"/>
         </w:rPr>
         <w:t>8.1 Évaluation des Scénarios</w:t>
       </w:r>
-      <w:bookmarkEnd w:id="58"/>
+      <w:bookmarkEnd w:id="65"/>
     </w:p>
     <w:tbl>
       <w:tblPr>
@@ -31210,15 +31278,7 @@
                 <w:szCs w:val="20"/>
                 <w:lang w:val="fr-FR"/>
               </w:rPr>
-              <w:t xml:space="preserve">(OU BIEN  Spring Boot </w:t>
-            </w:r>
-            <w:r>
-              <w:rPr>
-                <w:sz w:val="20"/>
-                <w:szCs w:val="20"/>
-                <w:lang w:val="fr-FR"/>
-              </w:rPr>
-              <w:t>)</w:t>
+              <w:t>(OU BIEN  Spring Boot )</w:t>
             </w:r>
             <w:r>
               <w:rPr>
@@ -31350,7 +31410,7 @@
           <w:szCs w:val="20"/>
         </w:rPr>
       </w:pPr>
-      <w:bookmarkStart w:id="59" w:name="_Toc228717480"/>
+      <w:bookmarkStart w:id="66" w:name="_Toc228717480"/>
       <w:r>
         <w:rPr>
           <w:sz w:val="20"/>
@@ -31401,7 +31461,7 @@
         </w:rPr>
         <w:t xml:space="preserve"> : tableau d'évaluation des scénarios</w:t>
       </w:r>
-      <w:bookmarkEnd w:id="59"/>
+      <w:bookmarkEnd w:id="66"/>
     </w:p>
     <w:p>
       <w:pPr>
@@ -31452,14 +31512,14 @@
           <w:lang w:val="fr-FR"/>
         </w:rPr>
       </w:pPr>
-      <w:bookmarkStart w:id="60" w:name="_Toc228717429"/>
+      <w:bookmarkStart w:id="67" w:name="_Toc228717429"/>
       <w:r>
         <w:rPr>
           <w:lang w:val="fr-FR"/>
         </w:rPr>
         <w:t>8.2 Pourquoi le Scénario B (Hybridation Moodle) est Écarté</w:t>
       </w:r>
-      <w:bookmarkEnd w:id="60"/>
+      <w:bookmarkEnd w:id="67"/>
     </w:p>
     <w:p>
       <w:pPr>
@@ -31636,14 +31696,14 @@
           <w:lang w:val="fr-FR"/>
         </w:rPr>
       </w:pPr>
-      <w:bookmarkStart w:id="61" w:name="_Toc228717430"/>
+      <w:bookmarkStart w:id="68" w:name="_Toc228717430"/>
       <w:r>
         <w:rPr>
           <w:lang w:val="fr-FR"/>
         </w:rPr>
         <w:t>8.3 Recommandation Finale : Développement sur Mesure</w:t>
       </w:r>
-      <w:bookmarkEnd w:id="61"/>
+      <w:bookmarkEnd w:id="68"/>
     </w:p>
     <w:p>
       <w:pPr>
@@ -32238,7 +32298,7 @@
           <w:lang w:val="fr-FR"/>
         </w:rPr>
       </w:pPr>
-      <w:bookmarkStart w:id="62" w:name="_Toc228717481"/>
+      <w:bookmarkStart w:id="69" w:name="_Toc228717481"/>
       <w:r>
         <w:rPr>
           <w:sz w:val="20"/>
@@ -32293,7 +32353,7 @@
         </w:rPr>
         <w:t xml:space="preserve"> : Tableau des recommandations et leurs justifications</w:t>
       </w:r>
-      <w:bookmarkEnd w:id="62"/>
+      <w:bookmarkEnd w:id="69"/>
     </w:p>
     <w:p>
       <w:pPr>
@@ -32302,14 +32362,14 @@
           <w:lang w:val="fr-FR"/>
         </w:rPr>
       </w:pPr>
-      <w:bookmarkStart w:id="63" w:name="_Toc228717431"/>
+      <w:bookmarkStart w:id="70" w:name="_Toc228717431"/>
       <w:r>
         <w:rPr>
           <w:lang w:val="fr-FR"/>
         </w:rPr>
         <w:t>8.4 Prochaines Étapes (Phase 2)</w:t>
       </w:r>
-      <w:bookmarkEnd w:id="63"/>
+      <w:bookmarkEnd w:id="70"/>
     </w:p>
     <w:p>
       <w:pPr>
@@ -32447,7 +32507,7 @@
           <w:lang w:val="fr-FR"/>
         </w:rPr>
       </w:pPr>
-      <w:bookmarkStart w:id="64" w:name="_Toc228717432"/>
+      <w:bookmarkStart w:id="71" w:name="_Toc228717432"/>
       <w:r>
         <w:rPr>
           <w:lang w:val="fr-FR"/>
@@ -32455,7 +32515,7 @@
         <w:lastRenderedPageBreak/>
         <w:t>Annexes</w:t>
       </w:r>
-      <w:bookmarkEnd w:id="64"/>
+      <w:bookmarkEnd w:id="71"/>
     </w:p>
     <w:p>
       <w:pPr>
@@ -32464,14 +32524,14 @@
           <w:lang w:val="fr-FR"/>
         </w:rPr>
       </w:pPr>
-      <w:bookmarkStart w:id="65" w:name="_Toc228717433"/>
+      <w:bookmarkStart w:id="72" w:name="_Toc228717433"/>
       <w:r>
         <w:rPr>
           <w:lang w:val="fr-FR"/>
         </w:rPr>
         <w:t>Glossaire</w:t>
       </w:r>
-      <w:bookmarkEnd w:id="65"/>
+      <w:bookmarkEnd w:id="72"/>
     </w:p>
     <w:tbl>
       <w:tblPr>
@@ -32599,7 +32659,7 @@
                 <w:lang w:val="fr-FR"/>
               </w:rPr>
             </w:pPr>
-            <w:bookmarkStart w:id="66" w:name="LMS"/>
+            <w:bookmarkStart w:id="73" w:name="LMS"/>
             <w:r>
               <w:rPr>
                 <w:b/>
@@ -32611,7 +32671,7 @@
               </w:rPr>
               <w:t>LMS</w:t>
             </w:r>
-            <w:bookmarkEnd w:id="66"/>
+            <w:bookmarkEnd w:id="73"/>
           </w:p>
         </w:tc>
         <w:tc>
@@ -32672,7 +32732,7 @@
                 <w:lang w:val="fr-FR"/>
               </w:rPr>
             </w:pPr>
-            <w:bookmarkStart w:id="67" w:name="LXP"/>
+            <w:bookmarkStart w:id="74" w:name="LXP"/>
             <w:r>
               <w:rPr>
                 <w:b/>
@@ -32684,7 +32744,7 @@
               </w:rPr>
               <w:t>LXP</w:t>
             </w:r>
-            <w:bookmarkEnd w:id="67"/>
+            <w:bookmarkEnd w:id="74"/>
           </w:p>
         </w:tc>
         <w:tc>
@@ -32745,7 +32805,7 @@
                 <w:lang w:val="fr-FR"/>
               </w:rPr>
             </w:pPr>
-            <w:bookmarkStart w:id="68" w:name="LLM"/>
+            <w:bookmarkStart w:id="75" w:name="LLM"/>
             <w:r>
               <w:rPr>
                 <w:b/>
@@ -32757,7 +32817,7 @@
               </w:rPr>
               <w:t>LLM</w:t>
             </w:r>
-            <w:bookmarkEnd w:id="68"/>
+            <w:bookmarkEnd w:id="75"/>
           </w:p>
         </w:tc>
         <w:tc>
@@ -32818,7 +32878,7 @@
                 <w:lang w:val="fr-FR"/>
               </w:rPr>
             </w:pPr>
-            <w:bookmarkStart w:id="69" w:name="GenAI"/>
+            <w:bookmarkStart w:id="76" w:name="GenAI"/>
             <w:r>
               <w:rPr>
                 <w:b/>
@@ -32830,7 +32890,7 @@
               </w:rPr>
               <w:t>GenAI</w:t>
             </w:r>
-            <w:bookmarkEnd w:id="69"/>
+            <w:bookmarkEnd w:id="76"/>
           </w:p>
         </w:tc>
         <w:tc>
@@ -32891,7 +32951,7 @@
                 <w:lang w:val="fr-FR"/>
               </w:rPr>
             </w:pPr>
-            <w:bookmarkStart w:id="70" w:name="QCM"/>
+            <w:bookmarkStart w:id="77" w:name="QCM"/>
             <w:r>
               <w:rPr>
                 <w:b/>
@@ -32903,7 +32963,7 @@
               </w:rPr>
               <w:t>QCM</w:t>
             </w:r>
-            <w:bookmarkEnd w:id="70"/>
+            <w:bookmarkEnd w:id="77"/>
           </w:p>
         </w:tc>
         <w:tc>
@@ -33035,7 +33095,7 @@
                 <w:lang w:val="fr-FR"/>
               </w:rPr>
             </w:pPr>
-            <w:bookmarkStart w:id="71" w:name="RBAC"/>
+            <w:bookmarkStart w:id="78" w:name="RBAC"/>
             <w:r>
               <w:rPr>
                 <w:b/>
@@ -33047,7 +33107,7 @@
               </w:rPr>
               <w:t>RBAC</w:t>
             </w:r>
-            <w:bookmarkEnd w:id="71"/>
+            <w:bookmarkEnd w:id="78"/>
           </w:p>
         </w:tc>
         <w:tc>
@@ -33108,7 +33168,7 @@
                 <w:lang w:val="fr-FR"/>
               </w:rPr>
             </w:pPr>
-            <w:bookmarkStart w:id="72" w:name="SHA_256" w:colFirst="0" w:colLast="0"/>
+            <w:bookmarkStart w:id="79" w:name="SHA_256" w:colFirst="0" w:colLast="0"/>
             <w:r>
               <w:rPr>
                 <w:b/>
@@ -33180,8 +33240,8 @@
                 <w:lang w:val="fr-FR"/>
               </w:rPr>
             </w:pPr>
-            <w:bookmarkStart w:id="73" w:name="XBlock"/>
-            <w:bookmarkEnd w:id="72"/>
+            <w:bookmarkStart w:id="80" w:name="XBlock"/>
+            <w:bookmarkEnd w:id="79"/>
             <w:r>
               <w:rPr>
                 <w:b/>
@@ -33193,7 +33253,7 @@
               </w:rPr>
               <w:t>XBlock</w:t>
             </w:r>
-            <w:bookmarkEnd w:id="73"/>
+            <w:bookmarkEnd w:id="80"/>
           </w:p>
         </w:tc>
         <w:tc>
@@ -33254,7 +33314,7 @@
                 <w:lang w:val="fr-FR"/>
               </w:rPr>
             </w:pPr>
-            <w:bookmarkStart w:id="74" w:name="RAG"/>
+            <w:bookmarkStart w:id="81" w:name="RAG"/>
             <w:r>
               <w:rPr>
                 <w:b/>
@@ -33266,7 +33326,7 @@
               </w:rPr>
               <w:t>RAG</w:t>
             </w:r>
-            <w:bookmarkEnd w:id="74"/>
+            <w:bookmarkEnd w:id="81"/>
           </w:p>
         </w:tc>
         <w:tc>
@@ -33327,7 +33387,7 @@
                 <w:lang w:val="fr-FR"/>
               </w:rPr>
             </w:pPr>
-            <w:bookmarkStart w:id="75" w:name="PFE"/>
+            <w:bookmarkStart w:id="82" w:name="PFE"/>
             <w:r>
               <w:rPr>
                 <w:b/>
@@ -33339,7 +33399,7 @@
               </w:rPr>
               <w:t>PFE</w:t>
             </w:r>
-            <w:bookmarkEnd w:id="75"/>
+            <w:bookmarkEnd w:id="82"/>
           </w:p>
         </w:tc>
         <w:tc>
@@ -33400,7 +33460,7 @@
                 <w:lang w:val="fr-FR"/>
               </w:rPr>
             </w:pPr>
-            <w:bookmarkStart w:id="76" w:name="NestJS" w:colFirst="0" w:colLast="0"/>
+            <w:bookmarkStart w:id="83" w:name="NestJS" w:colFirst="0" w:colLast="0"/>
             <w:r>
               <w:rPr>
                 <w:b/>
@@ -33472,8 +33532,8 @@
                 <w:lang w:val="fr-FR"/>
               </w:rPr>
             </w:pPr>
-            <w:bookmarkStart w:id="77" w:name="Next_js" w:colFirst="0" w:colLast="0"/>
-            <w:bookmarkEnd w:id="76"/>
+            <w:bookmarkStart w:id="84" w:name="Next_js" w:colFirst="0" w:colLast="0"/>
+            <w:bookmarkEnd w:id="83"/>
             <w:r>
               <w:rPr>
                 <w:b/>
@@ -33550,7 +33610,7 @@
                 <w:lang w:val="fr-FR"/>
               </w:rPr>
             </w:pPr>
-            <w:bookmarkStart w:id="78" w:name="GIFT"/>
+            <w:bookmarkStart w:id="85" w:name="GIFT"/>
             <w:r>
               <w:rPr>
                 <w:b/>
@@ -33562,7 +33622,7 @@
               </w:rPr>
               <w:t>GIFT</w:t>
             </w:r>
-            <w:bookmarkEnd w:id="78"/>
+            <w:bookmarkEnd w:id="85"/>
           </w:p>
         </w:tc>
         <w:tc>
@@ -33681,7 +33741,7 @@
                 <w:szCs w:val="20"/>
               </w:rPr>
             </w:pPr>
-            <w:bookmarkStart w:id="79" w:name="SCORM"/>
+            <w:bookmarkStart w:id="86" w:name="SCORM"/>
             <w:r>
               <w:rPr>
                 <w:b/>
@@ -33693,7 +33753,7 @@
               <w:t>SCORM</w:t>
             </w:r>
           </w:p>
-          <w:bookmarkEnd w:id="79"/>
+          <w:bookmarkEnd w:id="86"/>
           <w:p>
             <w:pPr>
               <w:rPr>
@@ -33833,7 +33893,7 @@
                 <w:szCs w:val="20"/>
               </w:rPr>
             </w:pPr>
-            <w:bookmarkStart w:id="80" w:name="xAPI"/>
+            <w:bookmarkStart w:id="87" w:name="xAPI"/>
             <w:r>
               <w:rPr>
                 <w:b/>
@@ -33844,7 +33904,7 @@
               </w:rPr>
               <w:t>xAPI (Tin Can API)</w:t>
             </w:r>
-            <w:bookmarkEnd w:id="80"/>
+            <w:bookmarkEnd w:id="87"/>
           </w:p>
         </w:tc>
         <w:tc>
@@ -33993,7 +34053,7 @@
                 <w:szCs w:val="20"/>
               </w:rPr>
             </w:pPr>
-            <w:bookmarkStart w:id="81" w:name="SLA"/>
+            <w:bookmarkStart w:id="88" w:name="SLA"/>
             <w:r>
               <w:rPr>
                 <w:b/>
@@ -34004,7 +34064,7 @@
               </w:rPr>
               <w:t>SLA</w:t>
             </w:r>
-            <w:bookmarkEnd w:id="81"/>
+            <w:bookmarkEnd w:id="88"/>
           </w:p>
         </w:tc>
         <w:tc>
@@ -34094,7 +34154,7 @@
                 <w:szCs w:val="20"/>
               </w:rPr>
             </w:pPr>
-            <w:bookmarkStart w:id="82" w:name="RGPD"/>
+            <w:bookmarkStart w:id="89" w:name="RGPD"/>
             <w:r>
               <w:rPr>
                 <w:b/>
@@ -34106,7 +34166,7 @@
               <w:lastRenderedPageBreak/>
               <w:t>RGPD</w:t>
             </w:r>
-            <w:bookmarkEnd w:id="82"/>
+            <w:bookmarkEnd w:id="89"/>
           </w:p>
         </w:tc>
         <w:tc>
@@ -34338,7 +34398,7 @@
                 <w:szCs w:val="20"/>
               </w:rPr>
             </w:pPr>
-            <w:bookmarkStart w:id="83" w:name="_Toc228717434"/>
+            <w:bookmarkStart w:id="90" w:name="_Toc228717434"/>
             <w:r>
               <w:rPr>
                 <w:sz w:val="20"/>
@@ -34346,7 +34406,7 @@
               </w:rPr>
               <w:t>(Learning Tools Interoperability)</w:t>
             </w:r>
-            <w:bookmarkEnd w:id="83"/>
+            <w:bookmarkEnd w:id="90"/>
           </w:p>
           <w:p>
             <w:pPr>
@@ -34440,7 +34500,7 @@
                 <w:szCs w:val="20"/>
               </w:rPr>
             </w:pPr>
-            <w:bookmarkStart w:id="84" w:name="AGPL"/>
+            <w:bookmarkStart w:id="91" w:name="AGPL"/>
             <w:r>
               <w:rPr>
                 <w:b/>
@@ -34451,7 +34511,7 @@
               </w:rPr>
               <w:t>AGPL</w:t>
             </w:r>
-            <w:bookmarkEnd w:id="84"/>
+            <w:bookmarkEnd w:id="91"/>
             <w:r>
               <w:rPr>
                 <w:b/>
@@ -34619,7 +34679,7 @@
                 <w:szCs w:val="20"/>
               </w:rPr>
             </w:pPr>
-            <w:bookmarkStart w:id="85" w:name="WCAG"/>
+            <w:bookmarkStart w:id="92" w:name="WCAG"/>
             <w:r>
               <w:rPr>
                 <w:b/>
@@ -34630,7 +34690,7 @@
               </w:rPr>
               <w:t xml:space="preserve">WCAG </w:t>
             </w:r>
-            <w:bookmarkEnd w:id="85"/>
+            <w:bookmarkEnd w:id="92"/>
             <w:r>
               <w:rPr>
                 <w:b/>
@@ -34799,7 +34859,7 @@
           </w:p>
         </w:tc>
       </w:tr>
-      <w:bookmarkEnd w:id="77"/>
+      <w:bookmarkEnd w:id="84"/>
     </w:tbl>
     <w:p>
       <w:pPr>
@@ -34816,14 +34876,14 @@
           <w:lang w:val="fr-FR"/>
         </w:rPr>
       </w:pPr>
-      <w:bookmarkStart w:id="86" w:name="_Toc228717435"/>
+      <w:bookmarkStart w:id="93" w:name="_Toc228717435"/>
       <w:r>
         <w:rPr>
           <w:lang w:val="fr-FR"/>
         </w:rPr>
         <w:t>Sources et Références</w:t>
       </w:r>
-      <w:bookmarkEnd w:id="86"/>
+      <w:bookmarkEnd w:id="93"/>
     </w:p>
     <w:p>
       <w:pPr>
@@ -35085,14 +35145,14 @@
       <w:r>
         <w:t xml:space="preserve"> </w:t>
       </w:r>
-      <w:bookmarkStart w:id="87" w:name="_Toc228717436"/>
+      <w:bookmarkStart w:id="94" w:name="_Toc228717436"/>
       <w:r>
         <w:rPr>
           <w:lang w:val="fr-FR"/>
         </w:rPr>
         <w:t>Avertissements</w:t>
       </w:r>
-      <w:bookmarkEnd w:id="87"/>
+      <w:bookmarkEnd w:id="94"/>
     </w:p>
     <w:p>
       <w:pPr>
@@ -35158,7 +35218,7 @@
       </w:r>
     </w:p>
   </w:comment>
-  <w:comment w:id="13" w:author="Omri IYED" w:date="2026-05-03T09:50:00Z" w:initials="OI">
+  <w:comment w:id="12" w:author="Omri IYED" w:date="2026-06-13T12:17:00Z" w:initials="OI">
     <w:p>
       <w:pPr>
         <w:pStyle w:val="CommentText"/>
@@ -35174,40 +35234,130 @@
           <w:b/>
           <w:bCs/>
         </w:rPr>
-        <w:t>Chiffrement</w:t>
-      </w:r>
-      <w:r>
-        <w:t xml:space="preserve"> (Encryption): Data is encrypted both in transit and at rest to protect it from unauthorized access.</w:t>
+        <w:t>G2</w:t>
+      </w:r>
+      <w:r>
+        <w:t xml:space="preserve">, </w:t>
+      </w:r>
+      <w:r>
+        <w:rPr>
+          <w:b/>
+          <w:bCs/>
+        </w:rPr>
+        <w:t>Capterra</w:t>
+      </w:r>
+      <w:r>
+        <w:t xml:space="preserve"> et </w:t>
+      </w:r>
+      <w:r>
+        <w:rPr>
+          <w:b/>
+          <w:bCs/>
+        </w:rPr>
+        <w:t>Gartner</w:t>
+      </w:r>
+      <w:r>
+        <w:t xml:space="preserve"> sont trois sources fréquemment utilisées pour évaluer des logiciels professionnels (SaaS, ERP, CRM, outils RH, etc.), mais elles n'ont pas le même rôle.</w:t>
       </w:r>
     </w:p>
     <w:p>
       <w:pPr>
         <w:pStyle w:val="CommentText"/>
-      </w:pPr>
+        <w:numPr>
+          <w:ilvl w:val="0"/>
+          <w:numId w:val="14"/>
+        </w:numPr>
+      </w:pPr>
+      <w:r>
+        <w:t xml:space="preserve">G2 : plateforme d'avis utilisateurs sur les logiciels. Les clients publient des évaluations, notes, avantages/inconvénients et retours d'expérience. G2 agrège ces avis et produit aussi des classements de solutions selon la satisfaction client et leur présence sur le marché. </w:t>
+      </w:r>
+    </w:p>
+    <w:p>
+      <w:pPr>
+        <w:pStyle w:val="CommentText"/>
+        <w:numPr>
+          <w:ilvl w:val="0"/>
+          <w:numId w:val="14"/>
+        </w:numPr>
+      </w:pPr>
+      <w:r>
+        <w:t xml:space="preserve">Capterra : plateforme de comparaison et d'avis logiciels appartenant à Gartner. Elle aide les entreprises à découvrir des solutions logicielles, comparer leurs fonctionnalités et consulter des retours d'utilisateurs. </w:t>
+      </w:r>
+    </w:p>
+    <w:p>
+      <w:pPr>
+        <w:pStyle w:val="CommentText"/>
+        <w:numPr>
+          <w:ilvl w:val="0"/>
+          <w:numId w:val="14"/>
+        </w:numPr>
+        <w:ind w:left="360"/>
+      </w:pPr>
+      <w:r>
+        <w:t xml:space="preserve">Gartner : cabinet international d'analyse et de conseil spécialisé dans les technologies de l'information. Gartner publie des études de marché, des analyses stratégiques et des classements influents comme le </w:t>
+      </w:r>
       <w:r>
         <w:rPr>
           <w:b/>
           <w:bCs/>
         </w:rPr>
-        <w:t>MFA</w:t>
-      </w:r>
-      <w:r>
-        <w:t xml:space="preserve"> (Multi-Factor Authentication): Requires multiple verification steps (password + code/app) for stronger login security.</w:t>
+        <w:t>Magic Quadrant</w:t>
+      </w:r>
+      <w:r>
+        <w:t>, qui positionne les fournisseurs selon leur vision et leur capacité d'exécution.</w:t>
       </w:r>
     </w:p>
     <w:p>
       <w:pPr>
         <w:pStyle w:val="CommentText"/>
       </w:pPr>
+    </w:p>
+    <w:p>
+      <w:pPr>
+        <w:pStyle w:val="CommentText"/>
+      </w:pPr>
+    </w:p>
+    <w:p>
+      <w:pPr>
+        <w:pStyle w:val="CommentText"/>
+      </w:pPr>
+    </w:p>
+    <w:p>
+      <w:pPr>
+        <w:pStyle w:val="CommentText"/>
+      </w:pPr>
+    </w:p>
+    <w:p>
+      <w:pPr>
+        <w:pStyle w:val="CommentText"/>
+      </w:pPr>
+    </w:p>
+    <w:p>
+      <w:pPr>
+        <w:pStyle w:val="CommentText"/>
+      </w:pPr>
+    </w:p>
+  </w:comment>
+  <w:comment w:id="14" w:author="Omri IYED" w:date="2026-05-03T09:50:00Z" w:initials="OI">
+    <w:p>
+      <w:pPr>
+        <w:pStyle w:val="CommentText"/>
+      </w:pPr>
+      <w:r>
+        <w:rPr>
+          <w:rStyle w:val="CommentReference"/>
+        </w:rPr>
+        <w:annotationRef/>
+      </w:r>
       <w:r>
         <w:rPr>
           <w:b/>
           <w:bCs/>
         </w:rPr>
-        <w:t>RBAC</w:t>
-      </w:r>
-      <w:r>
-        <w:t xml:space="preserve"> (Role-Based Access Control): Users get access only to the features and data their role allows (principle of least privilege).</w:t>
+        <w:t>Chiffrement</w:t>
+      </w:r>
+      <w:r>
+        <w:t xml:space="preserve"> (Encryption): Data is encrypted both in transit and at rest to protect it from unauthorized access.</w:t>
       </w:r>
     </w:p>
     <w:p>
@@ -35219,6 +35369,36 @@
           <w:b/>
           <w:bCs/>
         </w:rPr>
+        <w:t>MFA</w:t>
+      </w:r>
+      <w:r>
+        <w:t xml:space="preserve"> (Multi-Factor Authentication): Requires multiple verification steps (password + code/app) for stronger login security.</w:t>
+      </w:r>
+    </w:p>
+    <w:p>
+      <w:pPr>
+        <w:pStyle w:val="CommentText"/>
+      </w:pPr>
+      <w:r>
+        <w:rPr>
+          <w:b/>
+          <w:bCs/>
+        </w:rPr>
+        <w:t>RBAC</w:t>
+      </w:r>
+      <w:r>
+        <w:t xml:space="preserve"> (Role-Based Access Control): Users get access only to the features and data their role allows (principle of least privilege).</w:t>
+      </w:r>
+    </w:p>
+    <w:p>
+      <w:pPr>
+        <w:pStyle w:val="CommentText"/>
+      </w:pPr>
+      <w:r>
+        <w:rPr>
+          <w:b/>
+          <w:bCs/>
+        </w:rPr>
         <w:t>Logs d’audit</w:t>
       </w:r>
       <w:r>
@@ -35226,7 +35406,7 @@
       </w:r>
     </w:p>
   </w:comment>
-  <w:comment w:id="14" w:author="Omri IYED" w:date="2026-05-03T09:54:00Z" w:initials="OI">
+  <w:comment w:id="15" w:author="Omri IYED" w:date="2026-05-03T09:54:00Z" w:initials="OI">
     <w:p>
       <w:pPr>
         <w:pStyle w:val="CommentText"/>
@@ -35239,6 +35419,1226 @@
       </w:r>
       <w:r>
         <w:t>Total cost of ownership</w:t>
+      </w:r>
+    </w:p>
+  </w:comment>
+  <w:comment w:id="25" w:author="Omri IYED" w:date="2026-06-13T12:55:00Z" w:initials="OI">
+    <w:p>
+      <w:pPr>
+        <w:pStyle w:val="CommentText"/>
+      </w:pPr>
+      <w:r>
+        <w:rPr>
+          <w:rStyle w:val="CommentReference"/>
+        </w:rPr>
+        <w:annotationRef/>
+      </w:r>
+      <w:r>
+        <w:rPr>
+          <w:b/>
+          <w:bCs/>
+          <w:color w:val="FFFFFF"/>
+          <w:lang w:val="fr-FR"/>
+        </w:rPr>
+        <w:t>Critère / Dimension</w:t>
+      </w:r>
+    </w:p>
+    <w:p>
+      <w:pPr>
+        <w:pStyle w:val="CommentText"/>
+      </w:pPr>
+      <w:r>
+        <w:rPr>
+          <w:b/>
+          <w:bCs/>
+          <w:color w:val="1F3864"/>
+          <w:lang w:val="fr-FR"/>
+        </w:rPr>
+        <w:t>Dimension Fonctionnelle — 50%</w:t>
+      </w:r>
+    </w:p>
+    <w:p>
+      <w:pPr>
+        <w:pStyle w:val="CommentText"/>
+      </w:pPr>
+      <w:r>
+        <w:rPr>
+          <w:b/>
+          <w:bCs/>
+          <w:color w:val="1F1F1F"/>
+          <w:lang w:val="fr-FR"/>
+        </w:rPr>
+        <w:t>C1 — Couverture QCM</w:t>
+      </w:r>
+    </w:p>
+    <w:p>
+      <w:pPr>
+        <w:pStyle w:val="CommentText"/>
+      </w:pPr>
+      <w:r>
+        <w:rPr>
+          <w:b/>
+          <w:bCs/>
+          <w:color w:val="1F1F1F"/>
+          <w:lang w:val="fr-FR"/>
+        </w:rPr>
+        <w:t>C2 — Ateliers Pratiques</w:t>
+      </w:r>
+    </w:p>
+    <w:p>
+      <w:pPr>
+        <w:pStyle w:val="CommentText"/>
+      </w:pPr>
+      <w:r>
+        <w:rPr>
+          <w:b/>
+          <w:bCs/>
+          <w:color w:val="1F1F1F"/>
+          <w:lang w:val="fr-FR"/>
+        </w:rPr>
+        <w:t>C3 — Chatbot IA Intégré</w:t>
+      </w:r>
+    </w:p>
+    <w:p>
+      <w:pPr>
+        <w:pStyle w:val="CommentText"/>
+      </w:pPr>
+      <w:r>
+        <w:rPr>
+          <w:b/>
+          <w:bCs/>
+          <w:color w:val="1F1F1F"/>
+          <w:lang w:val="fr-FR"/>
+        </w:rPr>
+        <w:t>C4 — Certification Vérifiable</w:t>
+      </w:r>
+    </w:p>
+    <w:p>
+      <w:pPr>
+        <w:pStyle w:val="CommentText"/>
+      </w:pPr>
+      <w:r>
+        <w:rPr>
+          <w:b/>
+          <w:bCs/>
+          <w:color w:val="1F1F1F"/>
+          <w:lang w:val="fr-FR"/>
+        </w:rPr>
+        <w:t>C5 — Gestion Multi-Rôles</w:t>
+      </w:r>
+    </w:p>
+    <w:p>
+      <w:pPr>
+        <w:pStyle w:val="CommentText"/>
+      </w:pPr>
+      <w:r>
+        <w:rPr>
+          <w:b/>
+          <w:bCs/>
+          <w:color w:val="1F3864"/>
+          <w:lang w:val="fr-FR"/>
+        </w:rPr>
+        <w:t>Dimension Technique — 25%</w:t>
+      </w:r>
+    </w:p>
+    <w:p>
+      <w:pPr>
+        <w:pStyle w:val="CommentText"/>
+      </w:pPr>
+      <w:r>
+        <w:rPr>
+          <w:b/>
+          <w:bCs/>
+          <w:color w:val="1F1F1F"/>
+          <w:lang w:val="fr-FR"/>
+        </w:rPr>
+        <w:t>C6 — Architecture &amp; Évolutivité</w:t>
+      </w:r>
+    </w:p>
+    <w:p>
+      <w:pPr>
+        <w:pStyle w:val="CommentText"/>
+      </w:pPr>
+      <w:r>
+        <w:rPr>
+          <w:b/>
+          <w:bCs/>
+          <w:lang w:val="fr-FR"/>
+        </w:rPr>
+        <w:t>C7 — Intégration IA / LLM</w:t>
+      </w:r>
+    </w:p>
+    <w:p>
+      <w:pPr>
+        <w:pStyle w:val="CommentText"/>
+      </w:pPr>
+      <w:r>
+        <w:rPr>
+          <w:b/>
+          <w:bCs/>
+          <w:color w:val="1F1F1F"/>
+          <w:lang w:val="fr-FR"/>
+        </w:rPr>
+        <w:t>C8 — Sécurité &amp; Conformité</w:t>
+      </w:r>
+    </w:p>
+    <w:p>
+      <w:pPr>
+        <w:pStyle w:val="CommentText"/>
+      </w:pPr>
+      <w:r>
+        <w:rPr>
+          <w:b/>
+          <w:bCs/>
+          <w:color w:val="1F1F1F"/>
+          <w:lang w:val="fr-FR"/>
+        </w:rPr>
+        <w:t>C9 — Performance &amp; Fiabilité</w:t>
+      </w:r>
+    </w:p>
+    <w:p>
+      <w:pPr>
+        <w:pStyle w:val="CommentText"/>
+      </w:pPr>
+      <w:r>
+        <w:rPr>
+          <w:b/>
+          <w:bCs/>
+          <w:color w:val="1F3864"/>
+          <w:lang w:val="fr-FR"/>
+        </w:rPr>
+        <w:t>Dimension Stratégique — 25%</w:t>
+      </w:r>
+    </w:p>
+    <w:p>
+      <w:pPr>
+        <w:pStyle w:val="CommentText"/>
+      </w:pPr>
+      <w:r>
+        <w:rPr>
+          <w:b/>
+          <w:bCs/>
+          <w:color w:val="1F1F1F"/>
+          <w:lang w:val="fr-FR"/>
+        </w:rPr>
+        <w:t>C10 — Coût (TCO indicatif)</w:t>
+      </w:r>
+    </w:p>
+    <w:p>
+      <w:pPr>
+        <w:pStyle w:val="CommentText"/>
+      </w:pPr>
+      <w:r>
+        <w:rPr>
+          <w:b/>
+          <w:bCs/>
+          <w:color w:val="1F1F1F"/>
+          <w:lang w:val="fr-FR"/>
+        </w:rPr>
+        <w:t>C11 — Souveraineté des Données</w:t>
+      </w:r>
+    </w:p>
+    <w:p>
+      <w:pPr>
+        <w:pStyle w:val="CommentText"/>
+      </w:pPr>
+      <w:r>
+        <w:rPr>
+          <w:b/>
+          <w:bCs/>
+          <w:color w:val="1F1F1F"/>
+          <w:lang w:val="fr-FR"/>
+        </w:rPr>
+        <w:t>C12 — Maturité &amp; Pérennité</w:t>
+      </w:r>
+    </w:p>
+    <w:p>
+      <w:pPr>
+        <w:pStyle w:val="CommentText"/>
+      </w:pPr>
+      <w:r>
+        <w:rPr>
+          <w:b/>
+          <w:bCs/>
+          <w:color w:val="1F1F1F"/>
+          <w:lang w:val="fr-FR"/>
+        </w:rPr>
+        <w:t>C13 — Time-to-Market</w:t>
+      </w:r>
+    </w:p>
+  </w:comment>
+  <w:comment w:id="30" w:author="Omri IYED" w:date="2026-06-13T12:56:00Z" w:initials="OI">
+    <w:p>
+      <w:pPr>
+        <w:pStyle w:val="CommentText"/>
+      </w:pPr>
+      <w:r>
+        <w:rPr>
+          <w:rStyle w:val="CommentReference"/>
+        </w:rPr>
+        <w:annotationRef/>
+      </w:r>
+      <w:r>
+        <w:rPr>
+          <w:b/>
+          <w:bCs/>
+          <w:color w:val="FFFFFF"/>
+          <w:lang w:val="fr-FR"/>
+        </w:rPr>
+        <w:t>Critère / Dimension</w:t>
+      </w:r>
+    </w:p>
+    <w:p>
+      <w:pPr>
+        <w:pStyle w:val="CommentText"/>
+      </w:pPr>
+      <w:r>
+        <w:rPr>
+          <w:b/>
+          <w:bCs/>
+          <w:color w:val="1F3864"/>
+          <w:lang w:val="fr-FR"/>
+        </w:rPr>
+        <w:t>Dimension Fonctionnelle — 50%</w:t>
+      </w:r>
+    </w:p>
+    <w:p>
+      <w:pPr>
+        <w:pStyle w:val="CommentText"/>
+      </w:pPr>
+      <w:r>
+        <w:rPr>
+          <w:b/>
+          <w:bCs/>
+          <w:color w:val="1F1F1F"/>
+          <w:lang w:val="fr-FR"/>
+        </w:rPr>
+        <w:t>C1 — Couverture QCM</w:t>
+      </w:r>
+    </w:p>
+    <w:p>
+      <w:pPr>
+        <w:pStyle w:val="CommentText"/>
+      </w:pPr>
+      <w:r>
+        <w:rPr>
+          <w:b/>
+          <w:bCs/>
+          <w:color w:val="1F1F1F"/>
+          <w:lang w:val="fr-FR"/>
+        </w:rPr>
+        <w:t>C2 — Ateliers Pratiques</w:t>
+      </w:r>
+    </w:p>
+    <w:p>
+      <w:pPr>
+        <w:pStyle w:val="CommentText"/>
+      </w:pPr>
+      <w:r>
+        <w:rPr>
+          <w:b/>
+          <w:bCs/>
+          <w:color w:val="1F1F1F"/>
+          <w:lang w:val="fr-FR"/>
+        </w:rPr>
+        <w:t>C3 — Chatbot IA Intégré</w:t>
+      </w:r>
+    </w:p>
+    <w:p>
+      <w:pPr>
+        <w:pStyle w:val="CommentText"/>
+      </w:pPr>
+      <w:r>
+        <w:rPr>
+          <w:b/>
+          <w:bCs/>
+          <w:color w:val="1F1F1F"/>
+          <w:lang w:val="fr-FR"/>
+        </w:rPr>
+        <w:t>C4 — Certification Vérifiable</w:t>
+      </w:r>
+    </w:p>
+    <w:p>
+      <w:pPr>
+        <w:pStyle w:val="CommentText"/>
+      </w:pPr>
+      <w:r>
+        <w:rPr>
+          <w:b/>
+          <w:bCs/>
+          <w:color w:val="1F1F1F"/>
+          <w:lang w:val="fr-FR"/>
+        </w:rPr>
+        <w:t>C5 — Gestion Multi-Rôles</w:t>
+      </w:r>
+    </w:p>
+    <w:p>
+      <w:pPr>
+        <w:pStyle w:val="CommentText"/>
+      </w:pPr>
+      <w:r>
+        <w:rPr>
+          <w:b/>
+          <w:bCs/>
+          <w:color w:val="1F3864"/>
+          <w:lang w:val="fr-FR"/>
+        </w:rPr>
+        <w:t>Dimension Technique — 25%</w:t>
+      </w:r>
+    </w:p>
+    <w:p>
+      <w:pPr>
+        <w:pStyle w:val="CommentText"/>
+      </w:pPr>
+      <w:r>
+        <w:rPr>
+          <w:b/>
+          <w:bCs/>
+          <w:color w:val="1F1F1F"/>
+          <w:lang w:val="fr-FR"/>
+        </w:rPr>
+        <w:t>C6 — Architecture &amp; Évolutivité</w:t>
+      </w:r>
+    </w:p>
+    <w:p>
+      <w:pPr>
+        <w:pStyle w:val="CommentText"/>
+      </w:pPr>
+      <w:r>
+        <w:rPr>
+          <w:b/>
+          <w:bCs/>
+          <w:lang w:val="fr-FR"/>
+        </w:rPr>
+        <w:t>C7 — Intégration IA / LLM</w:t>
+      </w:r>
+    </w:p>
+    <w:p>
+      <w:pPr>
+        <w:pStyle w:val="CommentText"/>
+      </w:pPr>
+      <w:r>
+        <w:rPr>
+          <w:b/>
+          <w:bCs/>
+          <w:color w:val="1F1F1F"/>
+          <w:lang w:val="fr-FR"/>
+        </w:rPr>
+        <w:t>C8 — Sécurité &amp; Conformité</w:t>
+      </w:r>
+    </w:p>
+    <w:p>
+      <w:pPr>
+        <w:pStyle w:val="CommentText"/>
+      </w:pPr>
+      <w:r>
+        <w:rPr>
+          <w:b/>
+          <w:bCs/>
+          <w:color w:val="1F1F1F"/>
+          <w:lang w:val="fr-FR"/>
+        </w:rPr>
+        <w:t>C9 — Performance &amp; Fiabilité</w:t>
+      </w:r>
+    </w:p>
+    <w:p>
+      <w:pPr>
+        <w:pStyle w:val="CommentText"/>
+      </w:pPr>
+      <w:r>
+        <w:rPr>
+          <w:b/>
+          <w:bCs/>
+          <w:color w:val="1F3864"/>
+          <w:lang w:val="fr-FR"/>
+        </w:rPr>
+        <w:t>Dimension Stratégique — 25%</w:t>
+      </w:r>
+    </w:p>
+    <w:p>
+      <w:pPr>
+        <w:pStyle w:val="CommentText"/>
+      </w:pPr>
+      <w:r>
+        <w:rPr>
+          <w:b/>
+          <w:bCs/>
+          <w:color w:val="1F1F1F"/>
+          <w:lang w:val="fr-FR"/>
+        </w:rPr>
+        <w:t>C10 — Coût (TCO indicatif)</w:t>
+      </w:r>
+    </w:p>
+    <w:p>
+      <w:pPr>
+        <w:pStyle w:val="CommentText"/>
+      </w:pPr>
+      <w:r>
+        <w:rPr>
+          <w:b/>
+          <w:bCs/>
+          <w:color w:val="1F1F1F"/>
+          <w:lang w:val="fr-FR"/>
+        </w:rPr>
+        <w:t>C11 — Souveraineté des Données</w:t>
+      </w:r>
+    </w:p>
+    <w:p>
+      <w:pPr>
+        <w:pStyle w:val="CommentText"/>
+      </w:pPr>
+      <w:r>
+        <w:rPr>
+          <w:b/>
+          <w:bCs/>
+          <w:color w:val="1F1F1F"/>
+          <w:lang w:val="fr-FR"/>
+        </w:rPr>
+        <w:t>C12 — Maturité &amp; Pérennité</w:t>
+      </w:r>
+    </w:p>
+    <w:p>
+      <w:pPr>
+        <w:pStyle w:val="CommentText"/>
+      </w:pPr>
+      <w:r>
+        <w:rPr>
+          <w:b/>
+          <w:bCs/>
+          <w:color w:val="1F1F1F"/>
+          <w:lang w:val="fr-FR"/>
+        </w:rPr>
+        <w:t>C13 — Time-to-Market</w:t>
+      </w:r>
+    </w:p>
+    <w:p>
+      <w:pPr>
+        <w:pStyle w:val="CommentText"/>
+      </w:pPr>
+    </w:p>
+  </w:comment>
+  <w:comment w:id="34" w:author="Omri IYED" w:date="2026-06-13T12:56:00Z" w:initials="OI">
+    <w:p>
+      <w:pPr>
+        <w:pStyle w:val="CommentText"/>
+      </w:pPr>
+      <w:r>
+        <w:rPr>
+          <w:rStyle w:val="CommentReference"/>
+        </w:rPr>
+        <w:annotationRef/>
+      </w:r>
+      <w:r>
+        <w:rPr>
+          <w:b/>
+          <w:bCs/>
+          <w:color w:val="FFFFFF"/>
+          <w:lang w:val="fr-FR"/>
+        </w:rPr>
+        <w:t>Critère / Dimension</w:t>
+      </w:r>
+    </w:p>
+    <w:p>
+      <w:pPr>
+        <w:pStyle w:val="CommentText"/>
+      </w:pPr>
+      <w:r>
+        <w:rPr>
+          <w:b/>
+          <w:bCs/>
+          <w:color w:val="1F3864"/>
+          <w:lang w:val="fr-FR"/>
+        </w:rPr>
+        <w:t>Dimension Fonctionnelle — 50%</w:t>
+      </w:r>
+    </w:p>
+    <w:p>
+      <w:pPr>
+        <w:pStyle w:val="CommentText"/>
+      </w:pPr>
+      <w:r>
+        <w:rPr>
+          <w:b/>
+          <w:bCs/>
+          <w:color w:val="1F1F1F"/>
+          <w:lang w:val="fr-FR"/>
+        </w:rPr>
+        <w:t>C1 — Couverture QCM</w:t>
+      </w:r>
+    </w:p>
+    <w:p>
+      <w:pPr>
+        <w:pStyle w:val="CommentText"/>
+      </w:pPr>
+      <w:r>
+        <w:rPr>
+          <w:b/>
+          <w:bCs/>
+          <w:color w:val="1F1F1F"/>
+          <w:lang w:val="fr-FR"/>
+        </w:rPr>
+        <w:t>C2 — Ateliers Pratiques</w:t>
+      </w:r>
+    </w:p>
+    <w:p>
+      <w:pPr>
+        <w:pStyle w:val="CommentText"/>
+      </w:pPr>
+      <w:r>
+        <w:rPr>
+          <w:b/>
+          <w:bCs/>
+          <w:color w:val="1F1F1F"/>
+          <w:lang w:val="fr-FR"/>
+        </w:rPr>
+        <w:t>C3 — Chatbot IA Intégré</w:t>
+      </w:r>
+    </w:p>
+    <w:p>
+      <w:pPr>
+        <w:pStyle w:val="CommentText"/>
+      </w:pPr>
+      <w:r>
+        <w:rPr>
+          <w:b/>
+          <w:bCs/>
+          <w:color w:val="1F1F1F"/>
+          <w:lang w:val="fr-FR"/>
+        </w:rPr>
+        <w:t>C4 — Certification Vérifiable</w:t>
+      </w:r>
+    </w:p>
+    <w:p>
+      <w:pPr>
+        <w:pStyle w:val="CommentText"/>
+      </w:pPr>
+      <w:r>
+        <w:rPr>
+          <w:b/>
+          <w:bCs/>
+          <w:color w:val="1F1F1F"/>
+          <w:lang w:val="fr-FR"/>
+        </w:rPr>
+        <w:t>C5 — Gestion Multi-Rôles</w:t>
+      </w:r>
+    </w:p>
+    <w:p>
+      <w:pPr>
+        <w:pStyle w:val="CommentText"/>
+      </w:pPr>
+      <w:r>
+        <w:rPr>
+          <w:b/>
+          <w:bCs/>
+          <w:color w:val="1F3864"/>
+          <w:lang w:val="fr-FR"/>
+        </w:rPr>
+        <w:t>Dimension Technique — 25%</w:t>
+      </w:r>
+    </w:p>
+    <w:p>
+      <w:pPr>
+        <w:pStyle w:val="CommentText"/>
+      </w:pPr>
+      <w:r>
+        <w:rPr>
+          <w:b/>
+          <w:bCs/>
+          <w:color w:val="1F1F1F"/>
+          <w:lang w:val="fr-FR"/>
+        </w:rPr>
+        <w:t>C6 — Architecture &amp; Évolutivité</w:t>
+      </w:r>
+    </w:p>
+    <w:p>
+      <w:pPr>
+        <w:pStyle w:val="CommentText"/>
+      </w:pPr>
+      <w:r>
+        <w:rPr>
+          <w:b/>
+          <w:bCs/>
+          <w:lang w:val="fr-FR"/>
+        </w:rPr>
+        <w:t>C7 — Intégration IA / LLM</w:t>
+      </w:r>
+    </w:p>
+    <w:p>
+      <w:pPr>
+        <w:pStyle w:val="CommentText"/>
+      </w:pPr>
+      <w:r>
+        <w:rPr>
+          <w:b/>
+          <w:bCs/>
+          <w:color w:val="1F1F1F"/>
+          <w:lang w:val="fr-FR"/>
+        </w:rPr>
+        <w:t>C8 — Sécurité &amp; Conformité</w:t>
+      </w:r>
+    </w:p>
+    <w:p>
+      <w:pPr>
+        <w:pStyle w:val="CommentText"/>
+      </w:pPr>
+      <w:r>
+        <w:rPr>
+          <w:b/>
+          <w:bCs/>
+          <w:color w:val="1F1F1F"/>
+          <w:lang w:val="fr-FR"/>
+        </w:rPr>
+        <w:t>C9 — Performance &amp; Fiabilité</w:t>
+      </w:r>
+    </w:p>
+    <w:p>
+      <w:pPr>
+        <w:pStyle w:val="CommentText"/>
+      </w:pPr>
+      <w:r>
+        <w:rPr>
+          <w:b/>
+          <w:bCs/>
+          <w:color w:val="1F3864"/>
+          <w:lang w:val="fr-FR"/>
+        </w:rPr>
+        <w:t>Dimension Stratégique — 25%</w:t>
+      </w:r>
+    </w:p>
+    <w:p>
+      <w:pPr>
+        <w:pStyle w:val="CommentText"/>
+      </w:pPr>
+      <w:r>
+        <w:rPr>
+          <w:b/>
+          <w:bCs/>
+          <w:color w:val="1F1F1F"/>
+          <w:lang w:val="fr-FR"/>
+        </w:rPr>
+        <w:t>C10 — Coût (TCO indicatif)</w:t>
+      </w:r>
+    </w:p>
+    <w:p>
+      <w:pPr>
+        <w:pStyle w:val="CommentText"/>
+      </w:pPr>
+      <w:r>
+        <w:rPr>
+          <w:b/>
+          <w:bCs/>
+          <w:color w:val="1F1F1F"/>
+          <w:lang w:val="fr-FR"/>
+        </w:rPr>
+        <w:t>C11 — Souveraineté des Données</w:t>
+      </w:r>
+    </w:p>
+    <w:p>
+      <w:pPr>
+        <w:pStyle w:val="CommentText"/>
+      </w:pPr>
+      <w:r>
+        <w:rPr>
+          <w:b/>
+          <w:bCs/>
+          <w:color w:val="1F1F1F"/>
+          <w:lang w:val="fr-FR"/>
+        </w:rPr>
+        <w:t>C12 — Maturité &amp; Pérennité</w:t>
+      </w:r>
+    </w:p>
+    <w:p>
+      <w:pPr>
+        <w:pStyle w:val="CommentText"/>
+      </w:pPr>
+      <w:r>
+        <w:rPr>
+          <w:b/>
+          <w:bCs/>
+          <w:color w:val="1F1F1F"/>
+          <w:lang w:val="fr-FR"/>
+        </w:rPr>
+        <w:t>C13 — Time-to-Market</w:t>
+      </w:r>
+    </w:p>
+  </w:comment>
+  <w:comment w:id="38" w:author="Omri IYED" w:date="2026-06-13T12:56:00Z" w:initials="OI">
+    <w:p>
+      <w:pPr>
+        <w:pStyle w:val="CommentText"/>
+      </w:pPr>
+      <w:r>
+        <w:rPr>
+          <w:rStyle w:val="CommentReference"/>
+        </w:rPr>
+        <w:annotationRef/>
+      </w:r>
+      <w:r>
+        <w:rPr>
+          <w:b/>
+          <w:bCs/>
+          <w:color w:val="FFFFFF"/>
+        </w:rPr>
+        <w:t>Critère / Dimension</w:t>
+      </w:r>
+    </w:p>
+    <w:p>
+      <w:pPr>
+        <w:pStyle w:val="CommentText"/>
+      </w:pPr>
+      <w:r>
+        <w:rPr>
+          <w:b/>
+          <w:bCs/>
+          <w:color w:val="1F3864"/>
+        </w:rPr>
+        <w:t>Dimension Fonctionnelle — 50%</w:t>
+      </w:r>
+    </w:p>
+    <w:p>
+      <w:pPr>
+        <w:pStyle w:val="CommentText"/>
+      </w:pPr>
+      <w:r>
+        <w:rPr>
+          <w:b/>
+          <w:bCs/>
+          <w:color w:val="1F1F1F"/>
+        </w:rPr>
+        <w:t>C1 — Couverture QCM</w:t>
+      </w:r>
+    </w:p>
+    <w:p>
+      <w:pPr>
+        <w:pStyle w:val="CommentText"/>
+      </w:pPr>
+      <w:r>
+        <w:rPr>
+          <w:b/>
+          <w:bCs/>
+          <w:color w:val="1F1F1F"/>
+        </w:rPr>
+        <w:t>C2 — Ateliers Pratiques</w:t>
+      </w:r>
+    </w:p>
+    <w:p>
+      <w:pPr>
+        <w:pStyle w:val="CommentText"/>
+      </w:pPr>
+      <w:r>
+        <w:rPr>
+          <w:b/>
+          <w:bCs/>
+          <w:color w:val="1F1F1F"/>
+        </w:rPr>
+        <w:t>C3 — Chatbot IA Intégré</w:t>
+      </w:r>
+    </w:p>
+    <w:p>
+      <w:pPr>
+        <w:pStyle w:val="CommentText"/>
+      </w:pPr>
+      <w:r>
+        <w:rPr>
+          <w:b/>
+          <w:bCs/>
+          <w:color w:val="1F1F1F"/>
+        </w:rPr>
+        <w:t>C4 — Certification Vérifiable</w:t>
+      </w:r>
+    </w:p>
+    <w:p>
+      <w:pPr>
+        <w:pStyle w:val="CommentText"/>
+      </w:pPr>
+      <w:r>
+        <w:rPr>
+          <w:b/>
+          <w:bCs/>
+          <w:color w:val="1F1F1F"/>
+        </w:rPr>
+        <w:t>C5 — Gestion Multi-Rôles</w:t>
+      </w:r>
+    </w:p>
+    <w:p>
+      <w:pPr>
+        <w:pStyle w:val="CommentText"/>
+      </w:pPr>
+      <w:r>
+        <w:rPr>
+          <w:b/>
+          <w:bCs/>
+          <w:color w:val="1F3864"/>
+        </w:rPr>
+        <w:t>Dimension Technique — 25%</w:t>
+      </w:r>
+    </w:p>
+    <w:p>
+      <w:pPr>
+        <w:pStyle w:val="CommentText"/>
+      </w:pPr>
+      <w:r>
+        <w:rPr>
+          <w:b/>
+          <w:bCs/>
+          <w:color w:val="1F1F1F"/>
+        </w:rPr>
+        <w:t>C6 — Architecture &amp; Évolutivité</w:t>
+      </w:r>
+    </w:p>
+    <w:p>
+      <w:pPr>
+        <w:pStyle w:val="CommentText"/>
+      </w:pPr>
+      <w:r>
+        <w:rPr>
+          <w:b/>
+          <w:bCs/>
+          <w:color w:val="000000"/>
+        </w:rPr>
+        <w:t>C7 — Intégration IA / LLM</w:t>
+      </w:r>
+    </w:p>
+    <w:p>
+      <w:pPr>
+        <w:pStyle w:val="CommentText"/>
+      </w:pPr>
+      <w:r>
+        <w:rPr>
+          <w:b/>
+          <w:bCs/>
+          <w:color w:val="1F1F1F"/>
+        </w:rPr>
+        <w:t>C8 — Sécurité &amp; Conformité</w:t>
+      </w:r>
+    </w:p>
+    <w:p>
+      <w:pPr>
+        <w:pStyle w:val="CommentText"/>
+      </w:pPr>
+      <w:r>
+        <w:rPr>
+          <w:b/>
+          <w:bCs/>
+          <w:color w:val="1F1F1F"/>
+        </w:rPr>
+        <w:t>C9 — Performance &amp; Fiabilité</w:t>
+      </w:r>
+    </w:p>
+    <w:p>
+      <w:pPr>
+        <w:pStyle w:val="CommentText"/>
+      </w:pPr>
+      <w:r>
+        <w:rPr>
+          <w:b/>
+          <w:bCs/>
+          <w:color w:val="1F3864"/>
+        </w:rPr>
+        <w:t>Dimension Stratégique — 25%</w:t>
+      </w:r>
+    </w:p>
+    <w:p>
+      <w:pPr>
+        <w:pStyle w:val="CommentText"/>
+      </w:pPr>
+      <w:r>
+        <w:rPr>
+          <w:b/>
+          <w:bCs/>
+          <w:color w:val="1F1F1F"/>
+        </w:rPr>
+        <w:t>C10 — Coût (TCO indicatif)</w:t>
+      </w:r>
+    </w:p>
+    <w:p>
+      <w:pPr>
+        <w:pStyle w:val="CommentText"/>
+      </w:pPr>
+      <w:r>
+        <w:rPr>
+          <w:b/>
+          <w:bCs/>
+          <w:color w:val="1F1F1F"/>
+        </w:rPr>
+        <w:t>C11 — Souveraineté des Données</w:t>
+      </w:r>
+    </w:p>
+    <w:p>
+      <w:pPr>
+        <w:pStyle w:val="CommentText"/>
+      </w:pPr>
+      <w:r>
+        <w:rPr>
+          <w:b/>
+          <w:bCs/>
+          <w:color w:val="1F1F1F"/>
+        </w:rPr>
+        <w:t>C12 — Maturité &amp; Pérennité</w:t>
+      </w:r>
+    </w:p>
+    <w:p>
+      <w:pPr>
+        <w:pStyle w:val="CommentText"/>
+      </w:pPr>
+      <w:r>
+        <w:rPr>
+          <w:b/>
+          <w:bCs/>
+          <w:color w:val="1F1F1F"/>
+        </w:rPr>
+        <w:t>C13 — Time-to-Market</w:t>
+      </w:r>
+    </w:p>
+  </w:comment>
+  <w:comment w:id="41" w:author="Omri IYED" w:date="2026-06-13T12:57:00Z" w:initials="OI">
+    <w:p>
+      <w:pPr>
+        <w:pStyle w:val="CommentText"/>
+      </w:pPr>
+      <w:r>
+        <w:rPr>
+          <w:rStyle w:val="CommentReference"/>
+        </w:rPr>
+        <w:annotationRef/>
+      </w:r>
+      <w:r>
+        <w:rPr>
+          <w:b/>
+          <w:bCs/>
+          <w:color w:val="FFFFFF"/>
+        </w:rPr>
+        <w:t>Critère / Dimension</w:t>
+      </w:r>
+    </w:p>
+    <w:p>
+      <w:pPr>
+        <w:pStyle w:val="CommentText"/>
+      </w:pPr>
+      <w:r>
+        <w:rPr>
+          <w:b/>
+          <w:bCs/>
+          <w:color w:val="1F3864"/>
+        </w:rPr>
+        <w:t>Dimension Fonctionnelle — 50%</w:t>
+      </w:r>
+    </w:p>
+    <w:p>
+      <w:pPr>
+        <w:pStyle w:val="CommentText"/>
+      </w:pPr>
+      <w:r>
+        <w:rPr>
+          <w:b/>
+          <w:bCs/>
+          <w:color w:val="1F1F1F"/>
+        </w:rPr>
+        <w:t>C1 — Couverture QCM</w:t>
+      </w:r>
+    </w:p>
+    <w:p>
+      <w:pPr>
+        <w:pStyle w:val="CommentText"/>
+      </w:pPr>
+      <w:r>
+        <w:rPr>
+          <w:b/>
+          <w:bCs/>
+          <w:color w:val="1F1F1F"/>
+        </w:rPr>
+        <w:t>C2 — Ateliers Pratiques</w:t>
+      </w:r>
+    </w:p>
+    <w:p>
+      <w:pPr>
+        <w:pStyle w:val="CommentText"/>
+      </w:pPr>
+      <w:r>
+        <w:rPr>
+          <w:b/>
+          <w:bCs/>
+          <w:color w:val="1F1F1F"/>
+        </w:rPr>
+        <w:t>C3 — Chatbot IA Intégré</w:t>
+      </w:r>
+    </w:p>
+    <w:p>
+      <w:pPr>
+        <w:pStyle w:val="CommentText"/>
+      </w:pPr>
+      <w:r>
+        <w:rPr>
+          <w:b/>
+          <w:bCs/>
+          <w:color w:val="1F1F1F"/>
+        </w:rPr>
+        <w:t>C4 — Certification Vérifiable</w:t>
+      </w:r>
+    </w:p>
+    <w:p>
+      <w:pPr>
+        <w:pStyle w:val="CommentText"/>
+      </w:pPr>
+      <w:r>
+        <w:rPr>
+          <w:b/>
+          <w:bCs/>
+          <w:color w:val="1F1F1F"/>
+        </w:rPr>
+        <w:t>C5 — Gestion Multi-Rôles</w:t>
+      </w:r>
+    </w:p>
+    <w:p>
+      <w:pPr>
+        <w:pStyle w:val="CommentText"/>
+      </w:pPr>
+      <w:r>
+        <w:rPr>
+          <w:b/>
+          <w:bCs/>
+          <w:color w:val="1F3864"/>
+        </w:rPr>
+        <w:t>Dimension Technique — 25%</w:t>
+      </w:r>
+    </w:p>
+    <w:p>
+      <w:pPr>
+        <w:pStyle w:val="CommentText"/>
+      </w:pPr>
+      <w:r>
+        <w:rPr>
+          <w:b/>
+          <w:bCs/>
+          <w:color w:val="1F1F1F"/>
+        </w:rPr>
+        <w:t>C6 — Architecture &amp; Évolutivité</w:t>
+      </w:r>
+    </w:p>
+    <w:p>
+      <w:pPr>
+        <w:pStyle w:val="CommentText"/>
+      </w:pPr>
+      <w:r>
+        <w:rPr>
+          <w:b/>
+          <w:bCs/>
+          <w:color w:val="000000"/>
+        </w:rPr>
+        <w:t>C7 — Intégration IA / LLM</w:t>
+      </w:r>
+    </w:p>
+    <w:p>
+      <w:pPr>
+        <w:pStyle w:val="CommentText"/>
+      </w:pPr>
+      <w:r>
+        <w:rPr>
+          <w:b/>
+          <w:bCs/>
+          <w:color w:val="1F1F1F"/>
+        </w:rPr>
+        <w:t>C8 — Sécurité &amp; Conformité</w:t>
+      </w:r>
+    </w:p>
+    <w:p>
+      <w:pPr>
+        <w:pStyle w:val="CommentText"/>
+      </w:pPr>
+      <w:r>
+        <w:rPr>
+          <w:b/>
+          <w:bCs/>
+          <w:color w:val="1F1F1F"/>
+        </w:rPr>
+        <w:t>C9 — Performance &amp; Fiabilité</w:t>
+      </w:r>
+    </w:p>
+    <w:p>
+      <w:pPr>
+        <w:pStyle w:val="CommentText"/>
+      </w:pPr>
+      <w:r>
+        <w:rPr>
+          <w:b/>
+          <w:bCs/>
+          <w:color w:val="1F3864"/>
+        </w:rPr>
+        <w:t>Dimension Stratégique — 25%</w:t>
+      </w:r>
+    </w:p>
+    <w:p>
+      <w:pPr>
+        <w:pStyle w:val="CommentText"/>
+      </w:pPr>
+      <w:r>
+        <w:rPr>
+          <w:b/>
+          <w:bCs/>
+          <w:color w:val="1F1F1F"/>
+        </w:rPr>
+        <w:t>C10 — Coût (TCO indicatif)</w:t>
+      </w:r>
+    </w:p>
+    <w:p>
+      <w:pPr>
+        <w:pStyle w:val="CommentText"/>
+      </w:pPr>
+      <w:r>
+        <w:rPr>
+          <w:b/>
+          <w:bCs/>
+          <w:color w:val="1F1F1F"/>
+        </w:rPr>
+        <w:t>C11 — Souveraineté des Données</w:t>
+      </w:r>
+    </w:p>
+    <w:p>
+      <w:pPr>
+        <w:pStyle w:val="CommentText"/>
+      </w:pPr>
+      <w:r>
+        <w:rPr>
+          <w:b/>
+          <w:bCs/>
+          <w:color w:val="1F1F1F"/>
+        </w:rPr>
+        <w:t>C12 — Maturité &amp; Pérennité</w:t>
+      </w:r>
+    </w:p>
+    <w:p>
+      <w:pPr>
+        <w:pStyle w:val="CommentText"/>
+      </w:pPr>
+      <w:r>
+        <w:rPr>
+          <w:b/>
+          <w:bCs/>
+          <w:color w:val="1F1F1F"/>
+        </w:rPr>
+        <w:t>C13 — Time-to-Market</w:t>
+      </w:r>
+    </w:p>
+  </w:comment>
+  <w:comment w:id="54" w:author="Omri IYED" w:date="2026-06-13T18:19:00Z" w:initials="OI">
+    <w:p>
+      <w:pPr>
+        <w:pStyle w:val="CommentText"/>
+      </w:pPr>
+      <w:r>
+        <w:rPr>
+          <w:rStyle w:val="CommentReference"/>
+        </w:rPr>
+        <w:annotationRef/>
+      </w:r>
+      <w:r>
+        <w:rPr>
+          <w:b/>
+          <w:bCs/>
+          <w:color w:val="FFFFFF"/>
+          <w:lang w:val="fr-FR"/>
+        </w:rPr>
+        <w:t>Verdict = jugement</w:t>
       </w:r>
     </w:p>
   </w:comment>
@@ -35248,24 +36648,57 @@
 <file path=word/commentsExtended.xml><?xml version="1.0" encoding="utf-8"?>
 <w15:commentsEx xmlns:wpc="http://schemas.microsoft.com/office/word/2010/wordprocessingCanvas" xmlns:cx="http://schemas.microsoft.com/office/drawing/2014/chartex" xmlns:cx1="http://schemas.microsoft.com/office/drawing/2015/9/8/chartex" xmlns:cx2="http://schemas.microsoft.com/office/drawing/2015/10/21/chartex" xmlns:cx3="http://schemas.microsoft.com/office/drawing/2016/5/9/chartex" xmlns:cx4="http://schemas.microsoft.com/office/drawing/2016/5/10/chartex" xmlns:cx5="http://schemas.microsoft.com/office/drawing/2016/5/11/chartex" xmlns:cx6="http://schemas.microsoft.com/office/drawing/2016/5/12/chartex" xmlns:cx7="http://schemas.microsoft.com/office/drawing/2016/5/13/chartex" xmlns:cx8="http://schemas.microsoft.com/office/drawing/2016/5/14/chartex" xmlns:mc="http://schemas.openxmlformats.org/markup-compatibility/2006" xmlns:aink="http://schemas.microsoft.com/office/drawing/2016/ink" xmlns:am3d="http://schemas.microsoft.com/office/drawing/2017/model3d" xmlns:o="urn:schemas-microsoft-com:office:office" xmlns:oel="http://schemas.microsoft.com/office/2019/extlst" xmlns:r="http://schemas.openxmlformats.org/officeDocument/2006/relationships" xmlns:m="http://schemas.openxmlformats.org/officeDocument/2006/math" xmlns:v="urn:schemas-microsoft-com:vml" xmlns:wp14="http://schemas.microsoft.com/office/word/2010/wordprocessingDrawing" xmlns:wp="http://schemas.openxmlformats.org/drawingml/2006/wordprocessingDrawing" xmlns:w10="urn:schemas-microsoft-com:office:word" xmlns:w="http://schemas.openxmlformats.org/wordprocessingml/2006/main" xmlns:w14="http://schemas.microsoft.com/office/word/2010/wordml" xmlns:w15="http://schemas.microsoft.com/office/word/2012/wordml" xmlns:w16cex="http://schemas.microsoft.com/office/word/2018/wordml/cex" xmlns:w16cid="http://schemas.microsoft.com/office/word/2016/wordml/cid" xmlns:w16="http://schemas.microsoft.com/office/word/2018/wordml" xmlns:w16du="http://schemas.microsoft.com/office/word/2023/wordml/word16du" xmlns:w16sdtdh="http://schemas.microsoft.com/office/word/2020/wordml/sdtdatahash" xmlns:w16sdtfl="http://schemas.microsoft.com/office/word/2024/wordml/sdtformatlock" xmlns:w16se="http://schemas.microsoft.com/office/word/2015/wordml/symex" xmlns:wpg="http://schemas.microsoft.com/office/word/2010/wordprocessingGroup" xmlns:wpi="http://schemas.microsoft.com/office/word/2010/wordprocessingInk" xmlns:wne="http://schemas.microsoft.com/office/word/2006/wordml" xmlns:wps="http://schemas.microsoft.com/office/word/2010/wordprocessingShape" mc:Ignorable="w14 w15 w16se w16cid w16 w16cex w16sdtdh w16sdtfl w16du wp14">
   <w15:commentEx w15:paraId="1697D6A1" w15:done="1"/>
+  <w15:commentEx w15:paraId="380AE0C9" w15:done="1"/>
   <w15:commentEx w15:paraId="2C3E4715" w15:done="1"/>
   <w15:commentEx w15:paraId="03AFCA03" w15:done="1"/>
+  <w15:commentEx w15:paraId="3EB77917" w15:done="1"/>
+  <w15:commentEx w15:paraId="3DC49F8E" w15:done="1"/>
+  <w15:commentEx w15:paraId="242E3176" w15:done="1"/>
+  <w15:commentEx w15:paraId="50B25371" w15:done="1"/>
+  <w15:commentEx w15:paraId="42102BCF" w15:done="0"/>
+  <w15:commentEx w15:paraId="20A36CA0" w15:done="1"/>
 </w15:commentsEx>
 </file>
 
 <file path=word/commentsExtensible.xml><?xml version="1.0" encoding="utf-8"?>
 <w16cex:commentsExtensible xmlns:wpc="http://schemas.microsoft.com/office/word/2010/wordprocessingCanvas" xmlns:cx="http://schemas.microsoft.com/office/drawing/2014/chartex" xmlns:cx1="http://schemas.microsoft.com/office/drawing/2015/9/8/chartex" xmlns:cx2="http://schemas.microsoft.com/office/drawing/2015/10/21/chartex" xmlns:cx3="http://schemas.microsoft.com/office/drawing/2016/5/9/chartex" xmlns:cx4="http://schemas.microsoft.com/office/drawing/2016/5/10/chartex" xmlns:cx5="http://schemas.microsoft.com/office/drawing/2016/5/11/chartex" xmlns:cx6="http://schemas.microsoft.com/office/drawing/2016/5/12/chartex" xmlns:cx7="http://schemas.microsoft.com/office/drawing/2016/5/13/chartex" xmlns:cx8="http://schemas.microsoft.com/office/drawing/2016/5/14/chartex" xmlns:cr="http://schemas.microsoft.com/office/comments/2020/reactions" xmlns:mc="http://schemas.openxmlformats.org/markup-compatibility/2006" xmlns:aink="http://schemas.microsoft.com/office/drawing/2016/ink" xmlns:am3d="http://schemas.microsoft.com/office/drawing/2017/model3d" xmlns:o="urn:schemas-microsoft-com:office:office" xmlns:oel="http://schemas.microsoft.com/office/2019/extlst" xmlns:r="http://schemas.openxmlformats.org/officeDocument/2006/relationships" xmlns:m="http://schemas.openxmlformats.org/officeDocument/2006/math" xmlns:v="urn:schemas-microsoft-com:vml" xmlns:wp14="http://schemas.microsoft.com/office/word/2010/wordprocessingDrawing" xmlns:wp="http://schemas.openxmlformats.org/drawingml/2006/wordprocessingDrawing" xmlns:w10="urn:schemas-microsoft-com:office:word" xmlns:w="http://schemas.openxmlformats.org/wordprocessingml/2006/main" xmlns:w14="http://schemas.microsoft.com/office/word/2010/wordml" xmlns:w15="http://schemas.microsoft.com/office/word/2012/wordml" xmlns:w16cex="http://schemas.microsoft.com/office/word/2018/wordml/cex" xmlns:w16cid="http://schemas.microsoft.com/office/word/2016/wordml/cid" xmlns:w16="http://schemas.microsoft.com/office/word/2018/wordml" xmlns:w16du="http://schemas.microsoft.com/office/word/2023/wordml/word16du" xmlns:w16sdtdh="http://schemas.microsoft.com/office/word/2020/wordml/sdtdatahash" xmlns:w16sdtfl="http://schemas.microsoft.com/office/word/2024/wordml/sdtformatlock" xmlns:w16se="http://schemas.microsoft.com/office/word/2015/wordml/symex" xmlns:wpg="http://schemas.microsoft.com/office/word/2010/wordprocessingGroup" xmlns:wpi="http://schemas.microsoft.com/office/word/2010/wordprocessingInk" xmlns:wne="http://schemas.microsoft.com/office/word/2006/wordml" xmlns:wps="http://schemas.microsoft.com/office/word/2010/wordprocessingShape" mc:Ignorable="w14 w15 w16se w16cid w16 w16cex w16sdtdh w16sdtfl cr w16du wp14">
   <w16cex:commentExtensible w16cex:durableId="66F35502" w16cex:dateUtc="2026-05-03T08:24:00Z"/>
+  <w16cex:commentExtensible w16cex:durableId="6C728084" w16cex:dateUtc="2026-06-13T11:17:00Z">
+    <w16cex:extLst>
+      <w16:ext w16:uri="{CE6994B0-6A32-4C9F-8C6B-6E91EDA988CE}">
+        <cr:reactions xmlns:cr="http://schemas.microsoft.com/office/comments/2020/reactions">
+          <cr:reaction reactionType="1">
+            <cr:reactionInfo dateUtc="2026-06-13T11:17:49Z">
+              <cr:user userId="S::Omri.Iyed@esprit.tn::c83910bd-e680-4521-8224-137c569f2e3a" userProvider="AD" userName="Omri IYED"/>
+            </cr:reactionInfo>
+          </cr:reaction>
+        </cr:reactions>
+      </w16:ext>
+    </w16cex:extLst>
+  </w16cex:commentExtensible>
   <w16cex:commentExtensible w16cex:durableId="59F6266B" w16cex:dateUtc="2026-05-03T08:50:00Z"/>
   <w16cex:commentExtensible w16cex:durableId="191D2873" w16cex:dateUtc="2026-05-03T08:54:00Z"/>
+  <w16cex:commentExtensible w16cex:durableId="55AC398D" w16cex:dateUtc="2026-06-13T11:55:00Z"/>
+  <w16cex:commentExtensible w16cex:durableId="78CB8935" w16cex:dateUtc="2026-06-13T11:56:00Z"/>
+  <w16cex:commentExtensible w16cex:durableId="3F6C7DE9" w16cex:dateUtc="2026-06-13T11:56:00Z"/>
+  <w16cex:commentExtensible w16cex:durableId="062687D5" w16cex:dateUtc="2026-06-13T11:56:00Z"/>
+  <w16cex:commentExtensible w16cex:durableId="4FA20093" w16cex:dateUtc="2026-06-13T11:57:00Z"/>
+  <w16cex:commentExtensible w16cex:durableId="64327395" w16cex:dateUtc="2026-06-13T17:19:00Z"/>
 </w16cex:commentsExtensible>
 </file>
 
 <file path=word/commentsIds.xml><?xml version="1.0" encoding="utf-8"?>
 <w16cid:commentsIds xmlns:wpc="http://schemas.microsoft.com/office/word/2010/wordprocessingCanvas" xmlns:cx="http://schemas.microsoft.com/office/drawing/2014/chartex" xmlns:cx1="http://schemas.microsoft.com/office/drawing/2015/9/8/chartex" xmlns:cx2="http://schemas.microsoft.com/office/drawing/2015/10/21/chartex" xmlns:cx3="http://schemas.microsoft.com/office/drawing/2016/5/9/chartex" xmlns:cx4="http://schemas.microsoft.com/office/drawing/2016/5/10/chartex" xmlns:cx5="http://schemas.microsoft.com/office/drawing/2016/5/11/chartex" xmlns:cx6="http://schemas.microsoft.com/office/drawing/2016/5/12/chartex" xmlns:cx7="http://schemas.microsoft.com/office/drawing/2016/5/13/chartex" xmlns:cx8="http://schemas.microsoft.com/office/drawing/2016/5/14/chartex" xmlns:mc="http://schemas.openxmlformats.org/markup-compatibility/2006" xmlns:aink="http://schemas.microsoft.com/office/drawing/2016/ink" xmlns:am3d="http://schemas.microsoft.com/office/drawing/2017/model3d" xmlns:o="urn:schemas-microsoft-com:office:office" xmlns:oel="http://schemas.microsoft.com/office/2019/extlst" xmlns:r="http://schemas.openxmlformats.org/officeDocument/2006/relationships" xmlns:m="http://schemas.openxmlformats.org/officeDocument/2006/math" xmlns:v="urn:schemas-microsoft-com:vml" xmlns:wp14="http://schemas.microsoft.com/office/word/2010/wordprocessingDrawing" xmlns:wp="http://schemas.openxmlformats.org/drawingml/2006/wordprocessingDrawing" xmlns:w10="urn:schemas-microsoft-com:office:word" xmlns:w="http://schemas.openxmlformats.org/wordprocessingml/2006/main" xmlns:w14="http://schemas.microsoft.com/office/word/2010/wordml" xmlns:w15="http://schemas.microsoft.com/office/word/2012/wordml" xmlns:w16cex="http://schemas.microsoft.com/office/word/2018/wordml/cex" xmlns:w16cid="http://schemas.microsoft.com/office/word/2016/wordml/cid" xmlns:w16="http://schemas.microsoft.com/office/word/2018/wordml" xmlns:w16du="http://schemas.microsoft.com/office/word/2023/wordml/word16du" xmlns:w16sdtdh="http://schemas.microsoft.com/office/word/2020/wordml/sdtdatahash" xmlns:w16sdtfl="http://schemas.microsoft.com/office/word/2024/wordml/sdtformatlock" xmlns:w16se="http://schemas.microsoft.com/office/word/2015/wordml/symex" xmlns:wpg="http://schemas.microsoft.com/office/word/2010/wordprocessingGroup" xmlns:wpi="http://schemas.microsoft.com/office/word/2010/wordprocessingInk" xmlns:wne="http://schemas.microsoft.com/office/word/2006/wordml" xmlns:wps="http://schemas.microsoft.com/office/word/2010/wordprocessingShape" mc:Ignorable="w14 w15 w16se w16cid w16 w16cex w16sdtdh w16sdtfl w16du wp14">
   <w16cid:commentId w16cid:paraId="1697D6A1" w16cid:durableId="66F35502"/>
+  <w16cid:commentId w16cid:paraId="380AE0C9" w16cid:durableId="6C728084"/>
   <w16cid:commentId w16cid:paraId="2C3E4715" w16cid:durableId="59F6266B"/>
   <w16cid:commentId w16cid:paraId="03AFCA03" w16cid:durableId="191D2873"/>
+  <w16cid:commentId w16cid:paraId="3EB77917" w16cid:durableId="55AC398D"/>
+  <w16cid:commentId w16cid:paraId="3DC49F8E" w16cid:durableId="78CB8935"/>
+  <w16cid:commentId w16cid:paraId="242E3176" w16cid:durableId="3F6C7DE9"/>
+  <w16cid:commentId w16cid:paraId="50B25371" w16cid:durableId="062687D5"/>
+  <w16cid:commentId w16cid:paraId="42102BCF" w16cid:durableId="4FA20093"/>
+  <w16cid:commentId w16cid:paraId="20A36CA0" w16cid:durableId="64327395"/>
 </w16cid:commentsIds>
 </file>
 
@@ -35525,6 +36958,7 @@
         <w:rFonts w:ascii="Cambria" w:hAnsi="Cambria" w:cs="Aharoni"/>
         <w:b/>
         <w:bCs/>
+        <w:noProof/>
         <w:color w:val="EE0000"/>
       </w:rPr>
       <w:drawing>
@@ -36133,6 +37567,119 @@
     </w:lvl>
   </w:abstractNum>
   <w:abstractNum w:abstractNumId="4" w15:restartNumberingAfterBreak="0">
+    <w:nsid w:val="1C297887"/>
+    <w:multiLevelType w:val="hybridMultilevel"/>
+    <w:tmpl w:val="43265AF6"/>
+    <w:lvl w:ilvl="0" w:tplc="22AEC71E">
+      <w:start w:val="1"/>
+      <w:numFmt w:val="bullet"/>
+      <w:lvlText w:val=""/>
+      <w:lvlJc w:val="left"/>
+      <w:pPr>
+        <w:ind w:left="1080" w:hanging="360"/>
+      </w:pPr>
+      <w:rPr>
+        <w:rFonts w:ascii="Symbol" w:hAnsi="Symbol"/>
+      </w:rPr>
+    </w:lvl>
+    <w:lvl w:ilvl="1" w:tplc="7960F90E">
+      <w:start w:val="1"/>
+      <w:numFmt w:val="bullet"/>
+      <w:lvlText w:val=""/>
+      <w:lvlJc w:val="left"/>
+      <w:pPr>
+        <w:ind w:left="1080" w:hanging="360"/>
+      </w:pPr>
+      <w:rPr>
+        <w:rFonts w:ascii="Symbol" w:hAnsi="Symbol"/>
+      </w:rPr>
+    </w:lvl>
+    <w:lvl w:ilvl="2" w:tplc="3878D6CE">
+      <w:start w:val="1"/>
+      <w:numFmt w:val="bullet"/>
+      <w:lvlText w:val=""/>
+      <w:lvlJc w:val="left"/>
+      <w:pPr>
+        <w:ind w:left="1080" w:hanging="360"/>
+      </w:pPr>
+      <w:rPr>
+        <w:rFonts w:ascii="Symbol" w:hAnsi="Symbol"/>
+      </w:rPr>
+    </w:lvl>
+    <w:lvl w:ilvl="3" w:tplc="35DCAD72">
+      <w:start w:val="1"/>
+      <w:numFmt w:val="bullet"/>
+      <w:lvlText w:val=""/>
+      <w:lvlJc w:val="left"/>
+      <w:pPr>
+        <w:ind w:left="1080" w:hanging="360"/>
+      </w:pPr>
+      <w:rPr>
+        <w:rFonts w:ascii="Symbol" w:hAnsi="Symbol"/>
+      </w:rPr>
+    </w:lvl>
+    <w:lvl w:ilvl="4" w:tplc="86D2B85A">
+      <w:start w:val="1"/>
+      <w:numFmt w:val="bullet"/>
+      <w:lvlText w:val=""/>
+      <w:lvlJc w:val="left"/>
+      <w:pPr>
+        <w:ind w:left="1080" w:hanging="360"/>
+      </w:pPr>
+      <w:rPr>
+        <w:rFonts w:ascii="Symbol" w:hAnsi="Symbol"/>
+      </w:rPr>
+    </w:lvl>
+    <w:lvl w:ilvl="5" w:tplc="FB9076DC">
+      <w:start w:val="1"/>
+      <w:numFmt w:val="bullet"/>
+      <w:lvlText w:val=""/>
+      <w:lvlJc w:val="left"/>
+      <w:pPr>
+        <w:ind w:left="1080" w:hanging="360"/>
+      </w:pPr>
+      <w:rPr>
+        <w:rFonts w:ascii="Symbol" w:hAnsi="Symbol"/>
+      </w:rPr>
+    </w:lvl>
+    <w:lvl w:ilvl="6" w:tplc="3DD81886">
+      <w:start w:val="1"/>
+      <w:numFmt w:val="bullet"/>
+      <w:lvlText w:val=""/>
+      <w:lvlJc w:val="left"/>
+      <w:pPr>
+        <w:ind w:left="1080" w:hanging="360"/>
+      </w:pPr>
+      <w:rPr>
+        <w:rFonts w:ascii="Symbol" w:hAnsi="Symbol"/>
+      </w:rPr>
+    </w:lvl>
+    <w:lvl w:ilvl="7" w:tplc="210E9A62">
+      <w:start w:val="1"/>
+      <w:numFmt w:val="bullet"/>
+      <w:lvlText w:val=""/>
+      <w:lvlJc w:val="left"/>
+      <w:pPr>
+        <w:ind w:left="1080" w:hanging="360"/>
+      </w:pPr>
+      <w:rPr>
+        <w:rFonts w:ascii="Symbol" w:hAnsi="Symbol"/>
+      </w:rPr>
+    </w:lvl>
+    <w:lvl w:ilvl="8" w:tplc="1A98955E">
+      <w:start w:val="1"/>
+      <w:numFmt w:val="bullet"/>
+      <w:lvlText w:val=""/>
+      <w:lvlJc w:val="left"/>
+      <w:pPr>
+        <w:ind w:left="1080" w:hanging="360"/>
+      </w:pPr>
+      <w:rPr>
+        <w:rFonts w:ascii="Symbol" w:hAnsi="Symbol"/>
+      </w:rPr>
+    </w:lvl>
+  </w:abstractNum>
+  <w:abstractNum w:abstractNumId="5" w15:restartNumberingAfterBreak="0">
     <w:nsid w:val="26AE2DFB"/>
     <w:multiLevelType w:val="multilevel"/>
     <w:tmpl w:val="6ADA9E12"/>
@@ -36281,7 +37828,7 @@
       </w:rPr>
     </w:lvl>
   </w:abstractNum>
-  <w:abstractNum w:abstractNumId="5" w15:restartNumberingAfterBreak="0">
+  <w:abstractNum w:abstractNumId="6" w15:restartNumberingAfterBreak="0">
     <w:nsid w:val="270E7E82"/>
     <w:multiLevelType w:val="hybridMultilevel"/>
     <w:tmpl w:val="40B01F76"/>
@@ -36394,7 +37941,7 @@
       </w:rPr>
     </w:lvl>
   </w:abstractNum>
-  <w:abstractNum w:abstractNumId="6" w15:restartNumberingAfterBreak="0">
+  <w:abstractNum w:abstractNumId="7" w15:restartNumberingAfterBreak="0">
     <w:nsid w:val="324F4041"/>
     <w:multiLevelType w:val="multilevel"/>
     <w:tmpl w:val="0E844922"/>
@@ -36543,7 +38090,7 @@
       </w:rPr>
     </w:lvl>
   </w:abstractNum>
-  <w:abstractNum w:abstractNumId="7" w15:restartNumberingAfterBreak="0">
+  <w:abstractNum w:abstractNumId="8" w15:restartNumberingAfterBreak="0">
     <w:nsid w:val="35CB583B"/>
     <w:multiLevelType w:val="multilevel"/>
     <w:tmpl w:val="34341B52"/>
@@ -36692,7 +38239,7 @@
       </w:rPr>
     </w:lvl>
   </w:abstractNum>
-  <w:abstractNum w:abstractNumId="8" w15:restartNumberingAfterBreak="0">
+  <w:abstractNum w:abstractNumId="9" w15:restartNumberingAfterBreak="0">
     <w:nsid w:val="37B718E0"/>
     <w:multiLevelType w:val="multilevel"/>
     <w:tmpl w:val="0E844922"/>
@@ -36841,7 +38388,7 @@
       </w:rPr>
     </w:lvl>
   </w:abstractNum>
-  <w:abstractNum w:abstractNumId="9" w15:restartNumberingAfterBreak="0">
+  <w:abstractNum w:abstractNumId="10" w15:restartNumberingAfterBreak="0">
     <w:nsid w:val="60A029EB"/>
     <w:multiLevelType w:val="hybridMultilevel"/>
     <w:tmpl w:val="9FDEB5C6"/>
@@ -36953,7 +38500,7 @@
       </w:rPr>
     </w:lvl>
   </w:abstractNum>
-  <w:abstractNum w:abstractNumId="10" w15:restartNumberingAfterBreak="0">
+  <w:abstractNum w:abstractNumId="11" w15:restartNumberingAfterBreak="0">
     <w:nsid w:val="79E101C6"/>
     <w:multiLevelType w:val="multilevel"/>
     <w:tmpl w:val="0E844922"/>
@@ -37102,7 +38649,7 @@
       </w:rPr>
     </w:lvl>
   </w:abstractNum>
-  <w:abstractNum w:abstractNumId="11" w15:restartNumberingAfterBreak="0">
+  <w:abstractNum w:abstractNumId="12" w15:restartNumberingAfterBreak="0">
     <w:nsid w:val="7A4A3C92"/>
     <w:multiLevelType w:val="hybridMultilevel"/>
     <w:tmpl w:val="378EB7C6"/>
@@ -37215,7 +38762,7 @@
       </w:rPr>
     </w:lvl>
   </w:abstractNum>
-  <w:abstractNum w:abstractNumId="12" w15:restartNumberingAfterBreak="0">
+  <w:abstractNum w:abstractNumId="13" w15:restartNumberingAfterBreak="0">
     <w:nsid w:val="7DEE644D"/>
     <w:multiLevelType w:val="hybridMultilevel"/>
     <w:tmpl w:val="5D505208"/>
@@ -37280,7 +38827,7 @@
     </w:lvlOverride>
   </w:num>
   <w:num w:numId="2" w16cid:durableId="688798447">
-    <w:abstractNumId w:val="12"/>
+    <w:abstractNumId w:val="13"/>
     <w:lvlOverride w:ilvl="0">
       <w:startOverride w:val="1"/>
     </w:lvlOverride>
@@ -37289,34 +38836,37 @@
     <w:abstractNumId w:val="0"/>
   </w:num>
   <w:num w:numId="4" w16cid:durableId="1186754634">
-    <w:abstractNumId w:val="4"/>
+    <w:abstractNumId w:val="5"/>
   </w:num>
   <w:num w:numId="5" w16cid:durableId="1068963978">
-    <w:abstractNumId w:val="7"/>
+    <w:abstractNumId w:val="8"/>
   </w:num>
   <w:num w:numId="6" w16cid:durableId="1904414428">
     <w:abstractNumId w:val="2"/>
   </w:num>
   <w:num w:numId="7" w16cid:durableId="1498617110">
-    <w:abstractNumId w:val="5"/>
+    <w:abstractNumId w:val="6"/>
   </w:num>
   <w:num w:numId="8" w16cid:durableId="786658470">
-    <w:abstractNumId w:val="6"/>
+    <w:abstractNumId w:val="7"/>
   </w:num>
   <w:num w:numId="9" w16cid:durableId="119961789">
-    <w:abstractNumId w:val="8"/>
+    <w:abstractNumId w:val="9"/>
   </w:num>
   <w:num w:numId="10" w16cid:durableId="918446265">
     <w:abstractNumId w:val="3"/>
   </w:num>
   <w:num w:numId="11" w16cid:durableId="678121666">
+    <w:abstractNumId w:val="11"/>
+  </w:num>
+  <w:num w:numId="12" w16cid:durableId="594245225">
     <w:abstractNumId w:val="10"/>
   </w:num>
-  <w:num w:numId="12" w16cid:durableId="594245225">
-    <w:abstractNumId w:val="9"/>
+  <w:num w:numId="13" w16cid:durableId="1952590260">
+    <w:abstractNumId w:val="12"/>
   </w:num>
-  <w:num w:numId="13" w16cid:durableId="1952590260">
-    <w:abstractNumId w:val="11"/>
+  <w:num w:numId="14" w16cid:durableId="1421638828">
+    <w:abstractNumId w:val="4"/>
   </w:num>
 </w:numbering>
 </file>
@@ -37817,6 +39367,7 @@
   <w:style w:type="character" w:default="1" w:styleId="DefaultParagraphFont">
     <w:name w:val="Default Paragraph Font"/>
     <w:uiPriority w:val="1"/>
+    <w:semiHidden/>
     <w:unhideWhenUsed/>
   </w:style>
   <w:style w:type="table" w:default="1" w:styleId="TableNormal">
